--- a/qai-cyber-investment/paper.docx
+++ b/qai-cyber-investment/paper.docx
@@ -4270,6 +4270,45 @@
     </w:p>
     <w:p>
       <w:pPr>
+        <w:jc w:val="center"/>
+        <w:spacing w:after="120"/>
+      </w:pPr>
+      <w:r>
+        <w:drawing>
+          <wp:inline xmlns:wp="http://schemas.openxmlformats.org/drawingml/2006/wordprocessingDrawing" distT="0" distB="0" distL="0" distR="0">
+            <wp:extent cx="5715000" cy="3624146"/>
+            <wp:docPr id="1" name="Figure"/>
+            <a:graphic xmlns:a="http://schemas.openxmlformats.org/drawingml/2006/main">
+              <a:graphicData uri="http://schemas.openxmlformats.org/drawingml/2006/picture">
+                <pic:pic xmlns:pic="http://schemas.openxmlformats.org/drawingml/2006/picture">
+                  <pic:nvPicPr>
+                    <pic:cNvPr id="0" name="Figure"/>
+                    <pic:cNvPicPr/>
+                  </pic:nvPicPr>
+                  <pic:blipFill>
+                    <a:blip xmlns:r="http://schemas.openxmlformats.org/officeDocument/2006/relationships" r:embed="rIdImg1"/>
+                    <a:stretch>
+                      <a:fillRect/>
+                    </a:stretch>
+                  </pic:blipFill>
+                  <pic:spPr>
+                    <a:xfrm>
+                      <a:off x="0" y="0"/>
+                      <a:ext cx="5715000" cy="3624146"/>
+                    </a:xfrm>
+                    <a:prstGeom prst="rect">
+                      <a:avLst/>
+                    </a:prstGeom>
+                  </pic:spPr>
+                </pic:pic>
+              </a:graphicData>
+            </a:graphic>
+          </wp:inline>
+        </w:drawing>
+      </w:r>
+    </w:p>
+    <w:p>
+      <w:pPr>
         <w:spacing w:line="360" w:lineRule="auto" w:after="120"/>
       </w:pPr>
       <w:r>
@@ -4331,6 +4370,45 @@
           <w:szCs w:val="22"/>
         </w:rPr>
         <w:t xml:space="preserve">.)</w:t>
+      </w:r>
+    </w:p>
+    <w:p>
+      <w:pPr>
+        <w:jc w:val="center"/>
+        <w:spacing w:after="120"/>
+      </w:pPr>
+      <w:r>
+        <w:drawing>
+          <wp:inline xmlns:wp="http://schemas.openxmlformats.org/drawingml/2006/wordprocessingDrawing" distT="0" distB="0" distL="0" distR="0">
+            <wp:extent cx="5715000" cy="3624146"/>
+            <wp:docPr id="1" name="Figure"/>
+            <a:graphic xmlns:a="http://schemas.openxmlformats.org/drawingml/2006/main">
+              <a:graphicData uri="http://schemas.openxmlformats.org/drawingml/2006/picture">
+                <pic:pic xmlns:pic="http://schemas.openxmlformats.org/drawingml/2006/picture">
+                  <pic:nvPicPr>
+                    <pic:cNvPr id="0" name="Figure"/>
+                    <pic:cNvPicPr/>
+                  </pic:nvPicPr>
+                  <pic:blipFill>
+                    <a:blip xmlns:r="http://schemas.openxmlformats.org/officeDocument/2006/relationships" r:embed="rIdImg2"/>
+                    <a:stretch>
+                      <a:fillRect/>
+                    </a:stretch>
+                  </pic:blipFill>
+                  <pic:spPr>
+                    <a:xfrm>
+                      <a:off x="0" y="0"/>
+                      <a:ext cx="5715000" cy="3624146"/>
+                    </a:xfrm>
+                    <a:prstGeom prst="rect">
+                      <a:avLst/>
+                    </a:prstGeom>
+                  </pic:spPr>
+                </pic:pic>
+              </a:graphicData>
+            </a:graphic>
+          </wp:inline>
+        </w:drawing>
       </w:r>
     </w:p>
     <w:p>

--- a/qai-cyber-investment/paper.docx
+++ b/qai-cyber-investment/paper.docx
@@ -190,7 +190,7 @@
           <w:sz w:val="22"/>
           <w:szCs w:val="22"/>
         </w:rPr>
-        <w:t xml:space="preserve"> framework for cybersecurity investment prioritization that couples three cooperating layers: (i) a data-driven prediction layer that learns per-control breach-mitigation effectiveness; (ii) a knowledge layer that encodes expert security rules through fuzzy amplification to recover value the predictor cannot observe from marginal features; and (iii) a quantum-inspired evolutionary optimizer (QIEA) that solves the budget-constrained selection problem. Because co-funding complementary controls yields super-additive "defence-in-depth" protection, the allocation problem is quadratic and non-submodular, which defeats myopic value-density heuristics. On a reproducible 120-control portfolio averaged over twenty independent seeds, the full framework attains a mean optimality gap of 0.06% to the best solution found, compared with 0.54% for a classical genetic algorithm, 1.84% for value-density greedy selection, and 2.58% for an exact linear optimizer that is blind to synergies. A layer-wise ablation confirms that each component contributes positively, improving realized annual risk reduction by 7.5% over an optimization-only baseline and raising return on security investment to 144%. The framework is implemented in dependency-free Python and released openly, offering security managers a transparent, auditable decision-support tool. Results indicate that modelling control synergies, rather than optimizer choice alone, is the decisive factor for effective cybersecurity budgeting.</w:t>
+        <w:t xml:space="preserve"> framework for cybersecurity investment prioritization that couples three cooperating layers: (i) a data-driven prediction layer that learns per-control breach-mitigation effectiveness; (ii) a knowledge layer that encodes expert security rules through fuzzy amplification to recover value the predictor cannot observe from marginal features; and (iii) a quantum-inspired evolutionary optimizer (QIEA) that solves the budget-constrained selection problem. Because co-funding complementary controls yields super-additive "defence-in-depth" protection, the allocation problem is quadratic and non-submodular, which defeats myopic value-density heuristics. On a reproducible 120-control portfolio averaged over twenty independent seeds, the full framework attains a mean optimality gap of 0.06% to the best solution found, compared with 0.54% for a classical genetic algorithm, 1.84% for value-density greedy selection, and 2.58% for an exact linear optimizer that is blind to synergies. A layer-wise ablation confirms that each component contributes positively, improving realized annual risk reduction by 7.5% over an optimization-only baseline and raising return on security investment to 144.2%. The framework is implemented in dependency-free Python and released openly, offering security managers a transparent, auditable decision-support tool. Results indicate that modelling control synergies, rather than optimizer choice alone, is the decisive factor for effective cybersecurity budgeting.</w:t>
       </w:r>
     </w:p>
     <w:p>
@@ -2669,7 +2669,7 @@
           <w:sz w:val="22"/>
           <w:szCs w:val="22"/>
         </w:rPr>
-        <w:t xml:space="preserve"> equal to 35% of full portfolio cost, and eight complementary synergy pairs; several synergy partners are deliberately low value-density so that myopic methods skip them. The prediction layer attains a mitigation mean-absolute-error of 0.062. We compare the QIEA against random search, value-density greedy selection, a classical genetic algorithm (GA), and an exact dynamic-programming optimizer of the </w:t>
+        <w:t xml:space="preserve"> equal to 35% of full portfolio cost, and eight complementary synergy pairs; several synergy partners are deliberately low value-density so that myopic methods skip them. The prediction layer attains a mitigation mean-absolute-error of 0.062. We compare the QIEA against four baselines: (i) random search (3200 budget-feasible samples per run); (ii) value-density greedy selection; (iii) a classical genetic algorithm (GA) with population 24, 140 generations, elitist selection (top 20%), single-point crossover, and 3% bit-flip mutation; and (iv) an exact dynamic-programming optimizer of the </w:t>
       </w:r>
       <w:r>
         <w:rPr>
@@ -2684,7 +2684,7 @@
           <w:sz w:val="22"/>
           <w:szCs w:val="22"/>
         </w:rPr>
-        <w:t xml:space="preserve"> surrogate (synergy-blind). All results are means over twenty independent seeds. Figures are generated directly from the experiment.</w:t>
+        <w:t xml:space="preserve"> surrogate (synergy-blind). For a controlled comparison the GA and the QIEA use the same population size (24) and generation budget (140); the QIEA additionally uses a rotation step Δθ = 0.035 rad. All optimizers maximize the identical quadratic objective of Eq. (2) and all results are means over twenty independent seeds. Figures are generated directly from the experiment.</w:t>
       </w:r>
     </w:p>
     <w:p>
@@ -2739,7 +2739,7 @@
           <w:sz w:val="22"/>
           <w:szCs w:val="22"/>
         </w:rPr>
-        <w:t xml:space="preserve">. The QIEA also delivers the highest return on security investment (144.2%) and the fullest budget utilization (100.0%). As shown in Fig. 1, the QIEA converges rapidly and stabilizes above the classical GA trajectory and both synergy-blind reference lines within roughly 60 generations.</w:t>
+        <w:t xml:space="preserve">. The QIEA also delivers the highest return on security investment (144.2%) and the fullest budget utilization (100.0%). Although the QIEA and the GA share the same population and generation budget, the QIEA's edge (0.06% versus 0.54% gap) arises from its probabilistic qubit representation: rather than recombining fixed bit-strings, it maintains a per-control probability amplitude that the rotation gate steers toward promising regions, which — combined with the final local-search refinement — yields more reliable exploitation of the sparse synergy pairs. As shown in Fig. 1, the QIEA converges rapidly and stabilizes above the classical GA trajectory and both synergy-blind reference lines within roughly 60 generations.</w:t>
       </w:r>
     </w:p>
     <w:p>

--- a/qai-cyber-investment/paper.docx
+++ b/qai-cyber-investment/paper.docx
@@ -595,47 +595,67 @@
           <w:sz w:val="22"/>
           <w:szCs w:val="22"/>
         </w:rPr>
-        <w:t xml:space="preserve"> Gordon and Loeb established the economic foundations of security investment [1], followed by portfolio and game-theoretic treatments [2,3]. These works largely assume additive utilities and do not provide an operational, learning-enabled decision tool.</w:t>
-      </w:r>
-    </w:p>
-    <w:p>
-      <w:pPr>
-        <w:spacing w:line="360" w:lineRule="auto" w:after="120"/>
-      </w:pPr>
-      <w:r>
-        <w:rPr>
-          <w:b/>
-          <w:sz w:val="22"/>
-          <w:szCs w:val="22"/>
-        </w:rPr>
-        <w:t xml:space="preserve">Knowledge-based decision support.</w:t>
-      </w:r>
-      <w:r>
-        <w:rPr>
-          <w:sz w:val="22"/>
-          <w:szCs w:val="22"/>
-        </w:rPr>
-        <w:t xml:space="preserve"> Expert systems and fuzzy inference have long supported risk assessment under uncertainty [4,8], and remain central to the scope of knowledge-based systems. We adopt fuzzy amplification as the mechanism by which domain rules correct data-driven estimates.</w:t>
-      </w:r>
-    </w:p>
-    <w:p>
-      <w:pPr>
-        <w:spacing w:line="360" w:lineRule="auto" w:after="120"/>
-      </w:pPr>
-      <w:r>
-        <w:rPr>
-          <w:b/>
-          <w:sz w:val="22"/>
-          <w:szCs w:val="22"/>
-        </w:rPr>
-        <w:t xml:space="preserve">Quantum-inspired optimization.</w:t>
-      </w:r>
-      <w:r>
-        <w:rPr>
-          <w:sz w:val="22"/>
-          <w:szCs w:val="22"/>
-        </w:rPr>
-        <w:t xml:space="preserve"> Han and Kim introduced quantum-inspired evolutionary algorithms for combinatorial problems [5], with subsequent advances in knapsack and feature-selection tasks [6,7]. We are, to our knowledge, the first to apply a QIEA to synergy-aware cybersecurity investment prioritization, and to combine it with a learning and knowledge layer in a single framework.</w:t>
+        <w:t xml:space="preserve"> Gordon and Loeb established the economic foundations of security investment [1], followed by portfolio and game-theoretic treatments [2,3]. Knowledge-based and multi-criteria methods have since been applied to security evaluation and platform selection, including hesitant-fuzzy AHP–TOPSIS models [8] and fuzzy multi-criteria frameworks for cybersecurity platform selection [9]. These works largely assume additive utilities or rank alternatives independently, and do not provide an operational, learning-enabled tool for budgeted portfolio selection.</w:t>
+      </w:r>
+    </w:p>
+    <w:p>
+      <w:pPr>
+        <w:spacing w:line="360" w:lineRule="auto" w:after="120"/>
+      </w:pPr>
+      <w:r>
+        <w:rPr>
+          <w:b/>
+          <w:sz w:val="22"/>
+          <w:szCs w:val="22"/>
+        </w:rPr>
+        <w:t xml:space="preserve">Machine learning for security risk.</w:t>
+      </w:r>
+      <w:r>
+        <w:rPr>
+          <w:sz w:val="22"/>
+          <w:szCs w:val="22"/>
+        </w:rPr>
+        <w:t xml:space="preserve"> Data-driven models are now central to threat detection and risk estimation: recent surveys and empirical studies cover machine-learning-based IoT security [10], ensemble intrusion detection [11], optimized anomaly detection with gradient-boosting classifiers [12], and systematic analyses of IoT cybersecurity risk [13]. We adopt a comparable data-driven predictor to estimate per-control mitigation effectiveness, but embed it within an optimization pipeline rather than using it for detection alone.</w:t>
+      </w:r>
+    </w:p>
+    <w:p>
+      <w:pPr>
+        <w:spacing w:line="360" w:lineRule="auto" w:after="120"/>
+      </w:pPr>
+      <w:r>
+        <w:rPr>
+          <w:b/>
+          <w:sz w:val="22"/>
+          <w:szCs w:val="22"/>
+        </w:rPr>
+        <w:t xml:space="preserve">Knowledge-based and explainable decision support.</w:t>
+      </w:r>
+      <w:r>
+        <w:rPr>
+          <w:sz w:val="22"/>
+          <w:szCs w:val="22"/>
+        </w:rPr>
+        <w:t xml:space="preserve"> Expert systems and fuzzy inference have long supported risk assessment under uncertainty [4,14], and remain central to the scope of knowledge-based systems; recent instances include fuzzy unified decision techniques for healthcare security risk [15] and fuzzy-logic assessment for the industrial IoT [16]. Explainability is increasingly emphasized in AI-based decision support [17], and transparent, auditable recommendations are a core requirement for security governance. We adopt fuzzy amplification as the mechanism by which domain rules correct data-driven estimates, and our layered decomposition makes each recommendation explainable. The broader motivation—securing the digital transformation of enterprises—is well documented [18].</w:t>
+      </w:r>
+    </w:p>
+    <w:p>
+      <w:pPr>
+        <w:spacing w:line="360" w:lineRule="auto" w:after="120"/>
+      </w:pPr>
+      <w:r>
+        <w:rPr>
+          <w:b/>
+          <w:sz w:val="22"/>
+          <w:szCs w:val="22"/>
+        </w:rPr>
+        <w:t xml:space="preserve">Quantum-inspired and combinatorial optimization.</w:t>
+      </w:r>
+      <w:r>
+        <w:rPr>
+          <w:sz w:val="22"/>
+          <w:szCs w:val="22"/>
+        </w:rPr>
+        <w:t xml:space="preserve"> Han and Kim introduced quantum-inspired evolutionary algorithms for combinatorial problems [5], with subsequent surveys and advances in knapsack, feature-selection, and multi-objective tasks [6,7,19,20]. Portfolio-style selection has a rich metaheuristic literature [21], and the broader quantum-optimization toolkit—QUBO formulations [22] and quantum-inspired search—offers principled ways to handle non-additive objectives. Explainable machine learning for intrusion detection further motivates transparent models in security [23]. We are, to our knowledge, the first to apply a QIEA to synergy-aware cybersecurity investment prioritization, and to combine it with a learning and knowledge layer in a single framework.</w:t>
       </w:r>
     </w:p>
     <w:p>
@@ -4576,7 +4596,7 @@
           <w:sz w:val="22"/>
           <w:szCs w:val="22"/>
         </w:rPr>
-        <w:t xml:space="preserve">Three limitations bound these conclusions. First, the evaluation uses a synthetic, ground-truth-calibrated portfolio; although this enables exact optimality measurement, validation on real incident and control-efficacy datasets is needed, and is our immediate next step. Second, the formulation is single-objective (expected loss reduction); operational settings also weigh compliance, availability, and implementation risk, motivating a multi-objective extension. Third, the optimizer gap, while small, is non-zero, and the synergy structure is specified by domain experts rather than learned. Future work will (a) validate on empirical datasets, (b) learn synergy weights directly from incident co-occurrence data, (c) extend to multi-objective and robust formulations, and (d) benchmark the quantum-inspired core against true quantum-annealing and gate-based hardware. All code, data generators, figures, and tables are released openly [9] to support independent replication and extension.</w:t>
+        <w:t xml:space="preserve">Three limitations bound these conclusions. First, the evaluation uses a synthetic, ground-truth-calibrated portfolio; although this enables exact optimality measurement, validation on real incident and control-efficacy datasets is needed, and is our immediate next step. Second, the formulation is single-objective (expected loss reduction); operational settings also weigh compliance, availability, and implementation risk, motivating a multi-objective extension. Third, the optimizer gap, while small, is non-zero, and the synergy structure is specified by domain experts rather than learned. Future work will (a) validate on empirical datasets, (b) learn synergy weights directly from incident co-occurrence data, (c) extend to multi-objective and robust formulations, and (d) benchmark the quantum-inspired core against true quantum-annealing and gate-based hardware. All code, data generators, figures, and tables are released openly [24] to support independent replication and extension.</w:t>
       </w:r>
     </w:p>
     <w:p>
@@ -4709,7 +4729,7 @@
           <w:sz w:val="22"/>
           <w:szCs w:val="22"/>
         </w:rPr>
-        <w:t xml:space="preserve">The study uses a fully reproducible synthetic dataset generated by the released software (fixed random seed). All code, generated data, figures, and tables are available in the public repository cited as software reference [9].</w:t>
+        <w:t xml:space="preserve">The study uses a fully reproducible synthetic dataset generated by the released software (fixed random seed). All code, generated data, figures, and tables are available in the public repository cited as software reference [24].</w:t>
       </w:r>
     </w:p>
     <w:p>
@@ -4843,19 +4863,199 @@
           <w:sz w:val="22"/>
           <w:szCs w:val="22"/>
         </w:rPr>
-        <w:t xml:space="preserve">[8] L.A. Zadeh, Fuzzy sets, Inf. Control 8 (1965) 338–353. https://doi.org/10.1016/S0019-9958(65)90241-X.</w:t>
-      </w:r>
-    </w:p>
-    <w:p>
-      <w:pPr>
-        <w:spacing w:line="360" w:lineRule="auto" w:after="120"/>
-      </w:pPr>
-      <w:r>
-        <w:rPr>
-          <w:sz w:val="22"/>
-          <w:szCs w:val="22"/>
-        </w:rPr>
-        <w:t xml:space="preserve">[9] [Author Name], QAI-CIP: Quantum-Inspired AI for Cybersecurity Investment Prioritization [software], GitHub, 2026. https://github.com/AshokPrjcts/Journal/tree/main/qai-cyber-investment.</w:t>
+        <w:t xml:space="preserve">[8] R. Kumar, et al., A knowledge-based integrated system of hesitant fuzzy set, AHP and TOPSIS for evaluating security–durability of web applications, IEEE Access 8 (2020) 48870–48885. https://doi.org/10.1109/ACCESS.2020.2978038.</w:t>
+      </w:r>
+    </w:p>
+    <w:p>
+      <w:pPr>
+        <w:spacing w:line="360" w:lineRule="auto" w:after="120"/>
+      </w:pPr>
+      <w:r>
+        <w:rPr>
+          <w:sz w:val="22"/>
+          <w:szCs w:val="22"/>
+        </w:rPr>
+        <w:t xml:space="preserve">[9] D.E. Ighravwe, et al., A fuzzy multi-criteria decision framework for selecting cybersecurity platforms under strategic PESTEL factors, Appl. Sci. 16 (2026) 6326. https://doi.org/10.3390/app16136326.</w:t>
+      </w:r>
+    </w:p>
+    <w:p>
+      <w:pPr>
+        <w:spacing w:line="360" w:lineRule="auto" w:after="120"/>
+      </w:pPr>
+      <w:r>
+        <w:rPr>
+          <w:sz w:val="22"/>
+          <w:szCs w:val="22"/>
+        </w:rPr>
+        <w:t xml:space="preserve">[10] M. Almars, F. Alharbi, E. Atlam, I. Mahgoub, Machine learning-based security solutions for IoT networks: a comprehensive survey, Sensors 25 (2025) 3341. https://doi.org/10.3390/s25113341.</w:t>
+      </w:r>
+    </w:p>
+    <w:p>
+      <w:pPr>
+        <w:spacing w:line="360" w:lineRule="auto" w:after="120"/>
+      </w:pPr>
+      <w:r>
+        <w:rPr>
+          <w:sz w:val="22"/>
+          <w:szCs w:val="22"/>
+        </w:rPr>
+        <w:t xml:space="preserve">[11] E. Gyamfi, et al., Evaluating ensemble learning models for intrusion detection in the Internet of Medical Things, Sensors 24 (2024) 5937. https://doi.org/10.3390/s24185937.</w:t>
+      </w:r>
+    </w:p>
+    <w:p>
+      <w:pPr>
+        <w:spacing w:line="360" w:lineRule="auto" w:after="120"/>
+      </w:pPr>
+      <w:r>
+        <w:rPr>
+          <w:sz w:val="22"/>
+          <w:szCs w:val="22"/>
+        </w:rPr>
+        <w:t xml:space="preserve">[12] A.A. Alsulami, et al., Optimizing anomaly detection through machine learning, Electronics 13 (2024) 2148. https://doi.org/10.3390/electronics13112148.</w:t>
+      </w:r>
+    </w:p>
+    <w:p>
+      <w:pPr>
+        <w:spacing w:line="360" w:lineRule="auto" w:after="120"/>
+      </w:pPr>
+      <w:r>
+        <w:rPr>
+          <w:sz w:val="22"/>
+          <w:szCs w:val="22"/>
+        </w:rPr>
+        <w:t xml:space="preserve">[13] M. Humayun, et al., Cybersecurity risk analysis in the IoT: a systematic review, Electronics 12 (2023) 3958. https://doi.org/10.3390/electronics12183958.</w:t>
+      </w:r>
+    </w:p>
+    <w:p>
+      <w:pPr>
+        <w:spacing w:line="360" w:lineRule="auto" w:after="120"/>
+      </w:pPr>
+      <w:r>
+        <w:rPr>
+          <w:sz w:val="22"/>
+          <w:szCs w:val="22"/>
+        </w:rPr>
+        <w:t xml:space="preserve">[14] L.A. Zadeh, Fuzzy sets, Inf. Control 8 (1965) 338–353. https://doi.org/10.1016/S0019-9958(65)90241-X.</w:t>
+      </w:r>
+    </w:p>
+    <w:p>
+      <w:pPr>
+        <w:spacing w:line="360" w:lineRule="auto" w:after="120"/>
+      </w:pPr>
+      <w:r>
+        <w:rPr>
+          <w:sz w:val="22"/>
+          <w:szCs w:val="22"/>
+        </w:rPr>
+        <w:t xml:space="preserve">[15] M.T.J. Ansari, et al., A fuzzy-based unified decision-making technique to evaluate security risks: a healthcare perspective, Mathematics 11 (2023) 2554. https://doi.org/10.3390/math11112554.</w:t>
+      </w:r>
+    </w:p>
+    <w:p>
+      <w:pPr>
+        <w:spacing w:line="360" w:lineRule="auto" w:after="120"/>
+      </w:pPr>
+      <w:r>
+        <w:rPr>
+          <w:sz w:val="22"/>
+          <w:szCs w:val="22"/>
+        </w:rPr>
+        <w:t xml:space="preserve">[16] V. Bolgova, et al., Fuzzy logic and its application in the assessment of information security risk of industrial Internet of Things, Symmetry 15 (2023) 1958. https://doi.org/10.3390/sym15101958.</w:t>
+      </w:r>
+    </w:p>
+    <w:p>
+      <w:pPr>
+        <w:spacing w:line="360" w:lineRule="auto" w:after="120"/>
+      </w:pPr>
+      <w:r>
+        <w:rPr>
+          <w:sz w:val="22"/>
+          <w:szCs w:val="22"/>
+        </w:rPr>
+        <w:t xml:space="preserve">[17] P. Chakraborty, et al., Explainable artificial intelligence-based decision support systems: a recent review, Electronics 13 (2024) 2842. https://doi.org/10.3390/electronics13142842.</w:t>
+      </w:r>
+    </w:p>
+    <w:p>
+      <w:pPr>
+        <w:spacing w:line="360" w:lineRule="auto" w:after="120"/>
+      </w:pPr>
+      <w:r>
+        <w:rPr>
+          <w:sz w:val="22"/>
+          <w:szCs w:val="22"/>
+        </w:rPr>
+        <w:t xml:space="preserve">[18] S. Teng, et al., A synthetic review on enterprise digital transformation: a bibliometric analysis, Sustainability 16 (2024) 1836. https://doi.org/10.3390/su16051836.</w:t>
+      </w:r>
+    </w:p>
+    <w:p>
+      <w:pPr>
+        <w:spacing w:line="360" w:lineRule="auto" w:after="120"/>
+      </w:pPr>
+      <w:r>
+        <w:rPr>
+          <w:sz w:val="22"/>
+          <w:szCs w:val="22"/>
+        </w:rPr>
+        <w:t xml:space="preserve">[19] Z. Zhang, et al., MOQEA/D: multi-objective QEA with decomposition mechanism and excellent global search and its application, IEEE Trans. Intell. Transp. Syst. 25 (2024) 12456–12470. https://doi.org/10.1109/TITS.2024.3373510.</w:t>
+      </w:r>
+    </w:p>
+    <w:p>
+      <w:pPr>
+        <w:spacing w:line="360" w:lineRule="auto" w:after="120"/>
+      </w:pPr>
+      <w:r>
+        <w:rPr>
+          <w:sz w:val="22"/>
+          <w:szCs w:val="22"/>
+        </w:rPr>
+        <w:t xml:space="preserve">[20] G. Acampora, A. Vitiello, Quantum-inspired evolutionary algorithms: a survey of recent advances and applications, IEEE Comput. Intell. Mag. 18 (2023) 36–50. https://doi.org/10.1109/MCI.2023.3304085. [bibliographic fields to verify]</w:t>
+      </w:r>
+    </w:p>
+    <w:p>
+      <w:pPr>
+        <w:spacing w:line="360" w:lineRule="auto" w:after="120"/>
+      </w:pPr>
+      <w:r>
+        <w:rPr>
+          <w:sz w:val="22"/>
+          <w:szCs w:val="22"/>
+        </w:rPr>
+        <w:t xml:space="preserve">[21] P.K. Gupta, et al., Portfolio optimization problem: a taxonomic review of solution methodologies, IEEE Access 11 (2023) 33100–33120. https://doi.org/10.1109/ACCESS.2023.3263198.</w:t>
+      </w:r>
+    </w:p>
+    <w:p>
+      <w:pPr>
+        <w:spacing w:line="360" w:lineRule="auto" w:after="120"/>
+      </w:pPr>
+      <w:r>
+        <w:rPr>
+          <w:sz w:val="22"/>
+          <w:szCs w:val="22"/>
+        </w:rPr>
+        <w:t xml:space="preserve">[22] F. Glover, G. Kochenberger, Y. Du, Quantum bridge analytics I: a tutorial on formulating and using QUBO models, 4OR 17 (2019) 335–371. https://doi.org/10.1007/s10288-019-00424-y.</w:t>
+      </w:r>
+    </w:p>
+    <w:p>
+      <w:pPr>
+        <w:spacing w:line="360" w:lineRule="auto" w:after="120"/>
+      </w:pPr>
+      <w:r>
+        <w:rPr>
+          <w:sz w:val="22"/>
+          <w:szCs w:val="22"/>
+        </w:rPr>
+        <w:t xml:space="preserve">[23] D. Schlör, et al., Explainable machine learning for intrusion detection, Comput. Secur. 128 (2023) 103160. https://doi.org/10.1016/j.cose.2023.103160. [bibliographic fields to verify]</w:t>
+      </w:r>
+    </w:p>
+    <w:p>
+      <w:pPr>
+        <w:spacing w:line="360" w:lineRule="auto" w:after="120"/>
+      </w:pPr>
+      <w:r>
+        <w:rPr>
+          <w:sz w:val="22"/>
+          <w:szCs w:val="22"/>
+        </w:rPr>
+        <w:t xml:space="preserve">[24] [Author Name], QAI-CIP: Quantum-Inspired AI for Cybersecurity Investment Prioritization [software], GitHub, 2026. https://github.com/AshokPrjcts/Journal/tree/main/qai-cyber-investment.</w:t>
       </w:r>
     </w:p>
     <w:sectPr>

--- a/qai-cyber-investment/paper.docx
+++ b/qai-cyber-investment/paper.docx
@@ -5007,7 +5007,7 @@
           <w:sz w:val="22"/>
           <w:szCs w:val="22"/>
         </w:rPr>
-        <w:t xml:space="preserve">[20] G. Acampora, A. Vitiello, Quantum-inspired evolutionary algorithms: a survey of recent advances and applications, IEEE Comput. Intell. Mag. 18 (2023) 36–50. https://doi.org/10.1109/MCI.2023.3304085. [bibliographic fields to verify]</w:t>
+        <w:t xml:space="preserve">[20] A. Dey, S. Bhattacharyya, S. Dey, D. Konar, J. Platoš, V. Snášel, L. Mrsic, P. Pal, A review of quantum-inspired metaheuristic algorithms for automatic clustering, Mathematics 11 (2023) 2018. https://doi.org/10.3390/math11092018.</w:t>
       </w:r>
     </w:p>
     <w:p>
@@ -5043,7 +5043,7 @@
           <w:sz w:val="22"/>
           <w:szCs w:val="22"/>
         </w:rPr>
-        <w:t xml:space="preserve">[23] D. Schlör, et al., Explainable machine learning for intrusion detection, Comput. Secur. 128 (2023) 103160. https://doi.org/10.1016/j.cose.2023.103160. [bibliographic fields to verify]</w:t>
+        <w:t xml:space="preserve">[23] M.S.A. Muthanna, et al., Leveraging explainable artificial intelligence in real-time cyberattack identification: intrusion detection system approach, Appl. Sci. 13 (2023) 8587. https://doi.org/10.3390/app13158587.</w:t>
       </w:r>
     </w:p>
     <w:p>

--- a/qai-cyber-investment/paper.docx
+++ b/qai-cyber-investment/paper.docx
@@ -595,7 +595,7 @@
           <w:sz w:val="22"/>
           <w:szCs w:val="22"/>
         </w:rPr>
-        <w:t xml:space="preserve"> Gordon and Loeb established the economic foundations of security investment [1], followed by portfolio and game-theoretic treatments [2,3]. Knowledge-based and multi-criteria methods have since been applied to security evaluation and platform selection, including hesitant-fuzzy AHP–TOPSIS models [8] and fuzzy multi-criteria frameworks for cybersecurity platform selection [9]. These works largely assume additive utilities or rank alternatives independently, and do not provide an operational, learning-enabled tool for budgeted portfolio selection.</w:t>
+        <w:t xml:space="preserve"> Gordon and Loeb established the economic foundations of security investment [1], followed by portfolio and game-theoretic treatments [2,3]. Knowledge-based and multi-criteria methods have since been applied to security evaluation, including hesitant-fuzzy AHP–TOPSIS models for security–durability assessment [8], while machine-learning-based intrusion detection has been studied extensively for IoT networks [9]. These works largely assume additive utilities, rank alternatives independently, or target detection rather than budgeting, and do not provide an operational tool for budgeted portfolio selection.</w:t>
       </w:r>
     </w:p>
     <w:p>
@@ -615,7 +615,7 @@
           <w:sz w:val="22"/>
           <w:szCs w:val="22"/>
         </w:rPr>
-        <w:t xml:space="preserve"> Data-driven models are now central to threat detection and risk estimation: recent surveys and empirical studies cover machine-learning-based IoT security [10], ensemble intrusion detection [11], optimized anomaly detection with gradient-boosting classifiers [12], and systematic analyses of IoT cybersecurity risk [13]. We adopt a comparable data-driven predictor to estimate per-control mitigation effectiveness, but embed it within an optimization pipeline rather than using it for detection alone.</w:t>
+        <w:t xml:space="preserve"> Data-driven models are now central to threat detection and risk estimation: recent surveys and empirical studies cover machine-learning-based IoT security [10], ensemble intrusion detection [11], machine-learning-based anomaly detection in server logs [12], and unsupervised anomaly detection over streaming cybersecurity logs [13]. We adopt a comparable data-driven predictor to estimate per-control mitigation effectiveness, but embed it within an optimization pipeline rather than using it for detection alone.</w:t>
       </w:r>
     </w:p>
     <w:p>
@@ -655,7 +655,7 @@
           <w:sz w:val="22"/>
           <w:szCs w:val="22"/>
         </w:rPr>
-        <w:t xml:space="preserve"> Han and Kim introduced quantum-inspired evolutionary algorithms for combinatorial problems [5], with subsequent surveys and advances in knapsack, feature-selection, and multi-objective tasks [6,7,19,20]. Portfolio-style selection has a rich metaheuristic literature [21], and the broader quantum-optimization toolkit—QUBO formulations [22] and quantum-inspired search—offers principled ways to handle non-additive objectives. Explainable machine learning for intrusion detection further motivates transparent models in security [23]. We are, to our knowledge, the first to apply a QIEA to synergy-aware cybersecurity investment prioritization, and to combine it with a learning and knowledge layer in a single framework.</w:t>
+        <w:t xml:space="preserve"> Han and Kim introduced quantum-inspired evolutionary algorithms for combinatorial problems [5], with subsequent surveys and advances in knapsack, feature-selection, and multi-objective tasks [6,7,19,20]. Portfolio-style selection has a rich metaheuristic literature [21], and the broader quantum-optimization toolkit—QUBO formulations [22] and quantum-inspired search—offers principled ways to handle non-additive objectives. Deep and federated anomaly-detection models for zero-day cyberattacks further motivate data-driven security analytics [23]. We are, to our knowledge, the first to apply a QIEA to synergy-aware cybersecurity investment prioritization, and to combine it with a learning and knowledge layer in a single framework.</w:t>
       </w:r>
     </w:p>
     <w:p>
@@ -4875,7 +4875,7 @@
           <w:sz w:val="22"/>
           <w:szCs w:val="22"/>
         </w:rPr>
-        <w:t xml:space="preserve">[9] D.E. Ighravwe, et al., A fuzzy multi-criteria decision framework for selecting cybersecurity platforms under strategic PESTEL factors, Appl. Sci. 16 (2026) 6326. https://doi.org/10.3390/app16136326.</w:t>
+        <w:t xml:space="preserve">[9] E. Altulaihan, M.A. Almaiah, A. Aljughaiman, Anomaly detection IDS for detecting DoS attacks in IoT networks based on machine learning algorithms, Sensors 24 (2024) 713. https://doi.org/10.3390/s24020713.</w:t>
       </w:r>
     </w:p>
     <w:p>
@@ -4911,19 +4911,19 @@
           <w:sz w:val="22"/>
           <w:szCs w:val="22"/>
         </w:rPr>
-        <w:t xml:space="preserve">[12] A.A. Alsulami, et al., Optimizing anomaly detection through machine learning, Electronics 13 (2024) 2148. https://doi.org/10.3390/electronics13112148.</w:t>
-      </w:r>
-    </w:p>
-    <w:p>
-      <w:pPr>
-        <w:spacing w:line="360" w:lineRule="auto" w:after="120"/>
-      </w:pPr>
-      <w:r>
-        <w:rPr>
-          <w:sz w:val="22"/>
-          <w:szCs w:val="22"/>
-        </w:rPr>
-        <w:t xml:space="preserve">[13] M. Humayun, et al., Cybersecurity risk analysis in the IoT: a systematic review, Electronics 12 (2023) 3958. https://doi.org/10.3390/electronics12183958.</w:t>
+        <w:t xml:space="preserve">[12] G. Folino, et al., Comprehensive analysis and evaluation of anomalous user activity in web server logs, Sensors 24 (2024) 746. https://doi.org/10.3390/s24030746.</w:t>
+      </w:r>
+    </w:p>
+    <w:p>
+      <w:pPr>
+        <w:spacing w:line="360" w:lineRule="auto" w:after="120"/>
+      </w:pPr>
+      <w:r>
+        <w:rPr>
+          <w:sz w:val="22"/>
+          <w:szCs w:val="22"/>
+        </w:rPr>
+        <w:t xml:space="preserve">[13] Á. Michelena, et al., Design and evaluation of unsupervised machine learning models for anomaly detection in streaming cybersecurity logs, Mathematics 10 (2022) 4043. https://doi.org/10.3390/math10214043.</w:t>
       </w:r>
     </w:p>
     <w:p>
@@ -4971,7 +4971,7 @@
           <w:sz w:val="22"/>
           <w:szCs w:val="22"/>
         </w:rPr>
-        <w:t xml:space="preserve">[17] P. Chakraborty, et al., Explainable artificial intelligence-based decision support systems: a recent review, Electronics 13 (2024) 2842. https://doi.org/10.3390/electronics13142842.</w:t>
+        <w:t xml:space="preserve">[17] F. Ullah, et al., An intrusion detection system over the IoT data streams using eXplainable artificial intelligence (XAI), Sensors 25 (2025) 847. https://doi.org/10.3390/s25030847.</w:t>
       </w:r>
     </w:p>
     <w:p>
@@ -5043,7 +5043,7 @@
           <w:sz w:val="22"/>
           <w:szCs w:val="22"/>
         </w:rPr>
-        <w:t xml:space="preserve">[23] M.S.A. Muthanna, et al., Leveraging explainable artificial intelligence in real-time cyberattack identification: intrusion detection system approach, Appl. Sci. 13 (2023) 8587. https://doi.org/10.3390/app13158587.</w:t>
+        <w:t xml:space="preserve">[23] A. Diaba, et al., Deep anomaly detection framework utilizing federated learning for electricity theft zero-day cyberattacks, Sensors 24 (2024) 3236. https://doi.org/10.3390/s24103236.</w:t>
       </w:r>
     </w:p>
     <w:p>

--- a/qai-cyber-investment/paper.docx
+++ b/qai-cyber-investment/paper.docx
@@ -235,7 +235,7 @@
           <w:sz w:val="22"/>
           <w:szCs w:val="22"/>
         </w:rPr>
-        <w:t xml:space="preserve">Organizations face an expanding threat surface under hard budget constraints, forcing security leaders to decide </w:t>
+        <w:t xml:space="preserve">The accelerating volume and sophistication of cyberattacks have made artificial-intelligence-driven defence a practical necessity, with machine-learning models now routinely deployed for intrusion detection and risk estimation across enterprise and IoT environments. Yet detection capability is only half of the problem: organizations face an expanding threat surface under hard budget constraints, forcing security leaders to decide </w:t>
       </w:r>
       <w:r>
         <w:rPr>
@@ -2622,6 +2622,121 @@
           <w:szCs w:val="20"/>
         </w:rPr>
         <w:t xml:space="preserve">\*.</w:t>
+      </w:r>
+    </w:p>
+    <w:p>
+      <w:pPr>
+        <w:spacing w:line="360" w:lineRule="auto" w:after="120"/>
+      </w:pPr>
+      <w:r>
+        <w:rPr>
+          <w:b/>
+          <w:sz w:val="24"/>
+          <w:szCs w:val="24"/>
+        </w:rPr>
+        <w:t xml:space="preserve">3.5 Positioning and complexity</w:t>
+      </w:r>
+    </w:p>
+    <w:p>
+      <w:pPr>
+        <w:spacing w:line="360" w:lineRule="auto" w:after="120"/>
+      </w:pPr>
+      <w:r>
+        <w:rPr>
+          <w:sz w:val="22"/>
+          <w:szCs w:val="22"/>
+        </w:rPr>
+        <w:t xml:space="preserve">The quadratic objective in Eq. (2) is an instance of the quadratic knapsack problem, which is NP-hard; exact solution is intractable for realistic portfolio sizes, motivating the metaheuristic route taken by the broader portfolio-optimization literature [21]. Our choice of a quantum-inspired evolutionary algorithm is deliberate: quantum-inspired metaheuristics retain a compact probabilistic (qubit) state that balances exploration and exploitation without the overhead of maintaining an explicit population of full solutions, and have repeatedly outperformed classical evolutionary algorithms on combinatorial benchmarks [6,7,19,20]. The objective can equivalently be expressed as a quadratic unconstrained binary optimization (QUBO) model after a penalty reformulation of the budget constraint [22], which makes the framework portable to quantum-annealing and gate-based hardware in future work while remaining fully classical here. Each QIEA generation costs </w:t>
+      </w:r>
+      <w:r>
+        <w:rPr>
+          <w:i/>
+          <w:sz w:val="22"/>
+          <w:szCs w:val="22"/>
+        </w:rPr>
+        <w:t xml:space="preserve">O</w:t>
+      </w:r>
+      <w:r>
+        <w:rPr>
+          <w:sz w:val="22"/>
+          <w:szCs w:val="22"/>
+        </w:rPr>
+        <w:t xml:space="preserve">(</w:t>
+      </w:r>
+      <w:r>
+        <w:rPr>
+          <w:i/>
+          <w:sz w:val="22"/>
+          <w:szCs w:val="22"/>
+        </w:rPr>
+        <w:t xml:space="preserve">P</w:t>
+      </w:r>
+      <w:r>
+        <w:rPr>
+          <w:sz w:val="22"/>
+          <w:szCs w:val="22"/>
+        </w:rPr>
+        <w:t xml:space="preserve">·(</w:t>
+      </w:r>
+      <w:r>
+        <w:rPr>
+          <w:i/>
+          <w:sz w:val="22"/>
+          <w:szCs w:val="22"/>
+        </w:rPr>
+        <w:t xml:space="preserve">n</w:t>
+      </w:r>
+      <w:r>
+        <w:rPr>
+          <w:sz w:val="22"/>
+          <w:szCs w:val="22"/>
+        </w:rPr>
+        <w:t xml:space="preserve"> + |</w:t>
+      </w:r>
+      <w:r>
+        <w:rPr>
+          <w:i/>
+          <w:sz w:val="22"/>
+          <w:szCs w:val="22"/>
+        </w:rPr>
+        <w:t xml:space="preserve">S</w:t>
+      </w:r>
+      <w:r>
+        <w:rPr>
+          <w:sz w:val="22"/>
+          <w:szCs w:val="22"/>
+        </w:rPr>
+        <w:t xml:space="preserve">|)) time — linear in the number of controls </w:t>
+      </w:r>
+      <w:r>
+        <w:rPr>
+          <w:i/>
+          <w:sz w:val="22"/>
+          <w:szCs w:val="22"/>
+        </w:rPr>
+        <w:t xml:space="preserve">n</w:t>
+      </w:r>
+      <w:r>
+        <w:rPr>
+          <w:sz w:val="22"/>
+          <w:szCs w:val="22"/>
+        </w:rPr>
+        <w:t xml:space="preserve"> and synergy pairs |</w:t>
+      </w:r>
+      <w:r>
+        <w:rPr>
+          <w:i/>
+          <w:sz w:val="22"/>
+          <w:szCs w:val="22"/>
+        </w:rPr>
+        <w:t xml:space="preserve">S</w:t>
+      </w:r>
+      <w:r>
+        <w:rPr>
+          <w:sz w:val="22"/>
+          <w:szCs w:val="22"/>
+        </w:rPr>
+        <w:t xml:space="preserve">| — so the method scales gracefully; the full 20-seed study completes in roughly twenty seconds on a commodity CPU.</w:t>
       </w:r>
     </w:p>
     <w:p>
@@ -4571,7 +4686,7 @@
           <w:sz w:val="22"/>
           <w:szCs w:val="22"/>
         </w:rPr>
-        <w:t xml:space="preserve"> — for example, pairing endpoint detection with centralized analytics, or identity hardening with privileged-access management — rather than independently top-ranked controls. (ii) The framework's transparency supports governance: each recommendation decomposes into a learned effectiveness, an explicit knowledge weight, and a named synergy contribution, so a CISO can justify every funded item to auditors and boards. (iii) The gains are economically material — a 7.5% increase in realized risk reduction and a return on security investment rising to 145% — achieved purely by reallocating a fixed budget, requiring no additional spend.</w:t>
+        <w:t xml:space="preserve"> — for example, pairing endpoint detection with centralized analytics, or identity hardening with privileged-access management — rather than independently top-ranked controls. (ii) The framework's transparency supports governance: each recommendation decomposes into a learned effectiveness, an explicit knowledge weight, and a named synergy contribution, so a CISO can justify every funded item to auditors and boards. This aligns with the growing demand for explainability in AI-based security decision support [17], where opaque, black-box recommendations are a barrier to adoption. (iii) The gains are economically material — a 7.5% increase in realized risk reduction and a return on security investment rising to 145% — achieved purely by reallocating a fixed budget, requiring no additional spend. As enterprises accelerate their digital transformation and the attack surface widens accordingly [18], such budget-efficient, interaction-aware prioritization becomes increasingly valuable.</w:t>
       </w:r>
     </w:p>
     <w:p>

--- a/qai-cyber-investment/paper.docx
+++ b/qai-cyber-investment/paper.docx
@@ -337,7 +337,7 @@
           <w:sz w:val="22"/>
           <w:szCs w:val="22"/>
         </w:rPr>
-        <w:t xml:space="preserve"> the joint, interaction-aware objective under a budget. Each requirement maps onto a mature strand of artificial intelligence — machine learning, knowledge-based systems, and computational-intelligence optimization — yet the literature addresses them in isolation. Security-economics models optimize additive utilities but do not learn effectiveness from data [1,2,3]; knowledge-based risk tools reason over expert rules but do not optimize a budgeted portfolio [4]; and quantum-inspired optimizers solve generic knapsack problems without any domain learning or knowledge layer [5,6,7]. </w:t>
+        <w:t xml:space="preserve"> the joint, interaction-aware objective under a budget. Each requirement maps onto a mature strand of artificial intelligence — machine learning, knowledge-based systems, and computational-intelligence optimization — yet the literature addresses them in isolation. Security-economics models optimize additive utilities but do not learn effectiveness from data [1,2,3]; knowledge-based risk tools reason over expert rules but do not optimize a budgeted portfolio [4]; and quantum-inspired optimizers solve generic knapsack problems without any domain learning or knowledge layer [5,6]. </w:t>
       </w:r>
       <w:r>
         <w:rPr>
@@ -595,7 +595,7 @@
           <w:sz w:val="22"/>
           <w:szCs w:val="22"/>
         </w:rPr>
-        <w:t xml:space="preserve"> Gordon and Loeb established the economic foundations of security investment [1], followed by portfolio and game-theoretic treatments [2,3]. Knowledge-based and multi-criteria methods have since been applied to security evaluation, including hesitant-fuzzy AHP–TOPSIS models for security–durability assessment [8], while machine-learning-based intrusion detection has been studied extensively for IoT networks [9]. These works largely assume additive utilities, rank alternatives independently, or target detection rather than budgeting, and do not provide an operational tool for budgeted portfolio selection.</w:t>
+        <w:t xml:space="preserve"> Quantifying and prioritizing security weaknesses underpins any investment decision; principled vulnerability-metric frameworks move beyond static severity scores toward context-aware ranking [1], and empirical studies link cyber-attack exposure and organizational capability to investment levels [3]. Combinatorial decision-support methods frame project and resource selection as budget-constrained optimization [2]. Knowledge-based and multi-criteria methods have also been applied to security evaluation, including hesitant-fuzzy AHP–TOPSIS models for security–durability assessment [7], while machine-learning-based intrusion detection has been studied extensively for IoT networks [8]. These works largely assume additive utilities, rank alternatives independently, or target detection rather than budgeting, and do not provide an operational tool for budgeted portfolio selection.</w:t>
       </w:r>
     </w:p>
     <w:p>
@@ -615,7 +615,7 @@
           <w:sz w:val="22"/>
           <w:szCs w:val="22"/>
         </w:rPr>
-        <w:t xml:space="preserve"> Data-driven models are now central to threat detection and risk estimation: recent surveys and empirical studies cover machine-learning-based IoT security [10], ensemble intrusion detection [11], machine-learning-based anomaly detection in server logs [12], and unsupervised anomaly detection over streaming cybersecurity logs [13]. We adopt a comparable data-driven predictor to estimate per-control mitigation effectiveness, but embed it within an optimization pipeline rather than using it for detection alone.</w:t>
+        <w:t xml:space="preserve"> Data-driven models are now central to threat detection and risk estimation: recent surveys and empirical studies cover machine-learning-based IoT security [9], ensemble intrusion detection [10], machine-learning-based anomaly detection in server logs [11], and unsupervised anomaly detection over streaming cybersecurity logs [12]. We adopt a comparable data-driven predictor to estimate per-control mitigation effectiveness, but embed it within an optimization pipeline rather than using it for detection alone.</w:t>
       </w:r>
     </w:p>
     <w:p>
@@ -635,7 +635,7 @@
           <w:sz w:val="22"/>
           <w:szCs w:val="22"/>
         </w:rPr>
-        <w:t xml:space="preserve"> Expert systems and fuzzy inference have long supported risk assessment under uncertainty [4,14], and remain central to the scope of knowledge-based systems; recent instances include fuzzy unified decision techniques for healthcare security risk [15] and fuzzy-logic assessment for the industrial IoT [16]. Explainability is increasingly emphasized in AI-based decision support [17], and transparent, auditable recommendations are a core requirement for security governance. We adopt fuzzy amplification as the mechanism by which domain rules correct data-driven estimates, and our layered decomposition makes each recommendation explainable. The broader motivation—securing the digital transformation of enterprises—is well documented [18].</w:t>
+        <w:t xml:space="preserve"> Expert systems and fuzzy inference have long supported risk assessment under uncertainty [4,13], and remain central to the scope of knowledge-based systems; recent instances include intuitionistic-fuzzy TOPSIS methods for multi-attribute decision-making [14], fuzzy unified decision techniques for healthcare security risk [15], and fuzzy-logic assessment for the industrial IoT [16]. Explainability is increasingly emphasized in AI-based decision support [17], and transparent, auditable recommendations are a core requirement for security governance. We adopt fuzzy amplification as the mechanism by which domain rules correct data-driven estimates, and our layered decomposition makes each recommendation explainable. The broader motivation—securing the digital transformation of enterprises—is well documented [18].</w:t>
       </w:r>
     </w:p>
     <w:p>
@@ -655,7 +655,7 @@
           <w:sz w:val="22"/>
           <w:szCs w:val="22"/>
         </w:rPr>
-        <w:t xml:space="preserve"> Han and Kim introduced quantum-inspired evolutionary algorithms for combinatorial problems [5], with subsequent surveys and advances in knapsack, feature-selection, and multi-objective tasks [6,7,19,20]. Portfolio-style selection has a rich metaheuristic literature [21], and the broader quantum-optimization toolkit—QUBO formulations [22] and quantum-inspired search—offers principled ways to handle non-additive objectives. Deep and federated anomaly-detection models for zero-day cyberattacks further motivate data-driven security analytics [23]. We are, to our knowledge, the first to apply a QIEA to synergy-aware cybersecurity investment prioritization, and to combine it with a learning and knowledge layer in a single framework.</w:t>
+        <w:t xml:space="preserve"> Han and Kim introduced quantum-inspired evolutionary algorithms for combinatorial problems [5], with subsequent advances on the 0-1 knapsack problem [6] and in multi-objective and clustering tasks [19,20]. Portfolio-style selection has a rich metaheuristic literature [21], and the broader quantum-optimization toolkit—QUBO formulations [22] and quantum-inspired search—offers principled ways to handle non-additive objectives. Deep and federated anomaly-detection models for zero-day cyberattacks further motivate data-driven security analytics [23]. We are, to our knowledge, the first to apply a QIEA to synergy-aware cybersecurity investment prioritization, and to combine it with a learning and knowledge layer in a single framework.</w:t>
       </w:r>
     </w:p>
     <w:p>
@@ -2646,7 +2646,7 @@
           <w:sz w:val="22"/>
           <w:szCs w:val="22"/>
         </w:rPr>
-        <w:t xml:space="preserve">The quadratic objective in Eq. (2) is an instance of the quadratic knapsack problem, which is NP-hard; exact solution is intractable for realistic portfolio sizes, motivating the metaheuristic route taken by the broader portfolio-optimization literature [21]. Our choice of a quantum-inspired evolutionary algorithm is deliberate: quantum-inspired metaheuristics retain a compact probabilistic (qubit) state that balances exploration and exploitation without the overhead of maintaining an explicit population of full solutions, and have repeatedly outperformed classical evolutionary algorithms on combinatorial benchmarks [6,7,19,20]. The objective can equivalently be expressed as a quadratic unconstrained binary optimization (QUBO) model after a penalty reformulation of the budget constraint [22], which makes the framework portable to quantum-annealing and gate-based hardware in future work while remaining fully classical here. Each QIEA generation costs </w:t>
+        <w:t xml:space="preserve">The quadratic objective in Eq. (2) is an instance of the quadratic knapsack problem, which is NP-hard; exact solution is intractable for realistic portfolio sizes, motivating the metaheuristic route taken by the broader portfolio-optimization literature [21]. Our choice of a quantum-inspired evolutionary algorithm is deliberate: quantum-inspired metaheuristics retain a compact probabilistic (qubit) state that balances exploration and exploitation without the overhead of maintaining an explicit population of full solutions, and have repeatedly outperformed classical evolutionary algorithms on combinatorial benchmarks [6,14,19,20]. The objective can equivalently be expressed as a quadratic unconstrained binary optimization (QUBO) model after a penalty reformulation of the budget constraint [22], which makes the framework portable to quantum-annealing and gate-based hardware in future work while remaining fully classical here. Each QIEA generation costs </w:t>
       </w:r>
       <w:r>
         <w:rPr>
@@ -4894,31 +4894,31 @@
           <w:sz w:val="22"/>
           <w:szCs w:val="22"/>
         </w:rPr>
-        <w:t xml:space="preserve">[1] L.A. Gordon, M.P. Loeb, The economics of information security investment, ACM Trans. Inf. Syst. Secur. 5 (2002) 438–457. https://doi.org/10.1145/581271.581274.</w:t>
-      </w:r>
-    </w:p>
-    <w:p>
-      <w:pPr>
-        <w:spacing w:line="360" w:lineRule="auto" w:after="120"/>
-      </w:pPr>
-      <w:r>
-        <w:rPr>
-          <w:sz w:val="22"/>
-          <w:szCs w:val="22"/>
-        </w:rPr>
-        <w:t xml:space="preserve">[2] J. Grossklags, N. Christin, J. Chuang, Secure or insure? A game-theoretic analysis of information security games, in: Proc. 17th Int. Conf. World Wide Web, ACM, 2008, pp. 209–218. https://doi.org/10.1145/1367497.1367526.</w:t>
-      </w:r>
-    </w:p>
-    <w:p>
-      <w:pPr>
-        <w:spacing w:line="360" w:lineRule="auto" w:after="120"/>
-      </w:pPr>
-      <w:r>
-        <w:rPr>
-          <w:sz w:val="22"/>
-          <w:szCs w:val="22"/>
-        </w:rPr>
-        <w:t xml:space="preserve">[3] V.M. Bier, S. Oliveros, L. Samuelson, Choosing what to protect: strategic defensive allocation against an unknown attacker, J. Public Econ. Theory 9 (2007) 563–587. https://doi.org/10.1111/j.1467-9779.2007.00320.x.</w:t>
+        <w:t xml:space="preserve">[1] M. Albanese, I. Iganibo, O. Adebiyi, A framework for designing vulnerability metrics, Comput. Secur. 132 (2023) 103382. https://doi.org/10.1016/j.cose.2023.103382.</w:t>
+      </w:r>
+    </w:p>
+    <w:p>
+      <w:pPr>
+        <w:spacing w:line="360" w:lineRule="auto" w:after="120"/>
+      </w:pPr>
+      <w:r>
+        <w:rPr>
+          <w:sz w:val="22"/>
+          <w:szCs w:val="22"/>
+        </w:rPr>
+        <w:t xml:space="preserve">[2] A. Marcelli, et al., Solving transport infrastructure investment project selection and scheduling using genetic algorithms, Mathematics 12 (2024) 3056. https://doi.org/10.3390/math12193056.</w:t>
+      </w:r>
+    </w:p>
+    <w:p>
+      <w:pPr>
+        <w:spacing w:line="360" w:lineRule="auto" w:after="120"/>
+      </w:pPr>
+      <w:r>
+        <w:rPr>
+          <w:sz w:val="22"/>
+          <w:szCs w:val="22"/>
+        </w:rPr>
+        <w:t xml:space="preserve">[3] J. Jeong, A. Mbakwe, et al., Cybersecurity capabilities and cyber-attacks as drivers of investment in cybersecurity systems: a UK survey for 2018 and 2019, Comput. Secur. 124 (2023) 102954. https://doi.org/10.1016/j.cose.2022.102954.</w:t>
       </w:r>
     </w:p>
     <w:p>
@@ -4954,103 +4954,103 @@
           <w:sz w:val="22"/>
           <w:szCs w:val="22"/>
         </w:rPr>
-        <w:t xml:space="preserve">[6] Y. Zhang, S. Wang, G. Ji, A comprehensive survey on quantum-inspired optimization algorithms, Artif. Intell. Rev. 54 (2021) 1–45. https://doi.org/10.1007/s10462-020-09922-6.</w:t>
-      </w:r>
-    </w:p>
-    <w:p>
-      <w:pPr>
-        <w:spacing w:line="360" w:lineRule="auto" w:after="120"/>
-      </w:pPr>
-      <w:r>
-        <w:rPr>
-          <w:sz w:val="22"/>
-          <w:szCs w:val="22"/>
-        </w:rPr>
-        <w:t xml:space="preserve">[7] A. Layeb, A novel quantum-inspired cuckoo search algorithm for the 0-1 knapsack problem, Int. J. Bio-Inspired Comput. 3 (2011) 297–305. https://doi.org/10.1504/IJBIC.2011.042260.</w:t>
-      </w:r>
-    </w:p>
-    <w:p>
-      <w:pPr>
-        <w:spacing w:line="360" w:lineRule="auto" w:after="120"/>
-      </w:pPr>
-      <w:r>
-        <w:rPr>
-          <w:sz w:val="22"/>
-          <w:szCs w:val="22"/>
-        </w:rPr>
-        <w:t xml:space="preserve">[8] R. Kumar, et al., A knowledge-based integrated system of hesitant fuzzy set, AHP and TOPSIS for evaluating security–durability of web applications, IEEE Access 8 (2020) 48870–48885. https://doi.org/10.1109/ACCESS.2020.2978038.</w:t>
-      </w:r>
-    </w:p>
-    <w:p>
-      <w:pPr>
-        <w:spacing w:line="360" w:lineRule="auto" w:after="120"/>
-      </w:pPr>
-      <w:r>
-        <w:rPr>
-          <w:sz w:val="22"/>
-          <w:szCs w:val="22"/>
-        </w:rPr>
-        <w:t xml:space="preserve">[9] E. Altulaihan, M.A. Almaiah, A. Aljughaiman, Anomaly detection IDS for detecting DoS attacks in IoT networks based on machine learning algorithms, Sensors 24 (2024) 713. https://doi.org/10.3390/s24020713.</w:t>
-      </w:r>
-    </w:p>
-    <w:p>
-      <w:pPr>
-        <w:spacing w:line="360" w:lineRule="auto" w:after="120"/>
-      </w:pPr>
-      <w:r>
-        <w:rPr>
-          <w:sz w:val="22"/>
-          <w:szCs w:val="22"/>
-        </w:rPr>
-        <w:t xml:space="preserve">[10] M. Almars, F. Alharbi, E. Atlam, I. Mahgoub, Machine learning-based security solutions for IoT networks: a comprehensive survey, Sensors 25 (2025) 3341. https://doi.org/10.3390/s25113341.</w:t>
-      </w:r>
-    </w:p>
-    <w:p>
-      <w:pPr>
-        <w:spacing w:line="360" w:lineRule="auto" w:after="120"/>
-      </w:pPr>
-      <w:r>
-        <w:rPr>
-          <w:sz w:val="22"/>
-          <w:szCs w:val="22"/>
-        </w:rPr>
-        <w:t xml:space="preserve">[11] E. Gyamfi, et al., Evaluating ensemble learning models for intrusion detection in the Internet of Medical Things, Sensors 24 (2024) 5937. https://doi.org/10.3390/s24185937.</w:t>
-      </w:r>
-    </w:p>
-    <w:p>
-      <w:pPr>
-        <w:spacing w:line="360" w:lineRule="auto" w:after="120"/>
-      </w:pPr>
-      <w:r>
-        <w:rPr>
-          <w:sz w:val="22"/>
-          <w:szCs w:val="22"/>
-        </w:rPr>
-        <w:t xml:space="preserve">[12] G. Folino, et al., Comprehensive analysis and evaluation of anomalous user activity in web server logs, Sensors 24 (2024) 746. https://doi.org/10.3390/s24030746.</w:t>
-      </w:r>
-    </w:p>
-    <w:p>
-      <w:pPr>
-        <w:spacing w:line="360" w:lineRule="auto" w:after="120"/>
-      </w:pPr>
-      <w:r>
-        <w:rPr>
-          <w:sz w:val="22"/>
-          <w:szCs w:val="22"/>
-        </w:rPr>
-        <w:t xml:space="preserve">[13] Á. Michelena, et al., Design and evaluation of unsupervised machine learning models for anomaly detection in streaming cybersecurity logs, Mathematics 10 (2022) 4043. https://doi.org/10.3390/math10214043.</w:t>
-      </w:r>
-    </w:p>
-    <w:p>
-      <w:pPr>
-        <w:spacing w:line="360" w:lineRule="auto" w:after="120"/>
-      </w:pPr>
-      <w:r>
-        <w:rPr>
-          <w:sz w:val="22"/>
-          <w:szCs w:val="22"/>
-        </w:rPr>
-        <w:t xml:space="preserve">[14] L.A. Zadeh, Fuzzy sets, Inf. Control 8 (1965) 338–353. https://doi.org/10.1016/S0019-9958(65)90241-X.</w:t>
+        <w:t xml:space="preserve">[6] Y. Wang, et al., Quantum-inspired differential evolution with grey wolf optimizer for 0-1 knapsack problem, Mathematics 9 (2021) 1233. https://doi.org/10.3390/math9111233.</w:t>
+      </w:r>
+    </w:p>
+    <w:p>
+      <w:pPr>
+        <w:spacing w:line="360" w:lineRule="auto" w:after="120"/>
+      </w:pPr>
+      <w:r>
+        <w:rPr>
+          <w:sz w:val="22"/>
+          <w:szCs w:val="22"/>
+        </w:rPr>
+        <w:t xml:space="preserve">[7] R. Kumar, et al., A knowledge-based integrated system of hesitant fuzzy set, AHP and TOPSIS for evaluating security–durability of web applications, IEEE Access 8 (2020) 48870–48885. https://doi.org/10.1109/ACCESS.2020.2978038.</w:t>
+      </w:r>
+    </w:p>
+    <w:p>
+      <w:pPr>
+        <w:spacing w:line="360" w:lineRule="auto" w:after="120"/>
+      </w:pPr>
+      <w:r>
+        <w:rPr>
+          <w:sz w:val="22"/>
+          <w:szCs w:val="22"/>
+        </w:rPr>
+        <w:t xml:space="preserve">[8] E. Altulaihan, M.A. Almaiah, A. Aljughaiman, Anomaly detection IDS for detecting DoS attacks in IoT networks based on machine learning algorithms, Sensors 24 (2024) 713. https://doi.org/10.3390/s24020713.</w:t>
+      </w:r>
+    </w:p>
+    <w:p>
+      <w:pPr>
+        <w:spacing w:line="360" w:lineRule="auto" w:after="120"/>
+      </w:pPr>
+      <w:r>
+        <w:rPr>
+          <w:sz w:val="22"/>
+          <w:szCs w:val="22"/>
+        </w:rPr>
+        <w:t xml:space="preserve">[9] M. Almars, F. Alharbi, E. Atlam, I. Mahgoub, Machine learning-based security solutions for IoT networks: a comprehensive survey, Sensors 25 (2025) 3341. https://doi.org/10.3390/s25113341.</w:t>
+      </w:r>
+    </w:p>
+    <w:p>
+      <w:pPr>
+        <w:spacing w:line="360" w:lineRule="auto" w:after="120"/>
+      </w:pPr>
+      <w:r>
+        <w:rPr>
+          <w:sz w:val="22"/>
+          <w:szCs w:val="22"/>
+        </w:rPr>
+        <w:t xml:space="preserve">[10] E. Gyamfi, et al., Evaluating ensemble learning models for intrusion detection in the Internet of Medical Things, Sensors 24 (2024) 5937. https://doi.org/10.3390/s24185937.</w:t>
+      </w:r>
+    </w:p>
+    <w:p>
+      <w:pPr>
+        <w:spacing w:line="360" w:lineRule="auto" w:after="120"/>
+      </w:pPr>
+      <w:r>
+        <w:rPr>
+          <w:sz w:val="22"/>
+          <w:szCs w:val="22"/>
+        </w:rPr>
+        <w:t xml:space="preserve">[11] G. Folino, et al., Comprehensive analysis and evaluation of anomalous user activity in web server logs, Sensors 24 (2024) 746. https://doi.org/10.3390/s24030746.</w:t>
+      </w:r>
+    </w:p>
+    <w:p>
+      <w:pPr>
+        <w:spacing w:line="360" w:lineRule="auto" w:after="120"/>
+      </w:pPr>
+      <w:r>
+        <w:rPr>
+          <w:sz w:val="22"/>
+          <w:szCs w:val="22"/>
+        </w:rPr>
+        <w:t xml:space="preserve">[12] Á. Michelena, et al., Design and evaluation of unsupervised machine learning models for anomaly detection in streaming cybersecurity logs, Mathematics 10 (2022) 4043. https://doi.org/10.3390/math10214043.</w:t>
+      </w:r>
+    </w:p>
+    <w:p>
+      <w:pPr>
+        <w:spacing w:line="360" w:lineRule="auto" w:after="120"/>
+      </w:pPr>
+      <w:r>
+        <w:rPr>
+          <w:sz w:val="22"/>
+          <w:szCs w:val="22"/>
+        </w:rPr>
+        <w:t xml:space="preserve">[13] L.A. Zadeh, Fuzzy sets, Inf. Control 8 (1965) 338–353. https://doi.org/10.1016/S0019-9958(65)90241-X.</w:t>
+      </w:r>
+    </w:p>
+    <w:p>
+      <w:pPr>
+        <w:spacing w:line="360" w:lineRule="auto" w:after="120"/>
+      </w:pPr>
+      <w:r>
+        <w:rPr>
+          <w:sz w:val="22"/>
+          <w:szCs w:val="22"/>
+        </w:rPr>
+        <w:t xml:space="preserve">[14] C. Çalı, et al., Intuitionistic fuzzy sets with ordered pairs and their usage in multi-attribute decision making: a novel intuitionistic fuzzy TOPSIS method, Mathematics 11 (2023) 3867. https://doi.org/10.3390/math11183867.</w:t>
       </w:r>
     </w:p>
     <w:p>
@@ -5146,7 +5146,7 @@
           <w:sz w:val="22"/>
           <w:szCs w:val="22"/>
         </w:rPr>
-        <w:t xml:space="preserve">[22] F. Glover, G. Kochenberger, Y. Du, Quantum bridge analytics I: a tutorial on formulating and using QUBO models, 4OR 17 (2019) 335–371. https://doi.org/10.1007/s10288-019-00424-y.</w:t>
+        <w:t xml:space="preserve">[22] M. Nakano, et al., Multi-objective optimization technique based on QUBO and an Ising machine, IEEE Access 12 (2024) 10357–10370. https://doi.org/10.1109/ACCESS.2024.3353194.</w:t>
       </w:r>
     </w:p>
     <w:p>

--- a/qai-cyber-investment/paper.docx
+++ b/qai-cyber-investment/paper.docx
@@ -53,31 +53,31 @@
           <w:sz w:val="22"/>
           <w:szCs w:val="22"/>
         </w:rPr>
-        <w:t xml:space="preserve"> [Author Name]a,*</w:t>
-      </w:r>
-    </w:p>
-    <w:p>
-      <w:pPr>
-        <w:spacing w:line="360" w:lineRule="auto" w:after="120"/>
-      </w:pPr>
-      <w:r>
-        <w:rPr>
-          <w:sz w:val="22"/>
-          <w:szCs w:val="22"/>
-        </w:rPr>
-        <w:t xml:space="preserve">a [Department, Institution, Full Postal Address, Country]</w:t>
-      </w:r>
-    </w:p>
-    <w:p>
-      <w:pPr>
-        <w:spacing w:line="360" w:lineRule="auto" w:after="120"/>
-      </w:pPr>
-      <w:r>
-        <w:rPr>
-          <w:sz w:val="22"/>
-          <w:szCs w:val="22"/>
-        </w:rPr>
-        <w:t xml:space="preserve">* Corresponding author. E-mail address: [author@institution.edu]</w:t>
+        <w:t xml:space="preserve"> Ashok Kumar Saillaa,*</w:t>
+      </w:r>
+    </w:p>
+    <w:p>
+      <w:pPr>
+        <w:spacing w:line="360" w:lineRule="auto" w:after="120"/>
+      </w:pPr>
+      <w:r>
+        <w:rPr>
+          <w:sz w:val="22"/>
+          <w:szCs w:val="22"/>
+        </w:rPr>
+        <w:t xml:space="preserve">a Midwest University, United States</w:t>
+      </w:r>
+    </w:p>
+    <w:p>
+      <w:pPr>
+        <w:spacing w:line="360" w:lineRule="auto" w:after="120"/>
+      </w:pPr>
+      <w:r>
+        <w:rPr>
+          <w:sz w:val="22"/>
+          <w:szCs w:val="22"/>
+        </w:rPr>
+        <w:t xml:space="preserve">* Corresponding author. E-mail address: Ashoksailla5@gmail.com</w:t>
       </w:r>
     </w:p>
     <w:p>
@@ -4812,7 +4812,7 @@
           <w:sz w:val="22"/>
           <w:szCs w:val="22"/>
         </w:rPr>
-        <w:t xml:space="preserve">[Author Name]:</w:t>
+        <w:t xml:space="preserve">Ashok Kumar Sailla:</w:t>
       </w:r>
       <w:r>
         <w:rPr>
@@ -5170,7 +5170,7 @@
           <w:sz w:val="22"/>
           <w:szCs w:val="22"/>
         </w:rPr>
-        <w:t xml:space="preserve">[24] [Author Name], QAI-CIP: Quantum-Inspired AI for Cybersecurity Investment Prioritization [software], GitHub, 2026. https://github.com/AshokPrjcts/Journal/tree/main/qai-cyber-investment.</w:t>
+        <w:t xml:space="preserve">[24] A.K. Sailla, QAI-CIP: Quantum-Inspired AI for Cybersecurity Investment Prioritization [software], GitHub, 2026. https://github.com/AshokPrjcts/Journal/tree/main/qai-cyber-investment.</w:t>
       </w:r>
     </w:p>
     <w:sectPr>

--- a/qai-cyber-investment/paper.docx
+++ b/qai-cyber-investment/paper.docx
@@ -4,21 +4,23 @@
   <w:body>
     <w:p>
       <w:pPr>
-        <w:spacing w:line="360" w:lineRule="auto" w:after="200"/>
+        <w:spacing w:before="120" w:after="160" w:line="288" w:lineRule="auto"/>
         <w:jc w:val="center"/>
       </w:pPr>
       <w:r>
         <w:rPr>
           <w:b/>
-          <w:sz w:val="36"/>
-          <w:szCs w:val="36"/>
+          <w:sz w:val="38"/>
+          <w:szCs w:val="38"/>
+          <w:color w:val="1F4E79"/>
         </w:rPr>
         <w:t xml:space="preserve">Quantum-Inspired Artificial Intelligence for Cybersecurity Investment Prioritization: A Hybrid Decision Intelligence Framework</w:t>
       </w:r>
     </w:p>
     <w:p>
       <w:pPr>
-        <w:spacing w:line="360" w:lineRule="auto" w:after="120"/>
+        <w:spacing w:before="0" w:after="140" w:line="288" w:lineRule="auto"/>
+        <w:jc w:val="both"/>
       </w:pPr>
       <w:r>
         <w:rPr>
@@ -38,642 +40,8 @@
     </w:p>
     <w:p>
       <w:pPr>
-        <w:spacing w:line="360" w:lineRule="auto" w:after="120"/>
-      </w:pPr>
-      <w:r>
-        <w:rPr>
-          <w:b/>
-          <w:sz w:val="22"/>
-          <w:szCs w:val="22"/>
-        </w:rPr>
-        <w:t xml:space="preserve">Author:</w:t>
-      </w:r>
-      <w:r>
-        <w:rPr>
-          <w:sz w:val="22"/>
-          <w:szCs w:val="22"/>
-        </w:rPr>
-        <w:t xml:space="preserve"> Ashok Kumar Saillaa,*</w:t>
-      </w:r>
-    </w:p>
-    <w:p>
-      <w:pPr>
-        <w:spacing w:line="360" w:lineRule="auto" w:after="120"/>
-      </w:pPr>
-      <w:r>
-        <w:rPr>
-          <w:sz w:val="22"/>
-          <w:szCs w:val="22"/>
-        </w:rPr>
-        <w:t xml:space="preserve">a Midwest University, United States</w:t>
-      </w:r>
-    </w:p>
-    <w:p>
-      <w:pPr>
-        <w:spacing w:line="360" w:lineRule="auto" w:after="120"/>
-      </w:pPr>
-      <w:r>
-        <w:rPr>
-          <w:sz w:val="22"/>
-          <w:szCs w:val="22"/>
-        </w:rPr>
-        <w:t xml:space="preserve">* Corresponding author. E-mail address: Ashoksailla5@gmail.com</w:t>
-      </w:r>
-    </w:p>
-    <w:p>
-      <w:pPr>
-        <w:spacing w:line="360" w:lineRule="auto" w:after="140"/>
-      </w:pPr>
-      <w:r>
-        <w:rPr>
-          <w:b/>
-          <w:sz w:val="28"/>
-          <w:szCs w:val="28"/>
-        </w:rPr>
-        <w:t xml:space="preserve">Highlights</w:t>
-      </w:r>
-    </w:p>
-    <w:p>
-      <w:pPr>
-        <w:spacing w:line="360" w:lineRule="auto" w:after="40"/>
-      </w:pPr>
-      <w:r>
-        <w:rPr>
-          <w:sz w:val="22"/>
-          <w:szCs w:val="22"/>
-        </w:rPr>
-        <w:t xml:space="preserve">•  A hybrid decision-intelligence framework prioritizes cybersecurity investments.</w:t>
-      </w:r>
-    </w:p>
-    <w:p>
-      <w:pPr>
-        <w:spacing w:line="360" w:lineRule="auto" w:after="40"/>
-      </w:pPr>
-      <w:r>
-        <w:rPr>
-          <w:sz w:val="22"/>
-          <w:szCs w:val="22"/>
-        </w:rPr>
-        <w:t xml:space="preserve">•  Learning, knowledge rules and a quantum-inspired optimizer are unified.</w:t>
-      </w:r>
-    </w:p>
-    <w:p>
-      <w:pPr>
-        <w:spacing w:line="360" w:lineRule="auto" w:after="40"/>
-      </w:pPr>
-      <w:r>
-        <w:rPr>
-          <w:sz w:val="22"/>
-          <w:szCs w:val="22"/>
-        </w:rPr>
-        <w:t xml:space="preserve">•  Defence-in-depth synergies make budget allocation a quadratic problem.</w:t>
-      </w:r>
-    </w:p>
-    <w:p>
-      <w:pPr>
-        <w:spacing w:line="360" w:lineRule="auto" w:after="40"/>
-      </w:pPr>
-      <w:r>
-        <w:rPr>
-          <w:sz w:val="22"/>
-          <w:szCs w:val="22"/>
-        </w:rPr>
-        <w:t xml:space="preserve">•  QIEA reaches a 0.06% gap to the best solution, beating greedy and GA.</w:t>
-      </w:r>
-    </w:p>
-    <w:p>
-      <w:pPr>
-        <w:spacing w:line="360" w:lineRule="auto" w:after="40"/>
-      </w:pPr>
-      <w:r>
-        <w:rPr>
-          <w:sz w:val="22"/>
-          <w:szCs w:val="22"/>
-        </w:rPr>
-        <w:t xml:space="preserve">•  Ablation shows each layer adds value, lifting risk reduction by 7.5%.</w:t>
-      </w:r>
-    </w:p>
-    <w:p>
-      <w:pPr>
-        <w:spacing w:line="360" w:lineRule="auto" w:after="140"/>
-      </w:pPr>
-      <w:r>
-        <w:rPr>
-          <w:b/>
-          <w:sz w:val="28"/>
-          <w:szCs w:val="28"/>
-        </w:rPr>
-        <w:t xml:space="preserve">Abstract</w:t>
-      </w:r>
-    </w:p>
-    <w:p>
-      <w:pPr>
-        <w:spacing w:line="360" w:lineRule="auto" w:after="120"/>
-      </w:pPr>
-      <w:r>
-        <w:rPr>
-          <w:sz w:val="22"/>
-          <w:szCs w:val="22"/>
-        </w:rPr>
-        <w:t xml:space="preserve">Chief information security officers must allocate finite budgets across competing security controls, yet prevailing practice relies on ranked heuristics that ignore interactions between controls. We present a hybrid </w:t>
-      </w:r>
-      <w:r>
-        <w:rPr>
-          <w:i/>
-          <w:sz w:val="22"/>
-          <w:szCs w:val="22"/>
-        </w:rPr>
-        <w:t xml:space="preserve">decision-intelligence</w:t>
-      </w:r>
-      <w:r>
-        <w:rPr>
-          <w:sz w:val="22"/>
-          <w:szCs w:val="22"/>
-        </w:rPr>
-        <w:t xml:space="preserve"> framework for cybersecurity investment prioritization that couples three cooperating layers: (i) a data-driven prediction layer that learns per-control breach-mitigation effectiveness; (ii) a knowledge layer that encodes expert security rules through fuzzy amplification to recover value the predictor cannot observe from marginal features; and (iii) a quantum-inspired evolutionary optimizer (QIEA) that solves the budget-constrained selection problem. Because co-funding complementary controls yields super-additive "defence-in-depth" protection, the allocation problem is quadratic and non-submodular, which defeats myopic value-density heuristics. On a reproducible 120-control portfolio averaged over twenty independent seeds, the full framework attains a mean optimality gap of 0.06% to the best solution found, compared with 0.54% for a classical genetic algorithm, 1.84% for value-density greedy selection, and 2.58% for an exact linear optimizer that is blind to synergies. A layer-wise ablation confirms that each component contributes positively, improving realized annual risk reduction by 7.5% over an optimization-only baseline and raising return on security investment to 144.2%. The framework is implemented in dependency-free Python and released openly, offering security managers a transparent, auditable decision-support tool. Results indicate that modelling control synergies, rather than optimizer choice alone, is the decisive factor for effective cybersecurity budgeting.</w:t>
-      </w:r>
-    </w:p>
-    <w:p>
-      <w:pPr>
-        <w:spacing w:line="360" w:lineRule="auto" w:after="120"/>
-      </w:pPr>
-      <w:r>
-        <w:rPr>
-          <w:b/>
-          <w:sz w:val="22"/>
-          <w:szCs w:val="22"/>
-        </w:rPr>
-        <w:t xml:space="preserve">Keywords:</w:t>
-      </w:r>
-      <w:r>
-        <w:rPr>
-          <w:sz w:val="22"/>
-          <w:szCs w:val="22"/>
-        </w:rPr>
-        <w:t xml:space="preserve"> cybersecurity; investment; quantum-inspired; optimization; knowledge; decision-support; prioritization</w:t>
-      </w:r>
-    </w:p>
-    <w:p>
-      <w:pPr>
-        <w:spacing w:line="360" w:lineRule="auto" w:after="140"/>
-      </w:pPr>
-      <w:r>
-        <w:rPr>
-          <w:b/>
-          <w:sz w:val="28"/>
-          <w:szCs w:val="28"/>
-        </w:rPr>
-        <w:t xml:space="preserve">1. Introduction</w:t>
-      </w:r>
-    </w:p>
-    <w:p>
-      <w:pPr>
-        <w:spacing w:line="360" w:lineRule="auto" w:after="120"/>
-      </w:pPr>
-      <w:r>
-        <w:rPr>
-          <w:sz w:val="22"/>
-          <w:szCs w:val="22"/>
-        </w:rPr>
-        <w:t xml:space="preserve">The accelerating volume and sophistication of cyberattacks have made artificial-intelligence-driven defence a practical necessity, with machine-learning models now routinely deployed for intrusion detection and risk estimation across enterprise and IoT environments. Yet detection capability is only half of the problem: organizations face an expanding threat surface under hard budget constraints, forcing security leaders to decide </w:t>
-      </w:r>
-      <w:r>
-        <w:rPr>
-          <w:i/>
-          <w:sz w:val="22"/>
-          <w:szCs w:val="22"/>
-        </w:rPr>
-        <w:t xml:space="preserve">which</w:t>
-      </w:r>
-      <w:r>
-        <w:rPr>
-          <w:sz w:val="22"/>
-          <w:szCs w:val="22"/>
-        </w:rPr>
-        <w:t xml:space="preserve"> controls to fund rather than </w:t>
-      </w:r>
-      <w:r>
-        <w:rPr>
-          <w:i/>
-          <w:sz w:val="22"/>
-          <w:szCs w:val="22"/>
-        </w:rPr>
-        <w:t xml:space="preserve">whether</w:t>
-      </w:r>
-      <w:r>
-        <w:rPr>
-          <w:sz w:val="22"/>
-          <w:szCs w:val="22"/>
-        </w:rPr>
-        <w:t xml:space="preserve"> to invest [1,2]. In practice these decisions are dominated by qualitative risk matrices and single-criterion rankings that score each control independently [3]. This independence assumption is unsafe: security controls interact. Endpoint detection is far more valuable alongside centralized log analytics; identity hardening compounds with privileged-access management. Such "defence-in-depth" complementarities make the realized value of a control portfolio </w:t>
-      </w:r>
-      <w:r>
-        <w:rPr>
-          <w:i/>
-          <w:sz w:val="22"/>
-          <w:szCs w:val="22"/>
-        </w:rPr>
-        <w:t xml:space="preserve">super-additive</w:t>
-      </w:r>
-      <w:r>
-        <w:rPr>
-          <w:sz w:val="22"/>
-          <w:szCs w:val="22"/>
-        </w:rPr>
-        <w:t xml:space="preserve">, so any method that ranks controls in isolation systematically misallocates capital [3,4].</w:t>
-      </w:r>
-    </w:p>
-    <w:p>
-      <w:pPr>
-        <w:spacing w:line="360" w:lineRule="auto" w:after="120"/>
-      </w:pPr>
-      <w:r>
-        <w:rPr>
-          <w:sz w:val="22"/>
-          <w:szCs w:val="22"/>
-        </w:rPr>
-        <w:t xml:space="preserve">A credible decision-support system for this problem must therefore satisfy three requirements simultaneously: it must (i) </w:t>
-      </w:r>
-      <w:r>
-        <w:rPr>
-          <w:i/>
-          <w:sz w:val="22"/>
-          <w:szCs w:val="22"/>
-        </w:rPr>
-        <w:t xml:space="preserve">estimate</w:t>
-      </w:r>
-      <w:r>
-        <w:rPr>
-          <w:sz w:val="22"/>
-          <w:szCs w:val="22"/>
-        </w:rPr>
-        <w:t xml:space="preserve"> how effective each control is from data, (ii) </w:t>
-      </w:r>
-      <w:r>
-        <w:rPr>
-          <w:i/>
-          <w:sz w:val="22"/>
-          <w:szCs w:val="22"/>
-        </w:rPr>
-        <w:t xml:space="preserve">incorporate expert knowledge</w:t>
-      </w:r>
-      <w:r>
-        <w:rPr>
-          <w:sz w:val="22"/>
-          <w:szCs w:val="22"/>
-        </w:rPr>
-        <w:t xml:space="preserve"> that the data alone cannot express, and (iii) </w:t>
-      </w:r>
-      <w:r>
-        <w:rPr>
-          <w:i/>
-          <w:sz w:val="22"/>
-          <w:szCs w:val="22"/>
-        </w:rPr>
-        <w:t xml:space="preserve">optimize</w:t>
-      </w:r>
-      <w:r>
-        <w:rPr>
-          <w:sz w:val="22"/>
-          <w:szCs w:val="22"/>
-        </w:rPr>
-        <w:t xml:space="preserve"> the joint, interaction-aware objective under a budget. Each requirement maps onto a mature strand of artificial intelligence — machine learning, knowledge-based systems, and computational-intelligence optimization — yet the literature addresses them in isolation. Security-economics models optimize additive utilities but do not learn effectiveness from data [1,2,3]; knowledge-based risk tools reason over expert rules but do not optimize a budgeted portfolio [4]; and quantum-inspired optimizers solve generic knapsack problems without any domain learning or knowledge layer [5,6]. </w:t>
-      </w:r>
-      <w:r>
-        <w:rPr>
-          <w:b/>
-          <w:sz w:val="22"/>
-          <w:szCs w:val="22"/>
-        </w:rPr>
-        <w:t xml:space="preserve">No existing method unifies learning, knowledge, and interaction-aware optimization for cybersecurity investment, and none treats the allocation as the non-additive problem it actually is.</w:t>
-      </w:r>
-      <w:r>
-        <w:rPr>
-          <w:sz w:val="22"/>
-          <w:szCs w:val="22"/>
-        </w:rPr>
-        <w:t xml:space="preserve"> This is the gap we address.</w:t>
-      </w:r>
-    </w:p>
-    <w:p>
-      <w:pPr>
-        <w:spacing w:line="360" w:lineRule="auto" w:after="120"/>
-      </w:pPr>
-      <w:r>
-        <w:rPr>
-          <w:sz w:val="22"/>
-          <w:szCs w:val="22"/>
-        </w:rPr>
-        <w:t xml:space="preserve">We contribute a </w:t>
-      </w:r>
-      <w:r>
-        <w:rPr>
-          <w:i/>
-          <w:sz w:val="22"/>
-          <w:szCs w:val="22"/>
-        </w:rPr>
-        <w:t xml:space="preserve">hybrid decision-intelligence framework</w:t>
-      </w:r>
-      <w:r>
-        <w:rPr>
-          <w:sz w:val="22"/>
-          <w:szCs w:val="22"/>
-        </w:rPr>
-        <w:t xml:space="preserve"> that closes this gap. Its optimization core is a </w:t>
-      </w:r>
-      <w:r>
-        <w:rPr>
-          <w:b/>
-          <w:sz w:val="22"/>
-          <w:szCs w:val="22"/>
-        </w:rPr>
-        <w:t xml:space="preserve">quantum-inspired evolutionary algorithm (QIEA)</w:t>
-      </w:r>
-      <w:r>
-        <w:rPr>
-          <w:sz w:val="22"/>
-          <w:szCs w:val="22"/>
-        </w:rPr>
-        <w:t xml:space="preserve">: a classical algorithm that represents each funding decision as a qubit in superposition and uses a rotation-gate update to emulate quantum amplitude amplification, giving strong global search on commodity hardware without quantum computers [5,6]. The framework's novelty is threefold — a new </w:t>
-      </w:r>
-      <w:r>
-        <w:rPr>
-          <w:i/>
-          <w:sz w:val="22"/>
-          <w:szCs w:val="22"/>
-        </w:rPr>
-        <w:t xml:space="preserve">problem formulation</w:t>
-      </w:r>
-      <w:r>
-        <w:rPr>
-          <w:sz w:val="22"/>
-          <w:szCs w:val="22"/>
-        </w:rPr>
-        <w:t xml:space="preserve">, a new </w:t>
-      </w:r>
-      <w:r>
-        <w:rPr>
-          <w:i/>
-          <w:sz w:val="22"/>
-          <w:szCs w:val="22"/>
-        </w:rPr>
-        <w:t xml:space="preserve">architecture</w:t>
-      </w:r>
-      <w:r>
-        <w:rPr>
-          <w:sz w:val="22"/>
-          <w:szCs w:val="22"/>
-        </w:rPr>
-        <w:t xml:space="preserve">, and a counter-intuitive </w:t>
-      </w:r>
-      <w:r>
-        <w:rPr>
-          <w:i/>
-          <w:sz w:val="22"/>
-          <w:szCs w:val="22"/>
-        </w:rPr>
-        <w:t xml:space="preserve">empirical finding</w:t>
-      </w:r>
-      <w:r>
-        <w:rPr>
-          <w:sz w:val="22"/>
-          <w:szCs w:val="22"/>
-        </w:rPr>
-        <w:t xml:space="preserve">. Specifically, our contributions are:</w:t>
-      </w:r>
-    </w:p>
-    <w:p>
-      <w:pPr>
-        <w:spacing w:line="360" w:lineRule="auto" w:after="40"/>
-      </w:pPr>
-      <w:r>
-        <w:rPr>
-          <w:sz w:val="22"/>
-          <w:szCs w:val="22"/>
-        </w:rPr>
-        <w:t xml:space="preserve">1.  </w:t>
-      </w:r>
-      <w:r>
-        <w:rPr>
-          <w:b/>
-          <w:sz w:val="22"/>
-          <w:szCs w:val="22"/>
-        </w:rPr>
-        <w:t xml:space="preserve">Formulation.</w:t>
-      </w:r>
-      <w:r>
-        <w:rPr>
-          <w:sz w:val="22"/>
-          <w:szCs w:val="22"/>
-        </w:rPr>
-        <w:t xml:space="preserve"> We cast cybersecurity budgeting as a </w:t>
-      </w:r>
-      <w:r>
-        <w:rPr>
-          <w:b/>
-          <w:sz w:val="22"/>
-          <w:szCs w:val="22"/>
-        </w:rPr>
-        <w:t xml:space="preserve">quadratic, synergy-aware</w:t>
-      </w:r>
-      <w:r>
-        <w:rPr>
-          <w:sz w:val="22"/>
-          <w:szCs w:val="22"/>
-        </w:rPr>
-        <w:t xml:space="preserve"> knapsack problem (Eq. 2) that explicitly models defence-in-depth complementarities, departing from the additive formulations that dominate prior work (Section 3.1).</w:t>
-      </w:r>
-    </w:p>
-    <w:p>
-      <w:pPr>
-        <w:spacing w:line="360" w:lineRule="auto" w:after="40"/>
-      </w:pPr>
-      <w:r>
-        <w:rPr>
-          <w:sz w:val="22"/>
-          <w:szCs w:val="22"/>
-        </w:rPr>
-        <w:t xml:space="preserve">2.  </w:t>
-      </w:r>
-      <w:r>
-        <w:rPr>
-          <w:b/>
-          <w:sz w:val="22"/>
-          <w:szCs w:val="22"/>
-        </w:rPr>
-        <w:t xml:space="preserve">Architecture.</w:t>
-      </w:r>
-      <w:r>
-        <w:rPr>
-          <w:sz w:val="22"/>
-          <w:szCs w:val="22"/>
-        </w:rPr>
-        <w:t xml:space="preserve"> We design a three-layer pipeline — data-driven prediction, knowledge-based fuzzy correction, and quantum-inspired optimization — that converts raw threat data into transparent, auditable investment recommendations (Sections 3.2–3.4), to our knowledge the first application of a QIEA to this task.</w:t>
-      </w:r>
-    </w:p>
-    <w:p>
-      <w:pPr>
-        <w:spacing w:line="360" w:lineRule="auto" w:after="40"/>
-      </w:pPr>
-      <w:r>
-        <w:rPr>
-          <w:sz w:val="22"/>
-          <w:szCs w:val="22"/>
-        </w:rPr>
-        <w:t xml:space="preserve">3.  </w:t>
-      </w:r>
-      <w:r>
-        <w:rPr>
-          <w:b/>
-          <w:sz w:val="22"/>
-          <w:szCs w:val="22"/>
-        </w:rPr>
-        <w:t xml:space="preserve">Evidence.</w:t>
-      </w:r>
-      <w:r>
-        <w:rPr>
-          <w:sz w:val="22"/>
-          <w:szCs w:val="22"/>
-        </w:rPr>
-        <w:t xml:space="preserve"> Through a reproducible 20-seed study we show the framework attains a 0.06% mean gap to the best solution found, and we establish that </w:t>
-      </w:r>
-      <w:r>
-        <w:rPr>
-          <w:i/>
-          <w:sz w:val="22"/>
-          <w:szCs w:val="22"/>
-        </w:rPr>
-        <w:t xml:space="preserve">modelling synergies, not the choice of optimizer, is the decisive factor</w:t>
-      </w:r>
-      <w:r>
-        <w:rPr>
-          <w:sz w:val="22"/>
-          <w:szCs w:val="22"/>
-        </w:rPr>
-        <w:t xml:space="preserve"> — an exact optimizer of the additive objective is beaten by heuristics that reason over interactions (Section 4).</w:t>
-      </w:r>
-    </w:p>
-    <w:p>
-      <w:pPr>
-        <w:spacing w:line="360" w:lineRule="auto" w:after="120"/>
-      </w:pPr>
-      <w:r>
-        <w:rPr>
-          <w:sz w:val="22"/>
-          <w:szCs w:val="22"/>
-        </w:rPr>
-        <w:t xml:space="preserve">The remainder of the paper is organized as follows. Section 2 reviews related work; Section 3 formalizes the problem and the three-layer framework; Section 4 reports the experimental evaluation; and Section 5 discusses implications, limitations, and conclusions.</w:t>
-      </w:r>
-    </w:p>
-    <w:p>
-      <w:pPr>
-        <w:spacing w:line="360" w:lineRule="auto" w:after="140"/>
-      </w:pPr>
-      <w:r>
-        <w:rPr>
-          <w:b/>
-          <w:sz w:val="28"/>
-          <w:szCs w:val="28"/>
-        </w:rPr>
-        <w:t xml:space="preserve">2. Related work</w:t>
-      </w:r>
-    </w:p>
-    <w:p>
-      <w:pPr>
-        <w:spacing w:line="360" w:lineRule="auto" w:after="120"/>
-      </w:pPr>
-      <w:r>
-        <w:rPr>
-          <w:b/>
-          <w:sz w:val="22"/>
-          <w:szCs w:val="22"/>
-        </w:rPr>
-        <w:t xml:space="preserve">Security economics and investment.</w:t>
-      </w:r>
-      <w:r>
-        <w:rPr>
-          <w:sz w:val="22"/>
-          <w:szCs w:val="22"/>
-        </w:rPr>
-        <w:t xml:space="preserve"> Quantifying and prioritizing security weaknesses underpins any investment decision; principled vulnerability-metric frameworks move beyond static severity scores toward context-aware ranking [1], and empirical studies link cyber-attack exposure and organizational capability to investment levels [3]. Combinatorial decision-support methods frame project and resource selection as budget-constrained optimization [2]. Knowledge-based and multi-criteria methods have also been applied to security evaluation, including hesitant-fuzzy AHP–TOPSIS models for security–durability assessment [7], while machine-learning-based intrusion detection has been studied extensively for IoT networks [8]. These works largely assume additive utilities, rank alternatives independently, or target detection rather than budgeting, and do not provide an operational tool for budgeted portfolio selection.</w:t>
-      </w:r>
-    </w:p>
-    <w:p>
-      <w:pPr>
-        <w:spacing w:line="360" w:lineRule="auto" w:after="120"/>
-      </w:pPr>
-      <w:r>
-        <w:rPr>
-          <w:b/>
-          <w:sz w:val="22"/>
-          <w:szCs w:val="22"/>
-        </w:rPr>
-        <w:t xml:space="preserve">Machine learning for security risk.</w:t>
-      </w:r>
-      <w:r>
-        <w:rPr>
-          <w:sz w:val="22"/>
-          <w:szCs w:val="22"/>
-        </w:rPr>
-        <w:t xml:space="preserve"> Data-driven models are now central to threat detection and risk estimation: recent surveys and empirical studies cover machine-learning-based IoT security [9], ensemble intrusion detection [10], machine-learning-based anomaly detection in server logs [11], and unsupervised anomaly detection over streaming cybersecurity logs [12]. We adopt a comparable data-driven predictor to estimate per-control mitigation effectiveness, but embed it within an optimization pipeline rather than using it for detection alone.</w:t>
-      </w:r>
-    </w:p>
-    <w:p>
-      <w:pPr>
-        <w:spacing w:line="360" w:lineRule="auto" w:after="120"/>
-      </w:pPr>
-      <w:r>
-        <w:rPr>
-          <w:b/>
-          <w:sz w:val="22"/>
-          <w:szCs w:val="22"/>
-        </w:rPr>
-        <w:t xml:space="preserve">Knowledge-based and explainable decision support.</w:t>
-      </w:r>
-      <w:r>
-        <w:rPr>
-          <w:sz w:val="22"/>
-          <w:szCs w:val="22"/>
-        </w:rPr>
-        <w:t xml:space="preserve"> Expert systems and fuzzy inference have long supported risk assessment under uncertainty [4,13], and remain central to the scope of knowledge-based systems; recent instances include intuitionistic-fuzzy TOPSIS methods for multi-attribute decision-making [14], fuzzy unified decision techniques for healthcare security risk [15], and fuzzy-logic assessment for the industrial IoT [16]. Explainability is increasingly emphasized in AI-based decision support [17], and transparent, auditable recommendations are a core requirement for security governance. We adopt fuzzy amplification as the mechanism by which domain rules correct data-driven estimates, and our layered decomposition makes each recommendation explainable. The broader motivation—securing the digital transformation of enterprises—is well documented [18].</w:t>
-      </w:r>
-    </w:p>
-    <w:p>
-      <w:pPr>
-        <w:spacing w:line="360" w:lineRule="auto" w:after="120"/>
-      </w:pPr>
-      <w:r>
-        <w:rPr>
-          <w:b/>
-          <w:sz w:val="22"/>
-          <w:szCs w:val="22"/>
-        </w:rPr>
-        <w:t xml:space="preserve">Quantum-inspired and combinatorial optimization.</w:t>
-      </w:r>
-      <w:r>
-        <w:rPr>
-          <w:sz w:val="22"/>
-          <w:szCs w:val="22"/>
-        </w:rPr>
-        <w:t xml:space="preserve"> Han and Kim introduced quantum-inspired evolutionary algorithms for combinatorial problems [5], with subsequent advances on the 0-1 knapsack problem [6] and in multi-objective and clustering tasks [19,20]. Portfolio-style selection has a rich metaheuristic literature [21], and the broader quantum-optimization toolkit—QUBO formulations [22] and quantum-inspired search—offers principled ways to handle non-additive objectives. Deep and federated anomaly-detection models for zero-day cyberattacks further motivate data-driven security analytics [23]. We are, to our knowledge, the first to apply a QIEA to synergy-aware cybersecurity investment prioritization, and to combine it with a learning and knowledge layer in a single framework.</w:t>
-      </w:r>
-    </w:p>
-    <w:p>
-      <w:pPr>
-        <w:spacing w:line="360" w:lineRule="auto" w:after="140"/>
-      </w:pPr>
-      <w:r>
-        <w:rPr>
-          <w:b/>
-          <w:sz w:val="28"/>
-          <w:szCs w:val="28"/>
-        </w:rPr>
-        <w:t xml:space="preserve">3. Problem formulation and framework</w:t>
-      </w:r>
-    </w:p>
-    <w:p>
-      <w:pPr>
-        <w:spacing w:line="360" w:lineRule="auto" w:after="120"/>
+        <w:spacing w:before="0" w:after="40" w:line="276" w:lineRule="auto"/>
+        <w:jc w:val="center"/>
       </w:pPr>
       <w:r>
         <w:rPr>
@@ -681,197 +49,872 @@
           <w:sz w:val="24"/>
           <w:szCs w:val="24"/>
         </w:rPr>
-        <w:t xml:space="preserve">3.1 Decision problem</w:t>
-      </w:r>
-    </w:p>
-    <w:p>
-      <w:pPr>
-        <w:spacing w:line="360" w:lineRule="auto" w:after="120"/>
-      </w:pPr>
-      <w:r>
-        <w:rPr>
-          <w:sz w:val="22"/>
-          <w:szCs w:val="22"/>
-        </w:rPr>
-        <w:t xml:space="preserve">Let </w:t>
-      </w:r>
-      <w:r>
-        <w:rPr>
-          <w:i/>
-          <w:sz w:val="22"/>
-          <w:szCs w:val="22"/>
-        </w:rPr>
-        <w:t xml:space="preserve">C</w:t>
-      </w:r>
-      <w:r>
-        <w:rPr>
-          <w:sz w:val="22"/>
-          <w:szCs w:val="22"/>
-        </w:rPr>
-        <w:t xml:space="preserve"> = {</w:t>
-      </w:r>
-      <w:r>
-        <w:rPr>
-          <w:i/>
-          <w:sz w:val="22"/>
-          <w:szCs w:val="22"/>
-        </w:rPr>
-        <w:t xml:space="preserve">c</w:t>
-      </w:r>
-      <w:r>
-        <w:rPr>
-          <w:sz w:val="22"/>
-          <w:szCs w:val="22"/>
-        </w:rPr>
-        <w:t xml:space="preserve">1, …, </w:t>
-      </w:r>
-      <w:r>
-        <w:rPr>
-          <w:i/>
-          <w:sz w:val="22"/>
-          <w:szCs w:val="22"/>
-        </w:rPr>
-        <w:t xml:space="preserve">c</w:t>
-      </w:r>
-      <w:r>
-        <w:rPr>
-          <w:sz w:val="22"/>
-          <w:szCs w:val="22"/>
-        </w:rPr>
-        <w:t xml:space="preserve">n} be candidate controls. Control </w:t>
-      </w:r>
-      <w:r>
-        <w:rPr>
-          <w:i/>
-          <w:sz w:val="22"/>
-          <w:szCs w:val="22"/>
-        </w:rPr>
-        <w:t xml:space="preserve">c</w:t>
-      </w:r>
-      <w:r>
-        <w:rPr>
-          <w:sz w:val="22"/>
-          <w:szCs w:val="22"/>
-        </w:rPr>
-        <w:t xml:space="preserve">i has cost </w:t>
-      </w:r>
-      <w:r>
-        <w:rPr>
-          <w:i/>
-          <w:sz w:val="22"/>
-          <w:szCs w:val="22"/>
-        </w:rPr>
-        <w:t xml:space="preserve">k</w:t>
-      </w:r>
-      <w:r>
-        <w:rPr>
-          <w:sz w:val="22"/>
-          <w:szCs w:val="22"/>
-        </w:rPr>
-        <w:t xml:space="preserve">i, protected asset value </w:t>
-      </w:r>
-      <w:r>
-        <w:rPr>
-          <w:i/>
-          <w:sz w:val="22"/>
-          <w:szCs w:val="22"/>
-        </w:rPr>
-        <w:t xml:space="preserve">a</w:t>
-      </w:r>
-      <w:r>
-        <w:rPr>
-          <w:sz w:val="22"/>
-          <w:szCs w:val="22"/>
-        </w:rPr>
-        <w:t xml:space="preserve">i, annual breach probability </w:t>
-      </w:r>
-      <w:r>
-        <w:rPr>
-          <w:i/>
-          <w:sz w:val="22"/>
-          <w:szCs w:val="22"/>
-        </w:rPr>
-        <w:t xml:space="preserve">p</w:t>
-      </w:r>
-      <w:r>
-        <w:rPr>
-          <w:sz w:val="22"/>
-          <w:szCs w:val="22"/>
-        </w:rPr>
-        <w:t xml:space="preserve">i, and an unknown mitigation effectiveness </w:t>
-      </w:r>
-      <w:r>
-        <w:rPr>
-          <w:i/>
-          <w:sz w:val="22"/>
-          <w:szCs w:val="22"/>
-        </w:rPr>
-        <w:t xml:space="preserve">m</w:t>
-      </w:r>
-      <w:r>
-        <w:rPr>
-          <w:sz w:val="22"/>
-          <w:szCs w:val="22"/>
-        </w:rPr>
-        <w:t xml:space="preserve">i ∈ [0,1]. A decision vector </w:t>
-      </w:r>
-      <w:r>
-        <w:rPr>
-          <w:i/>
-          <w:sz w:val="22"/>
-          <w:szCs w:val="22"/>
-        </w:rPr>
-        <w:t xml:space="preserve">x</w:t>
-      </w:r>
-      <w:r>
-        <w:rPr>
-          <w:sz w:val="22"/>
-          <w:szCs w:val="22"/>
-        </w:rPr>
-        <w:t xml:space="preserve"> ∈ {0,1}n selects controls subject to budget </w:t>
-      </w:r>
-      <w:r>
-        <w:rPr>
-          <w:i/>
-          <w:sz w:val="22"/>
-          <w:szCs w:val="22"/>
-        </w:rPr>
-        <w:t xml:space="preserve">B</w:t>
-      </w:r>
-      <w:r>
-        <w:rPr>
-          <w:sz w:val="22"/>
-          <w:szCs w:val="22"/>
-        </w:rPr>
-        <w:t xml:space="preserve">. The expected annual loss reduction (ELR) of a single control is</w:t>
-      </w:r>
-    </w:p>
-    <w:p>
-      <w:pPr>
-        <w:spacing w:line="360" w:lineRule="auto" w:after="20"/>
-      </w:pPr>
-      <w:r>
-        <w:rPr>
-          <w:rFonts w:ascii="Consolas" w:hAnsi="Consolas"/>
+        <w:t xml:space="preserve">Author:</w:t>
+      </w:r>
+      <w:r>
+        <w:rPr>
+          <w:sz w:val="24"/>
+          <w:szCs w:val="24"/>
+        </w:rPr>
+        <w:t xml:space="preserve"> Ashok Kumar Saillaa,*</w:t>
+      </w:r>
+    </w:p>
+    <w:p>
+      <w:pPr>
+        <w:spacing w:before="0" w:after="40" w:line="276" w:lineRule="auto"/>
+        <w:jc w:val="center"/>
+      </w:pPr>
+      <w:r>
+        <w:rPr>
+          <w:i/>
+          <w:sz w:val="19.0"/>
+          <w:szCs w:val="19.0"/>
+          <w:color w:val="595959"/>
+        </w:rPr>
+        <w:t xml:space="preserve">a Midwest University, United States</w:t>
+      </w:r>
+    </w:p>
+    <w:p>
+      <w:pPr>
+        <w:spacing w:before="0" w:after="40" w:line="276" w:lineRule="auto"/>
+        <w:jc w:val="center"/>
+      </w:pPr>
+      <w:r>
+        <w:rPr>
+          <w:i/>
+          <w:sz w:val="19.0"/>
+          <w:szCs w:val="19.0"/>
+          <w:color w:val="595959"/>
+        </w:rPr>
+        <w:t xml:space="preserve">* Corresponding author. E-mail address: Ashoksailla5@gmail.com</w:t>
+      </w:r>
+    </w:p>
+    <w:p>
+      <w:pPr>
+        <w:spacing w:before="240" w:after="100" w:line="276" w:lineRule="auto"/>
+        <w:keepNext/>
+      </w:pPr>
+      <w:r>
+        <w:rPr>
+          <w:b/>
+          <w:sz w:val="27.0"/>
+          <w:szCs w:val="27.0"/>
+          <w:color w:val="1F4E79"/>
+        </w:rPr>
+        <w:t xml:space="preserve">Highlights</w:t>
+      </w:r>
+    </w:p>
+    <w:p>
+      <w:pPr>
+        <w:spacing w:before="0" w:after="50" w:line="276" w:lineRule="auto"/>
+        <w:ind w:left="360"/>
+      </w:pPr>
+      <w:r>
+        <w:rPr>
+          <w:sz w:val="22"/>
+          <w:szCs w:val="22"/>
+        </w:rPr>
+        <w:t xml:space="preserve">•  A hybrid decision-intelligence framework prioritizes cybersecurity investments.</w:t>
+      </w:r>
+    </w:p>
+    <w:p>
+      <w:pPr>
+        <w:spacing w:before="0" w:after="50" w:line="276" w:lineRule="auto"/>
+        <w:ind w:left="360"/>
+      </w:pPr>
+      <w:r>
+        <w:rPr>
+          <w:sz w:val="22"/>
+          <w:szCs w:val="22"/>
+        </w:rPr>
+        <w:t xml:space="preserve">•  Learning, knowledge rules and a quantum-inspired optimizer are unified.</w:t>
+      </w:r>
+    </w:p>
+    <w:p>
+      <w:pPr>
+        <w:spacing w:before="0" w:after="50" w:line="276" w:lineRule="auto"/>
+        <w:ind w:left="360"/>
+      </w:pPr>
+      <w:r>
+        <w:rPr>
+          <w:sz w:val="22"/>
+          <w:szCs w:val="22"/>
+        </w:rPr>
+        <w:t xml:space="preserve">•  Defence-in-depth synergies make budget allocation a quadratic problem.</w:t>
+      </w:r>
+    </w:p>
+    <w:p>
+      <w:pPr>
+        <w:spacing w:before="0" w:after="50" w:line="276" w:lineRule="auto"/>
+        <w:ind w:left="360"/>
+      </w:pPr>
+      <w:r>
+        <w:rPr>
+          <w:sz w:val="22"/>
+          <w:szCs w:val="22"/>
+        </w:rPr>
+        <w:t xml:space="preserve">•  QIEA reaches a 0.06% gap to the best solution, beating greedy and GA.</w:t>
+      </w:r>
+    </w:p>
+    <w:p>
+      <w:pPr>
+        <w:spacing w:before="0" w:after="50" w:line="276" w:lineRule="auto"/>
+        <w:ind w:left="360"/>
+      </w:pPr>
+      <w:r>
+        <w:rPr>
+          <w:sz w:val="22"/>
+          <w:szCs w:val="22"/>
+        </w:rPr>
+        <w:t xml:space="preserve">•  Ablation shows each layer adds value, lifting risk reduction by 7.5%.</w:t>
+      </w:r>
+    </w:p>
+    <w:p>
+      <w:pPr>
+        <w:spacing w:before="240" w:after="100" w:line="276" w:lineRule="auto"/>
+        <w:keepNext/>
+      </w:pPr>
+      <w:r>
+        <w:rPr>
+          <w:b/>
+          <w:sz w:val="27.0"/>
+          <w:szCs w:val="27.0"/>
+          <w:color w:val="1F4E79"/>
+        </w:rPr>
+        <w:t xml:space="preserve">Abstract</w:t>
+      </w:r>
+    </w:p>
+    <w:p>
+      <w:pPr>
+        <w:spacing w:before="0" w:after="140" w:line="288" w:lineRule="auto"/>
+        <w:jc w:val="both"/>
+      </w:pPr>
+      <w:r>
+        <w:rPr>
+          <w:sz w:val="22"/>
+          <w:szCs w:val="22"/>
+        </w:rPr>
+        <w:t xml:space="preserve">Chief information security officers must allocate finite budgets across competing security controls, yet prevailing practice relies on ranked heuristics that ignore interactions between controls. We present a hybrid </w:t>
+      </w:r>
+      <w:r>
+        <w:rPr>
+          <w:i/>
+          <w:sz w:val="22"/>
+          <w:szCs w:val="22"/>
+        </w:rPr>
+        <w:t xml:space="preserve">decision-intelligence</w:t>
+      </w:r>
+      <w:r>
+        <w:rPr>
+          <w:sz w:val="22"/>
+          <w:szCs w:val="22"/>
+        </w:rPr>
+        <w:t xml:space="preserve"> framework for cybersecurity investment prioritization that couples three cooperating layers: (i) a data-driven prediction layer that learns per-control breach-mitigation effectiveness; (ii) a knowledge layer that encodes expert security rules through fuzzy amplification to recover value the predictor cannot observe from marginal features; and (iii) a quantum-inspired evolutionary optimizer (QIEA) that solves the budget-constrained selection problem. Because co-funding complementary controls yields super-additive "defence-in-depth" protection, the allocation problem is quadratic and non-submodular, which defeats myopic value-density heuristics. On a reproducible 120-control portfolio averaged over twenty independent seeds, the full framework attains a mean optimality gap of 0.06% to the best solution found, compared with 0.54% for a classical genetic algorithm, 1.84% for value-density greedy selection, and 2.58% for an exact linear optimizer that is blind to synergies. A layer-wise ablation confirms that each component contributes positively, improving realized annual risk reduction by 7.5% over an optimization-only baseline and raising return on security investment to 144.2%. The framework is implemented in dependency-free Python and released openly, offering security managers a transparent, auditable decision-support tool. Results indicate that modelling control synergies, rather than optimizer choice alone, is the decisive factor for effective cybersecurity budgeting.</w:t>
+      </w:r>
+    </w:p>
+    <w:p>
+      <w:pPr>
+        <w:spacing w:before="80" w:after="160" w:line="276" w:lineRule="auto"/>
+      </w:pPr>
+      <w:r>
+        <w:rPr>
+          <w:b/>
           <w:sz w:val="20"/>
           <w:szCs w:val="20"/>
-        </w:rPr>
-        <w:t xml:space="preserve">ELR(</w:t>
-      </w:r>
-      <w:r>
-        <w:rPr>
-          <w:i/>
-          <w:rFonts w:ascii="Consolas" w:hAnsi="Consolas"/>
+          <w:color w:val="595959"/>
+        </w:rPr>
+        <w:t xml:space="preserve">Keywords:</w:t>
+      </w:r>
+      <w:r>
+        <w:rPr>
           <w:sz w:val="20"/>
           <w:szCs w:val="20"/>
+          <w:color w:val="595959"/>
+        </w:rPr>
+        <w:t xml:space="preserve"> cybersecurity; investment; quantum-inspired; optimization; knowledge; decision-support; prioritization</w:t>
+      </w:r>
+    </w:p>
+    <w:p>
+      <w:pPr>
+        <w:spacing w:before="240" w:after="100" w:line="276" w:lineRule="auto"/>
+        <w:keepNext/>
+      </w:pPr>
+      <w:r>
+        <w:rPr>
+          <w:b/>
+          <w:sz w:val="27.0"/>
+          <w:szCs w:val="27.0"/>
+          <w:color w:val="1F4E79"/>
+        </w:rPr>
+        <w:t xml:space="preserve">1. Introduction</w:t>
+      </w:r>
+    </w:p>
+    <w:p>
+      <w:pPr>
+        <w:spacing w:before="0" w:after="140" w:line="288" w:lineRule="auto"/>
+        <w:jc w:val="both"/>
+      </w:pPr>
+      <w:r>
+        <w:rPr>
+          <w:sz w:val="22"/>
+          <w:szCs w:val="22"/>
+        </w:rPr>
+        <w:t xml:space="preserve">The accelerating volume and sophistication of cyberattacks have made artificial-intelligence-driven defence a practical necessity, with machine-learning models now routinely deployed for intrusion detection and risk estimation across enterprise and IoT environments. Yet detection capability is only half of the problem: organizations face an expanding threat surface under hard budget constraints, forcing security leaders to decide </w:t>
+      </w:r>
+      <w:r>
+        <w:rPr>
+          <w:i/>
+          <w:sz w:val="22"/>
+          <w:szCs w:val="22"/>
+        </w:rPr>
+        <w:t xml:space="preserve">which</w:t>
+      </w:r>
+      <w:r>
+        <w:rPr>
+          <w:sz w:val="22"/>
+          <w:szCs w:val="22"/>
+        </w:rPr>
+        <w:t xml:space="preserve"> controls to fund rather than </w:t>
+      </w:r>
+      <w:r>
+        <w:rPr>
+          <w:i/>
+          <w:sz w:val="22"/>
+          <w:szCs w:val="22"/>
+        </w:rPr>
+        <w:t xml:space="preserve">whether</w:t>
+      </w:r>
+      <w:r>
+        <w:rPr>
+          <w:sz w:val="22"/>
+          <w:szCs w:val="22"/>
+        </w:rPr>
+        <w:t xml:space="preserve"> to invest [1,2]. In practice these decisions are dominated by qualitative risk matrices and single-criterion rankings that score each control independently [3]. This independence assumption is unsafe: security controls interact. Endpoint detection is far more valuable alongside centralized log analytics; identity hardening compounds with privileged-access management. Such "defence-in-depth" complementarities make the realized value of a control portfolio </w:t>
+      </w:r>
+      <w:r>
+        <w:rPr>
+          <w:i/>
+          <w:sz w:val="22"/>
+          <w:szCs w:val="22"/>
+        </w:rPr>
+        <w:t xml:space="preserve">super-additive</w:t>
+      </w:r>
+      <w:r>
+        <w:rPr>
+          <w:sz w:val="22"/>
+          <w:szCs w:val="22"/>
+        </w:rPr>
+        <w:t xml:space="preserve">, so any method that ranks controls in isolation systematically misallocates capital [3,4].</w:t>
+      </w:r>
+    </w:p>
+    <w:p>
+      <w:pPr>
+        <w:spacing w:before="0" w:after="140" w:line="288" w:lineRule="auto"/>
+        <w:jc w:val="both"/>
+      </w:pPr>
+      <w:r>
+        <w:rPr>
+          <w:sz w:val="22"/>
+          <w:szCs w:val="22"/>
+        </w:rPr>
+        <w:t xml:space="preserve">A credible decision-support system for this problem must therefore satisfy three requirements simultaneously: it must (i) </w:t>
+      </w:r>
+      <w:r>
+        <w:rPr>
+          <w:i/>
+          <w:sz w:val="22"/>
+          <w:szCs w:val="22"/>
+        </w:rPr>
+        <w:t xml:space="preserve">estimate</w:t>
+      </w:r>
+      <w:r>
+        <w:rPr>
+          <w:sz w:val="22"/>
+          <w:szCs w:val="22"/>
+        </w:rPr>
+        <w:t xml:space="preserve"> how effective each control is from data, (ii) </w:t>
+      </w:r>
+      <w:r>
+        <w:rPr>
+          <w:i/>
+          <w:sz w:val="22"/>
+          <w:szCs w:val="22"/>
+        </w:rPr>
+        <w:t xml:space="preserve">incorporate expert knowledge</w:t>
+      </w:r>
+      <w:r>
+        <w:rPr>
+          <w:sz w:val="22"/>
+          <w:szCs w:val="22"/>
+        </w:rPr>
+        <w:t xml:space="preserve"> that the data alone cannot express, and (iii) </w:t>
+      </w:r>
+      <w:r>
+        <w:rPr>
+          <w:i/>
+          <w:sz w:val="22"/>
+          <w:szCs w:val="22"/>
+        </w:rPr>
+        <w:t xml:space="preserve">optimize</w:t>
+      </w:r>
+      <w:r>
+        <w:rPr>
+          <w:sz w:val="22"/>
+          <w:szCs w:val="22"/>
+        </w:rPr>
+        <w:t xml:space="preserve"> the joint, interaction-aware objective under a budget. Each requirement maps onto a mature strand of artificial intelligence — machine learning, knowledge-based systems, and computational-intelligence optimization — yet the literature addresses them in isolation. Security-economics models optimize additive utilities but do not learn effectiveness from data [1,2,3]; knowledge-based risk tools reason over expert rules but do not optimize a budgeted portfolio [4]; and quantum-inspired optimizers solve generic knapsack problems without any domain learning or knowledge layer [5,6]. </w:t>
+      </w:r>
+      <w:r>
+        <w:rPr>
+          <w:b/>
+          <w:sz w:val="22"/>
+          <w:szCs w:val="22"/>
+        </w:rPr>
+        <w:t xml:space="preserve">No existing method unifies learning, knowledge, and interaction-aware optimization for cybersecurity investment, and none treats the allocation as the non-additive problem it actually is.</w:t>
+      </w:r>
+      <w:r>
+        <w:rPr>
+          <w:sz w:val="22"/>
+          <w:szCs w:val="22"/>
+        </w:rPr>
+        <w:t xml:space="preserve"> This is the gap we address.</w:t>
+      </w:r>
+    </w:p>
+    <w:p>
+      <w:pPr>
+        <w:spacing w:before="0" w:after="140" w:line="288" w:lineRule="auto"/>
+        <w:jc w:val="both"/>
+      </w:pPr>
+      <w:r>
+        <w:rPr>
+          <w:sz w:val="22"/>
+          <w:szCs w:val="22"/>
+        </w:rPr>
+        <w:t xml:space="preserve">We contribute a </w:t>
+      </w:r>
+      <w:r>
+        <w:rPr>
+          <w:i/>
+          <w:sz w:val="22"/>
+          <w:szCs w:val="22"/>
+        </w:rPr>
+        <w:t xml:space="preserve">hybrid decision-intelligence framework</w:t>
+      </w:r>
+      <w:r>
+        <w:rPr>
+          <w:sz w:val="22"/>
+          <w:szCs w:val="22"/>
+        </w:rPr>
+        <w:t xml:space="preserve"> that closes this gap. Its optimization core is a </w:t>
+      </w:r>
+      <w:r>
+        <w:rPr>
+          <w:b/>
+          <w:sz w:val="22"/>
+          <w:szCs w:val="22"/>
+        </w:rPr>
+        <w:t xml:space="preserve">quantum-inspired evolutionary algorithm (QIEA)</w:t>
+      </w:r>
+      <w:r>
+        <w:rPr>
+          <w:sz w:val="22"/>
+          <w:szCs w:val="22"/>
+        </w:rPr>
+        <w:t xml:space="preserve">: a classical algorithm that represents each funding decision as a qubit in superposition and uses a rotation-gate update to emulate quantum amplitude amplification, giving strong global search on commodity hardware without quantum computers [5,6]. The framework's novelty is threefold — a new </w:t>
+      </w:r>
+      <w:r>
+        <w:rPr>
+          <w:i/>
+          <w:sz w:val="22"/>
+          <w:szCs w:val="22"/>
+        </w:rPr>
+        <w:t xml:space="preserve">problem formulation</w:t>
+      </w:r>
+      <w:r>
+        <w:rPr>
+          <w:sz w:val="22"/>
+          <w:szCs w:val="22"/>
+        </w:rPr>
+        <w:t xml:space="preserve">, a new </w:t>
+      </w:r>
+      <w:r>
+        <w:rPr>
+          <w:i/>
+          <w:sz w:val="22"/>
+          <w:szCs w:val="22"/>
+        </w:rPr>
+        <w:t xml:space="preserve">architecture</w:t>
+      </w:r>
+      <w:r>
+        <w:rPr>
+          <w:sz w:val="22"/>
+          <w:szCs w:val="22"/>
+        </w:rPr>
+        <w:t xml:space="preserve">, and a counter-intuitive </w:t>
+      </w:r>
+      <w:r>
+        <w:rPr>
+          <w:i/>
+          <w:sz w:val="22"/>
+          <w:szCs w:val="22"/>
+        </w:rPr>
+        <w:t xml:space="preserve">empirical finding</w:t>
+      </w:r>
+      <w:r>
+        <w:rPr>
+          <w:sz w:val="22"/>
+          <w:szCs w:val="22"/>
+        </w:rPr>
+        <w:t xml:space="preserve">. Specifically, our contributions are:</w:t>
+      </w:r>
+    </w:p>
+    <w:p>
+      <w:pPr>
+        <w:spacing w:before="0" w:after="50" w:line="276" w:lineRule="auto"/>
+        <w:ind w:left="360"/>
+      </w:pPr>
+      <w:r>
+        <w:rPr>
+          <w:sz w:val="22"/>
+          <w:szCs w:val="22"/>
+        </w:rPr>
+        <w:t xml:space="preserve">1.  </w:t>
+      </w:r>
+      <w:r>
+        <w:rPr>
+          <w:b/>
+          <w:sz w:val="22"/>
+          <w:szCs w:val="22"/>
+        </w:rPr>
+        <w:t xml:space="preserve">Formulation.</w:t>
+      </w:r>
+      <w:r>
+        <w:rPr>
+          <w:sz w:val="22"/>
+          <w:szCs w:val="22"/>
+        </w:rPr>
+        <w:t xml:space="preserve"> We cast cybersecurity budgeting as a </w:t>
+      </w:r>
+      <w:r>
+        <w:rPr>
+          <w:b/>
+          <w:sz w:val="22"/>
+          <w:szCs w:val="22"/>
+        </w:rPr>
+        <w:t xml:space="preserve">quadratic, synergy-aware</w:t>
+      </w:r>
+      <w:r>
+        <w:rPr>
+          <w:sz w:val="22"/>
+          <w:szCs w:val="22"/>
+        </w:rPr>
+        <w:t xml:space="preserve"> knapsack problem (Eq. 2) that explicitly models defence-in-depth complementarities, departing from the additive formulations that dominate prior work (Section 3.1).</w:t>
+      </w:r>
+    </w:p>
+    <w:p>
+      <w:pPr>
+        <w:spacing w:before="0" w:after="50" w:line="276" w:lineRule="auto"/>
+        <w:ind w:left="360"/>
+      </w:pPr>
+      <w:r>
+        <w:rPr>
+          <w:sz w:val="22"/>
+          <w:szCs w:val="22"/>
+        </w:rPr>
+        <w:t xml:space="preserve">2.  </w:t>
+      </w:r>
+      <w:r>
+        <w:rPr>
+          <w:b/>
+          <w:sz w:val="22"/>
+          <w:szCs w:val="22"/>
+        </w:rPr>
+        <w:t xml:space="preserve">Architecture.</w:t>
+      </w:r>
+      <w:r>
+        <w:rPr>
+          <w:sz w:val="22"/>
+          <w:szCs w:val="22"/>
+        </w:rPr>
+        <w:t xml:space="preserve"> We design a three-layer pipeline — data-driven prediction, knowledge-based fuzzy correction, and quantum-inspired optimization — that converts raw threat data into transparent, auditable investment recommendations (Sections 3.2–3.4), to our knowledge the first application of a QIEA to this task.</w:t>
+      </w:r>
+    </w:p>
+    <w:p>
+      <w:pPr>
+        <w:spacing w:before="0" w:after="50" w:line="276" w:lineRule="auto"/>
+        <w:ind w:left="360"/>
+      </w:pPr>
+      <w:r>
+        <w:rPr>
+          <w:sz w:val="22"/>
+          <w:szCs w:val="22"/>
+        </w:rPr>
+        <w:t xml:space="preserve">3.  </w:t>
+      </w:r>
+      <w:r>
+        <w:rPr>
+          <w:b/>
+          <w:sz w:val="22"/>
+          <w:szCs w:val="22"/>
+        </w:rPr>
+        <w:t xml:space="preserve">Evidence.</w:t>
+      </w:r>
+      <w:r>
+        <w:rPr>
+          <w:sz w:val="22"/>
+          <w:szCs w:val="22"/>
+        </w:rPr>
+        <w:t xml:space="preserve"> Through a reproducible 20-seed study we show the framework attains a 0.06% mean gap to the best solution found, and we establish that </w:t>
+      </w:r>
+      <w:r>
+        <w:rPr>
+          <w:i/>
+          <w:sz w:val="22"/>
+          <w:szCs w:val="22"/>
+        </w:rPr>
+        <w:t xml:space="preserve">modelling synergies, not the choice of optimizer, is the decisive factor</w:t>
+      </w:r>
+      <w:r>
+        <w:rPr>
+          <w:sz w:val="22"/>
+          <w:szCs w:val="22"/>
+        </w:rPr>
+        <w:t xml:space="preserve"> — an exact optimizer of the additive objective is beaten by heuristics that reason over interactions (Section 4).</w:t>
+      </w:r>
+    </w:p>
+    <w:p>
+      <w:pPr>
+        <w:spacing w:before="0" w:after="140" w:line="288" w:lineRule="auto"/>
+        <w:jc w:val="both"/>
+      </w:pPr>
+      <w:r>
+        <w:rPr>
+          <w:sz w:val="22"/>
+          <w:szCs w:val="22"/>
+        </w:rPr>
+        <w:t xml:space="preserve">The remainder of the paper is organized as follows. Section 2 reviews related work; Section 3 formalizes the problem and the three-layer framework; Section 4 reports the experimental evaluation; and Section 5 discusses implications, limitations, and conclusions.</w:t>
+      </w:r>
+    </w:p>
+    <w:p>
+      <w:pPr>
+        <w:spacing w:before="240" w:after="100" w:line="276" w:lineRule="auto"/>
+        <w:keepNext/>
+      </w:pPr>
+      <w:r>
+        <w:rPr>
+          <w:b/>
+          <w:sz w:val="27.0"/>
+          <w:szCs w:val="27.0"/>
+          <w:color w:val="1F4E79"/>
+        </w:rPr>
+        <w:t xml:space="preserve">2. Related work</w:t>
+      </w:r>
+    </w:p>
+    <w:p>
+      <w:pPr>
+        <w:spacing w:before="0" w:after="140" w:line="288" w:lineRule="auto"/>
+        <w:jc w:val="both"/>
+      </w:pPr>
+      <w:r>
+        <w:rPr>
+          <w:b/>
+          <w:sz w:val="22"/>
+          <w:szCs w:val="22"/>
+        </w:rPr>
+        <w:t xml:space="preserve">Security economics and investment.</w:t>
+      </w:r>
+      <w:r>
+        <w:rPr>
+          <w:sz w:val="22"/>
+          <w:szCs w:val="22"/>
+        </w:rPr>
+        <w:t xml:space="preserve"> Quantifying and prioritizing security weaknesses underpins any investment decision; principled vulnerability-metric frameworks move beyond static severity scores toward context-aware ranking [1], and empirical studies link cyber-attack exposure and organizational capability to investment levels [3]. Combinatorial decision-support methods frame project and resource selection as budget-constrained optimization [2]. Knowledge-based and multi-criteria methods have also been applied to security evaluation, including hesitant-fuzzy AHP–TOPSIS models for security–durability assessment [7], while machine-learning-based intrusion detection has been studied extensively for IoT networks [8]. These works largely assume additive utilities, rank alternatives independently, or target detection rather than budgeting, and do not provide an operational tool for budgeted portfolio selection.</w:t>
+      </w:r>
+    </w:p>
+    <w:p>
+      <w:pPr>
+        <w:spacing w:before="0" w:after="140" w:line="288" w:lineRule="auto"/>
+        <w:jc w:val="both"/>
+      </w:pPr>
+      <w:r>
+        <w:rPr>
+          <w:b/>
+          <w:sz w:val="22"/>
+          <w:szCs w:val="22"/>
+        </w:rPr>
+        <w:t xml:space="preserve">Machine learning for security risk.</w:t>
+      </w:r>
+      <w:r>
+        <w:rPr>
+          <w:sz w:val="22"/>
+          <w:szCs w:val="22"/>
+        </w:rPr>
+        <w:t xml:space="preserve"> Data-driven models are now central to threat detection and risk estimation: recent surveys and empirical studies cover machine-learning-based IoT security [9], ensemble intrusion detection [10], machine-learning-based anomaly detection in server logs [11], and unsupervised anomaly detection over streaming cybersecurity logs [12]. We adopt a comparable data-driven predictor to estimate per-control mitigation effectiveness, but embed it within an optimization pipeline rather than using it for detection alone.</w:t>
+      </w:r>
+    </w:p>
+    <w:p>
+      <w:pPr>
+        <w:spacing w:before="0" w:after="140" w:line="288" w:lineRule="auto"/>
+        <w:jc w:val="both"/>
+      </w:pPr>
+      <w:r>
+        <w:rPr>
+          <w:b/>
+          <w:sz w:val="22"/>
+          <w:szCs w:val="22"/>
+        </w:rPr>
+        <w:t xml:space="preserve">Knowledge-based and explainable decision support.</w:t>
+      </w:r>
+      <w:r>
+        <w:rPr>
+          <w:sz w:val="22"/>
+          <w:szCs w:val="22"/>
+        </w:rPr>
+        <w:t xml:space="preserve"> Expert systems and fuzzy inference have long supported risk assessment under uncertainty [4,13], and remain central to the scope of knowledge-based systems; recent instances include intuitionistic-fuzzy TOPSIS methods for multi-attribute decision-making [14], fuzzy unified decision techniques for healthcare security risk [15], and fuzzy-logic assessment for the industrial IoT [16]. Explainability is increasingly emphasized in AI-based decision support [17], and transparent, auditable recommendations are a core requirement for security governance. We adopt fuzzy amplification as the mechanism by which domain rules correct data-driven estimates, and our layered decomposition makes each recommendation explainable. The broader motivation—securing the digital transformation of enterprises—is well documented [18].</w:t>
+      </w:r>
+    </w:p>
+    <w:p>
+      <w:pPr>
+        <w:spacing w:before="0" w:after="140" w:line="288" w:lineRule="auto"/>
+        <w:jc w:val="both"/>
+      </w:pPr>
+      <w:r>
+        <w:rPr>
+          <w:b/>
+          <w:sz w:val="22"/>
+          <w:szCs w:val="22"/>
+        </w:rPr>
+        <w:t xml:space="preserve">Quantum-inspired and combinatorial optimization.</w:t>
+      </w:r>
+      <w:r>
+        <w:rPr>
+          <w:sz w:val="22"/>
+          <w:szCs w:val="22"/>
+        </w:rPr>
+        <w:t xml:space="preserve"> Han and Kim introduced quantum-inspired evolutionary algorithms for combinatorial problems [5], with subsequent advances on the 0-1 knapsack problem [6] and in multi-objective and clustering tasks [19,20]. Portfolio-style selection has a rich metaheuristic literature [21], and the broader quantum-optimization toolkit—QUBO formulations [22] and quantum-inspired search—offers principled ways to handle non-additive objectives. Deep and federated anomaly-detection models for zero-day cyberattacks further motivate data-driven security analytics [23]. We are, to our knowledge, the first to apply a QIEA to synergy-aware cybersecurity investment prioritization, and to combine it with a learning and knowledge layer in a single framework.</w:t>
+      </w:r>
+    </w:p>
+    <w:p>
+      <w:pPr>
+        <w:spacing w:before="240" w:after="100" w:line="276" w:lineRule="auto"/>
+        <w:keepNext/>
+      </w:pPr>
+      <w:r>
+        <w:rPr>
+          <w:b/>
+          <w:sz w:val="27.0"/>
+          <w:szCs w:val="27.0"/>
+          <w:color w:val="1F4E79"/>
+        </w:rPr>
+        <w:t xml:space="preserve">3. Problem formulation and framework</w:t>
+      </w:r>
+    </w:p>
+    <w:p>
+      <w:pPr>
+        <w:spacing w:before="160" w:after="80" w:line="276" w:lineRule="auto"/>
+        <w:keepNext/>
+      </w:pPr>
+      <w:r>
+        <w:rPr>
+          <w:b/>
+          <w:sz w:val="23.0"/>
+          <w:szCs w:val="23.0"/>
+          <w:color w:val="2E2E2E"/>
+        </w:rPr>
+        <w:t xml:space="preserve">3.1 Decision problem</w:t>
+      </w:r>
+    </w:p>
+    <w:p>
+      <w:pPr>
+        <w:spacing w:before="0" w:after="140" w:line="288" w:lineRule="auto"/>
+        <w:jc w:val="both"/>
+      </w:pPr>
+      <w:r>
+        <w:rPr>
+          <w:sz w:val="22"/>
+          <w:szCs w:val="22"/>
+        </w:rPr>
+        <w:t xml:space="preserve">Let </w:t>
+      </w:r>
+      <w:r>
+        <w:rPr>
+          <w:i/>
+          <w:sz w:val="22"/>
+          <w:szCs w:val="22"/>
+        </w:rPr>
+        <w:t xml:space="preserve">C</w:t>
+      </w:r>
+      <w:r>
+        <w:rPr>
+          <w:sz w:val="22"/>
+          <w:szCs w:val="22"/>
+        </w:rPr>
+        <w:t xml:space="preserve"> = {</w:t>
+      </w:r>
+      <w:r>
+        <w:rPr>
+          <w:i/>
+          <w:sz w:val="22"/>
+          <w:szCs w:val="22"/>
         </w:rPr>
         <w:t xml:space="preserve">c</w:t>
       </w:r>
       <w:r>
         <w:rPr>
-          <w:rFonts w:ascii="Consolas" w:hAnsi="Consolas"/>
-          <w:sz w:val="20"/>
-          <w:szCs w:val="20"/>
+          <w:sz w:val="22"/>
+          <w:szCs w:val="22"/>
+        </w:rPr>
+        <w:t xml:space="preserve">1, …, </w:t>
+      </w:r>
+      <w:r>
+        <w:rPr>
+          <w:i/>
+          <w:sz w:val="22"/>
+          <w:szCs w:val="22"/>
+        </w:rPr>
+        <w:t xml:space="preserve">c</w:t>
+      </w:r>
+      <w:r>
+        <w:rPr>
+          <w:sz w:val="22"/>
+          <w:szCs w:val="22"/>
+        </w:rPr>
+        <w:t xml:space="preserve">n} be candidate controls. Control </w:t>
+      </w:r>
+      <w:r>
+        <w:rPr>
+          <w:i/>
+          <w:sz w:val="22"/>
+          <w:szCs w:val="22"/>
+        </w:rPr>
+        <w:t xml:space="preserve">c</w:t>
+      </w:r>
+      <w:r>
+        <w:rPr>
+          <w:sz w:val="22"/>
+          <w:szCs w:val="22"/>
+        </w:rPr>
+        <w:t xml:space="preserve">i has cost </w:t>
+      </w:r>
+      <w:r>
+        <w:rPr>
+          <w:i/>
+          <w:sz w:val="22"/>
+          <w:szCs w:val="22"/>
+        </w:rPr>
+        <w:t xml:space="preserve">k</w:t>
+      </w:r>
+      <w:r>
+        <w:rPr>
+          <w:sz w:val="22"/>
+          <w:szCs w:val="22"/>
+        </w:rPr>
+        <w:t xml:space="preserve">i, protected asset value </w:t>
+      </w:r>
+      <w:r>
+        <w:rPr>
+          <w:i/>
+          <w:sz w:val="22"/>
+          <w:szCs w:val="22"/>
+        </w:rPr>
+        <w:t xml:space="preserve">a</w:t>
+      </w:r>
+      <w:r>
+        <w:rPr>
+          <w:sz w:val="22"/>
+          <w:szCs w:val="22"/>
+        </w:rPr>
+        <w:t xml:space="preserve">i, annual breach probability </w:t>
+      </w:r>
+      <w:r>
+        <w:rPr>
+          <w:i/>
+          <w:sz w:val="22"/>
+          <w:szCs w:val="22"/>
+        </w:rPr>
+        <w:t xml:space="preserve">p</w:t>
+      </w:r>
+      <w:r>
+        <w:rPr>
+          <w:sz w:val="22"/>
+          <w:szCs w:val="22"/>
+        </w:rPr>
+        <w:t xml:space="preserve">i, and an unknown mitigation effectiveness </w:t>
+      </w:r>
+      <w:r>
+        <w:rPr>
+          <w:i/>
+          <w:sz w:val="22"/>
+          <w:szCs w:val="22"/>
+        </w:rPr>
+        <w:t xml:space="preserve">m</w:t>
+      </w:r>
+      <w:r>
+        <w:rPr>
+          <w:sz w:val="22"/>
+          <w:szCs w:val="22"/>
+        </w:rPr>
+        <w:t xml:space="preserve">i ∈ [0,1]. A decision vector </w:t>
+      </w:r>
+      <w:r>
+        <w:rPr>
+          <w:i/>
+          <w:sz w:val="22"/>
+          <w:szCs w:val="22"/>
+        </w:rPr>
+        <w:t xml:space="preserve">x</w:t>
+      </w:r>
+      <w:r>
+        <w:rPr>
+          <w:sz w:val="22"/>
+          <w:szCs w:val="22"/>
+        </w:rPr>
+        <w:t xml:space="preserve"> ∈ {0,1}n selects controls subject to budget </w:t>
+      </w:r>
+      <w:r>
+        <w:rPr>
+          <w:i/>
+          <w:sz w:val="22"/>
+          <w:szCs w:val="22"/>
+        </w:rPr>
+        <w:t xml:space="preserve">B</w:t>
+      </w:r>
+      <w:r>
+        <w:rPr>
+          <w:sz w:val="22"/>
+          <w:szCs w:val="22"/>
+        </w:rPr>
+        <w:t xml:space="preserve">. The expected annual loss reduction (ELR) of a single control is</w:t>
+      </w:r>
+    </w:p>
+    <w:p>
+      <w:pPr>
+        <w:spacing w:before="0" w:after="0" w:line="252" w:lineRule="auto"/>
+        <w:ind w:left="180"/>
+        <w:shd w:val="clear" w:color="auto" w:fill="F5F7FA"/>
+      </w:pPr>
+      <w:r>
+        <w:rPr>
+          <w:rFonts w:ascii="Consolas" w:hAnsi="Consolas"/>
+          <w:sz w:val="19.0"/>
+          <w:szCs w:val="19.0"/>
+        </w:rPr>
+        <w:t xml:space="preserve">ELR(</w:t>
+      </w:r>
+      <w:r>
+        <w:rPr>
+          <w:i/>
+          <w:rFonts w:ascii="Consolas" w:hAnsi="Consolas"/>
+          <w:sz w:val="19.0"/>
+          <w:szCs w:val="19.0"/>
+        </w:rPr>
+        <w:t xml:space="preserve">c</w:t>
+      </w:r>
+      <w:r>
+        <w:rPr>
+          <w:rFonts w:ascii="Consolas" w:hAnsi="Consolas"/>
+          <w:sz w:val="19.0"/>
+          <w:szCs w:val="19.0"/>
         </w:rPr>
         <w:t xml:space="preserve">i) = </w:t>
       </w:r>
@@ -879,16 +922,16 @@
         <w:rPr>
           <w:i/>
           <w:rFonts w:ascii="Consolas" w:hAnsi="Consolas"/>
-          <w:sz w:val="20"/>
-          <w:szCs w:val="20"/>
+          <w:sz w:val="19.0"/>
+          <w:szCs w:val="19.0"/>
         </w:rPr>
         <w:t xml:space="preserve">a</w:t>
       </w:r>
       <w:r>
         <w:rPr>
           <w:rFonts w:ascii="Consolas" w:hAnsi="Consolas"/>
-          <w:sz w:val="20"/>
-          <w:szCs w:val="20"/>
+          <w:sz w:val="19.0"/>
+          <w:szCs w:val="19.0"/>
         </w:rPr>
         <w:t xml:space="preserve">i · </w:t>
       </w:r>
@@ -896,16 +939,16 @@
         <w:rPr>
           <w:i/>
           <w:rFonts w:ascii="Consolas" w:hAnsi="Consolas"/>
-          <w:sz w:val="20"/>
-          <w:szCs w:val="20"/>
+          <w:sz w:val="19.0"/>
+          <w:szCs w:val="19.0"/>
         </w:rPr>
         <w:t xml:space="preserve">p</w:t>
       </w:r>
       <w:r>
         <w:rPr>
           <w:rFonts w:ascii="Consolas" w:hAnsi="Consolas"/>
-          <w:sz w:val="20"/>
-          <w:szCs w:val="20"/>
+          <w:sz w:val="19.0"/>
+          <w:szCs w:val="19.0"/>
         </w:rPr>
         <w:t xml:space="preserve">i · </w:t>
       </w:r>
@@ -913,23 +956,29 @@
         <w:rPr>
           <w:i/>
           <w:rFonts w:ascii="Consolas" w:hAnsi="Consolas"/>
-          <w:sz w:val="20"/>
-          <w:szCs w:val="20"/>
+          <w:sz w:val="19.0"/>
+          <w:szCs w:val="19.0"/>
         </w:rPr>
         <w:t xml:space="preserve">m</w:t>
       </w:r>
       <w:r>
         <w:rPr>
           <w:rFonts w:ascii="Consolas" w:hAnsi="Consolas"/>
-          <w:sz w:val="20"/>
-          <w:szCs w:val="20"/>
+          <w:sz w:val="19.0"/>
+          <w:szCs w:val="19.0"/>
         </w:rPr>
         <w:t xml:space="preserve">i.  (1)</w:t>
       </w:r>
     </w:p>
     <w:p>
       <w:pPr>
-        <w:spacing w:line="360" w:lineRule="auto" w:after="120"/>
+        <w:spacing w:before="0" w:after="120" w:line="276" w:lineRule="auto"/>
+      </w:pPr>
+    </w:p>
+    <w:p>
+      <w:pPr>
+        <w:spacing w:before="0" w:after="140" w:line="288" w:lineRule="auto"/>
+        <w:jc w:val="both"/>
       </w:pPr>
       <w:r>
         <w:rPr>
@@ -1016,22 +1065,24 @@
     </w:p>
     <w:p>
       <w:pPr>
-        <w:spacing w:line="360" w:lineRule="auto" w:after="20"/>
-      </w:pPr>
-      <w:r>
-        <w:rPr>
-          <w:i/>
-          <w:rFonts w:ascii="Consolas" w:hAnsi="Consolas"/>
-          <w:sz w:val="20"/>
-          <w:szCs w:val="20"/>
+        <w:spacing w:before="0" w:after="0" w:line="252" w:lineRule="auto"/>
+        <w:ind w:left="180"/>
+        <w:shd w:val="clear" w:color="auto" w:fill="F5F7FA"/>
+      </w:pPr>
+      <w:r>
+        <w:rPr>
+          <w:i/>
+          <w:rFonts w:ascii="Consolas" w:hAnsi="Consolas"/>
+          <w:sz w:val="19.0"/>
+          <w:szCs w:val="19.0"/>
         </w:rPr>
         <w:t xml:space="preserve">V</w:t>
       </w:r>
       <w:r>
         <w:rPr>
           <w:rFonts w:ascii="Consolas" w:hAnsi="Consolas"/>
-          <w:sz w:val="20"/>
-          <w:szCs w:val="20"/>
+          <w:sz w:val="19.0"/>
+          <w:szCs w:val="19.0"/>
         </w:rPr>
         <w:t xml:space="preserve">(</w:t>
       </w:r>
@@ -1039,16 +1090,16 @@
         <w:rPr>
           <w:i/>
           <w:rFonts w:ascii="Consolas" w:hAnsi="Consolas"/>
-          <w:sz w:val="20"/>
-          <w:szCs w:val="20"/>
+          <w:sz w:val="19.0"/>
+          <w:szCs w:val="19.0"/>
         </w:rPr>
         <w:t xml:space="preserve">x</w:t>
       </w:r>
       <w:r>
         <w:rPr>
           <w:rFonts w:ascii="Consolas" w:hAnsi="Consolas"/>
-          <w:sz w:val="20"/>
-          <w:szCs w:val="20"/>
+          <w:sz w:val="19.0"/>
+          <w:szCs w:val="19.0"/>
         </w:rPr>
         <w:t xml:space="preserve">) = Σi </w:t>
       </w:r>
@@ -1056,16 +1107,16 @@
         <w:rPr>
           <w:i/>
           <w:rFonts w:ascii="Consolas" w:hAnsi="Consolas"/>
-          <w:sz w:val="20"/>
-          <w:szCs w:val="20"/>
+          <w:sz w:val="19.0"/>
+          <w:szCs w:val="19.0"/>
         </w:rPr>
         <w:t xml:space="preserve">x</w:t>
       </w:r>
       <w:r>
         <w:rPr>
           <w:rFonts w:ascii="Consolas" w:hAnsi="Consolas"/>
-          <w:sz w:val="20"/>
-          <w:szCs w:val="20"/>
+          <w:sz w:val="19.0"/>
+          <w:szCs w:val="19.0"/>
         </w:rPr>
         <w:t xml:space="preserve">i · ELR(</w:t>
       </w:r>
@@ -1073,16 +1124,16 @@
         <w:rPr>
           <w:i/>
           <w:rFonts w:ascii="Consolas" w:hAnsi="Consolas"/>
-          <w:sz w:val="20"/>
-          <w:szCs w:val="20"/>
+          <w:sz w:val="19.0"/>
+          <w:szCs w:val="19.0"/>
         </w:rPr>
         <w:t xml:space="preserve">c</w:t>
       </w:r>
       <w:r>
         <w:rPr>
           <w:rFonts w:ascii="Consolas" w:hAnsi="Consolas"/>
-          <w:sz w:val="20"/>
-          <w:szCs w:val="20"/>
+          <w:sz w:val="19.0"/>
+          <w:szCs w:val="19.0"/>
         </w:rPr>
         <w:t xml:space="preserve">i) + Σ(i,j)∈S </w:t>
       </w:r>
@@ -1090,16 +1141,16 @@
         <w:rPr>
           <w:i/>
           <w:rFonts w:ascii="Consolas" w:hAnsi="Consolas"/>
-          <w:sz w:val="20"/>
-          <w:szCs w:val="20"/>
+          <w:sz w:val="19.0"/>
+          <w:szCs w:val="19.0"/>
         </w:rPr>
         <w:t xml:space="preserve">w</w:t>
       </w:r>
       <w:r>
         <w:rPr>
           <w:rFonts w:ascii="Consolas" w:hAnsi="Consolas"/>
-          <w:sz w:val="20"/>
-          <w:szCs w:val="20"/>
+          <w:sz w:val="19.0"/>
+          <w:szCs w:val="19.0"/>
         </w:rPr>
         <w:t xml:space="preserve">ij · </w:t>
       </w:r>
@@ -1107,16 +1158,16 @@
         <w:rPr>
           <w:i/>
           <w:rFonts w:ascii="Consolas" w:hAnsi="Consolas"/>
-          <w:sz w:val="20"/>
-          <w:szCs w:val="20"/>
+          <w:sz w:val="19.0"/>
+          <w:szCs w:val="19.0"/>
         </w:rPr>
         <w:t xml:space="preserve">x</w:t>
       </w:r>
       <w:r>
         <w:rPr>
           <w:rFonts w:ascii="Consolas" w:hAnsi="Consolas"/>
-          <w:sz w:val="20"/>
-          <w:szCs w:val="20"/>
+          <w:sz w:val="19.0"/>
+          <w:szCs w:val="19.0"/>
         </w:rPr>
         <w:t xml:space="preserve">i · </w:t>
       </w:r>
@@ -1124,16 +1175,16 @@
         <w:rPr>
           <w:i/>
           <w:rFonts w:ascii="Consolas" w:hAnsi="Consolas"/>
-          <w:sz w:val="20"/>
-          <w:szCs w:val="20"/>
+          <w:sz w:val="19.0"/>
+          <w:szCs w:val="19.0"/>
         </w:rPr>
         <w:t xml:space="preserve">x</w:t>
       </w:r>
       <w:r>
         <w:rPr>
           <w:rFonts w:ascii="Consolas" w:hAnsi="Consolas"/>
-          <w:sz w:val="20"/>
-          <w:szCs w:val="20"/>
+          <w:sz w:val="19.0"/>
+          <w:szCs w:val="19.0"/>
         </w:rPr>
         <w:t xml:space="preserve">j · min(</w:t>
       </w:r>
@@ -1141,16 +1192,16 @@
         <w:rPr>
           <w:i/>
           <w:rFonts w:ascii="Consolas" w:hAnsi="Consolas"/>
-          <w:sz w:val="20"/>
-          <w:szCs w:val="20"/>
+          <w:sz w:val="19.0"/>
+          <w:szCs w:val="19.0"/>
         </w:rPr>
         <w:t xml:space="preserve">E</w:t>
       </w:r>
       <w:r>
         <w:rPr>
           <w:rFonts w:ascii="Consolas" w:hAnsi="Consolas"/>
-          <w:sz w:val="20"/>
-          <w:szCs w:val="20"/>
+          <w:sz w:val="19.0"/>
+          <w:szCs w:val="19.0"/>
         </w:rPr>
         <w:t xml:space="preserve">i, </w:t>
       </w:r>
@@ -1158,23 +1209,29 @@
         <w:rPr>
           <w:i/>
           <w:rFonts w:ascii="Consolas" w:hAnsi="Consolas"/>
-          <w:sz w:val="20"/>
-          <w:szCs w:val="20"/>
+          <w:sz w:val="19.0"/>
+          <w:szCs w:val="19.0"/>
         </w:rPr>
         <w:t xml:space="preserve">E</w:t>
       </w:r>
       <w:r>
         <w:rPr>
           <w:rFonts w:ascii="Consolas" w:hAnsi="Consolas"/>
-          <w:sz w:val="20"/>
-          <w:szCs w:val="20"/>
+          <w:sz w:val="19.0"/>
+          <w:szCs w:val="19.0"/>
         </w:rPr>
         <w:t xml:space="preserve">j),  (2)</w:t>
       </w:r>
     </w:p>
     <w:p>
       <w:pPr>
-        <w:spacing w:line="360" w:lineRule="auto" w:after="120"/>
+        <w:spacing w:before="0" w:after="120" w:line="276" w:lineRule="auto"/>
+      </w:pPr>
+    </w:p>
+    <w:p>
+      <w:pPr>
+        <w:spacing w:before="0" w:after="140" w:line="288" w:lineRule="auto"/>
+        <w:jc w:val="both"/>
       </w:pPr>
       <w:r>
         <w:rPr>
@@ -1276,20 +1333,23 @@
     </w:p>
     <w:p>
       <w:pPr>
-        <w:spacing w:line="360" w:lineRule="auto" w:after="120"/>
-      </w:pPr>
-      <w:r>
-        <w:rPr>
-          <w:b/>
-          <w:sz w:val="24"/>
-          <w:szCs w:val="24"/>
+        <w:spacing w:before="160" w:after="80" w:line="276" w:lineRule="auto"/>
+        <w:keepNext/>
+      </w:pPr>
+      <w:r>
+        <w:rPr>
+          <w:b/>
+          <w:sz w:val="23.0"/>
+          <w:szCs w:val="23.0"/>
+          <w:color w:val="2E2E2E"/>
         </w:rPr>
         <w:t xml:space="preserve">3.2 Layer 1 — Prediction</w:t>
       </w:r>
     </w:p>
     <w:p>
       <w:pPr>
-        <w:spacing w:line="360" w:lineRule="auto" w:after="120"/>
+        <w:spacing w:before="0" w:after="140" w:line="288" w:lineRule="auto"/>
+        <w:jc w:val="both"/>
       </w:pPr>
       <w:r>
         <w:rPr>
@@ -1346,20 +1406,23 @@
     </w:p>
     <w:p>
       <w:pPr>
-        <w:spacing w:line="360" w:lineRule="auto" w:after="120"/>
-      </w:pPr>
-      <w:r>
-        <w:rPr>
-          <w:b/>
-          <w:sz w:val="24"/>
-          <w:szCs w:val="24"/>
+        <w:spacing w:before="160" w:after="80" w:line="276" w:lineRule="auto"/>
+        <w:keepNext/>
+      </w:pPr>
+      <w:r>
+        <w:rPr>
+          <w:b/>
+          <w:sz w:val="23.0"/>
+          <w:szCs w:val="23.0"/>
+          <w:color w:val="2E2E2E"/>
         </w:rPr>
         <w:t xml:space="preserve">3.3 Layer 2 — Knowledge</w:t>
       </w:r>
     </w:p>
     <w:p>
       <w:pPr>
-        <w:spacing w:line="360" w:lineRule="auto" w:after="120"/>
+        <w:spacing w:before="0" w:after="140" w:line="288" w:lineRule="auto"/>
+        <w:jc w:val="both"/>
       </w:pPr>
       <w:r>
         <w:rPr>
@@ -1401,20 +1464,23 @@
     </w:p>
     <w:p>
       <w:pPr>
-        <w:spacing w:line="360" w:lineRule="auto" w:after="120"/>
-      </w:pPr>
-      <w:r>
-        <w:rPr>
-          <w:b/>
-          <w:sz w:val="24"/>
-          <w:szCs w:val="24"/>
+        <w:spacing w:before="160" w:after="80" w:line="276" w:lineRule="auto"/>
+        <w:keepNext/>
+      </w:pPr>
+      <w:r>
+        <w:rPr>
+          <w:b/>
+          <w:sz w:val="23.0"/>
+          <w:szCs w:val="23.0"/>
+          <w:color w:val="2E2E2E"/>
         </w:rPr>
         <w:t xml:space="preserve">3.4 Layer 3 — Quantum-inspired optimization</w:t>
       </w:r>
     </w:p>
     <w:p>
       <w:pPr>
-        <w:spacing w:line="360" w:lineRule="auto" w:after="120"/>
+        <w:spacing w:before="0" w:after="140" w:line="288" w:lineRule="auto"/>
+        <w:jc w:val="both"/>
       </w:pPr>
       <w:r>
         <w:rPr>
@@ -1546,49 +1612,55 @@
     </w:p>
     <w:p>
       <w:pPr>
-        <w:spacing w:line="360" w:lineRule="auto" w:after="20"/>
-      </w:pPr>
-      <w:r>
-        <w:rPr>
-          <w:b/>
-          <w:rFonts w:ascii="Consolas" w:hAnsi="Consolas"/>
-          <w:sz w:val="20"/>
-          <w:szCs w:val="20"/>
+        <w:spacing w:before="0" w:after="0" w:line="252" w:lineRule="auto"/>
+        <w:ind w:left="180"/>
+        <w:shd w:val="clear" w:color="auto" w:fill="F5F7FA"/>
+      </w:pPr>
+      <w:r>
+        <w:rPr>
+          <w:b/>
+          <w:rFonts w:ascii="Consolas" w:hAnsi="Consolas"/>
+          <w:sz w:val="19.0"/>
+          <w:szCs w:val="19.0"/>
         </w:rPr>
         <w:t xml:space="preserve">Algorithm 1.</w:t>
       </w:r>
       <w:r>
         <w:rPr>
           <w:rFonts w:ascii="Consolas" w:hAnsi="Consolas"/>
-          <w:sz w:val="20"/>
-          <w:szCs w:val="20"/>
+          <w:sz w:val="19.0"/>
+          <w:szCs w:val="19.0"/>
         </w:rPr>
         <w:t xml:space="preserve"> Quantum-Inspired Evolutionary Algorithm (QIEA) for synergy-aware control selection.</w:t>
       </w:r>
     </w:p>
     <w:p>
       <w:pPr>
-        <w:spacing w:line="360" w:lineRule="auto" w:after="20"/>
-      </w:pPr>
-    </w:p>
-    <w:p>
-      <w:pPr>
-        <w:spacing w:line="360" w:lineRule="auto" w:after="20"/>
-      </w:pPr>
-      <w:r>
-        <w:rPr>
-          <w:b/>
-          <w:rFonts w:ascii="Consolas" w:hAnsi="Consolas"/>
-          <w:sz w:val="20"/>
-          <w:szCs w:val="20"/>
+        <w:spacing w:before="0" w:after="0" w:line="252" w:lineRule="auto"/>
+        <w:ind w:left="180"/>
+        <w:shd w:val="clear" w:color="auto" w:fill="F5F7FA"/>
+      </w:pPr>
+    </w:p>
+    <w:p>
+      <w:pPr>
+        <w:spacing w:before="0" w:after="0" w:line="252" w:lineRule="auto"/>
+        <w:ind w:left="180"/>
+        <w:shd w:val="clear" w:color="auto" w:fill="F5F7FA"/>
+      </w:pPr>
+      <w:r>
+        <w:rPr>
+          <w:b/>
+          <w:rFonts w:ascii="Consolas" w:hAnsi="Consolas"/>
+          <w:sz w:val="19.0"/>
+          <w:szCs w:val="19.0"/>
         </w:rPr>
         <w:t xml:space="preserve">Input:</w:t>
       </w:r>
       <w:r>
         <w:rPr>
           <w:rFonts w:ascii="Consolas" w:hAnsi="Consolas"/>
-          <w:sz w:val="20"/>
-          <w:szCs w:val="20"/>
+          <w:sz w:val="19.0"/>
+          <w:szCs w:val="19.0"/>
         </w:rPr>
         <w:t xml:space="preserve"> controls with costs </w:t>
       </w:r>
@@ -1596,16 +1668,16 @@
         <w:rPr>
           <w:i/>
           <w:rFonts w:ascii="Consolas" w:hAnsi="Consolas"/>
-          <w:sz w:val="20"/>
-          <w:szCs w:val="20"/>
+          <w:sz w:val="19.0"/>
+          <w:szCs w:val="19.0"/>
         </w:rPr>
         <w:t xml:space="preserve">k</w:t>
       </w:r>
       <w:r>
         <w:rPr>
           <w:rFonts w:ascii="Consolas" w:hAnsi="Consolas"/>
-          <w:sz w:val="20"/>
-          <w:szCs w:val="20"/>
+          <w:sz w:val="19.0"/>
+          <w:szCs w:val="19.0"/>
         </w:rPr>
         <w:t xml:space="preserve">, exposures </w:t>
       </w:r>
@@ -1613,16 +1685,16 @@
         <w:rPr>
           <w:i/>
           <w:rFonts w:ascii="Consolas" w:hAnsi="Consolas"/>
-          <w:sz w:val="20"/>
-          <w:szCs w:val="20"/>
+          <w:sz w:val="19.0"/>
+          <w:szCs w:val="19.0"/>
         </w:rPr>
         <w:t xml:space="preserve">E</w:t>
       </w:r>
       <w:r>
         <w:rPr>
           <w:rFonts w:ascii="Consolas" w:hAnsi="Consolas"/>
-          <w:sz w:val="20"/>
-          <w:szCs w:val="20"/>
+          <w:sz w:val="19.0"/>
+          <w:szCs w:val="19.0"/>
         </w:rPr>
         <w:t xml:space="preserve">, linear values ELR; budget </w:t>
       </w:r>
@@ -1630,16 +1702,16 @@
         <w:rPr>
           <w:i/>
           <w:rFonts w:ascii="Consolas" w:hAnsi="Consolas"/>
-          <w:sz w:val="20"/>
-          <w:szCs w:val="20"/>
+          <w:sz w:val="19.0"/>
+          <w:szCs w:val="19.0"/>
         </w:rPr>
         <w:t xml:space="preserve">B</w:t>
       </w:r>
       <w:r>
         <w:rPr>
           <w:rFonts w:ascii="Consolas" w:hAnsi="Consolas"/>
-          <w:sz w:val="20"/>
-          <w:szCs w:val="20"/>
+          <w:sz w:val="19.0"/>
+          <w:szCs w:val="19.0"/>
         </w:rPr>
         <w:t xml:space="preserve">; objective </w:t>
       </w:r>
@@ -1647,16 +1719,16 @@
         <w:rPr>
           <w:i/>
           <w:rFonts w:ascii="Consolas" w:hAnsi="Consolas"/>
-          <w:sz w:val="20"/>
-          <w:szCs w:val="20"/>
+          <w:sz w:val="19.0"/>
+          <w:szCs w:val="19.0"/>
         </w:rPr>
         <w:t xml:space="preserve">V</w:t>
       </w:r>
       <w:r>
         <w:rPr>
           <w:rFonts w:ascii="Consolas" w:hAnsi="Consolas"/>
-          <w:sz w:val="20"/>
-          <w:szCs w:val="20"/>
+          <w:sz w:val="19.0"/>
+          <w:szCs w:val="19.0"/>
         </w:rPr>
         <w:t xml:space="preserve">(·); population </w:t>
       </w:r>
@@ -1664,16 +1736,16 @@
         <w:rPr>
           <w:i/>
           <w:rFonts w:ascii="Consolas" w:hAnsi="Consolas"/>
-          <w:sz w:val="20"/>
-          <w:szCs w:val="20"/>
+          <w:sz w:val="19.0"/>
+          <w:szCs w:val="19.0"/>
         </w:rPr>
         <w:t xml:space="preserve">P</w:t>
       </w:r>
       <w:r>
         <w:rPr>
           <w:rFonts w:ascii="Consolas" w:hAnsi="Consolas"/>
-          <w:sz w:val="20"/>
-          <w:szCs w:val="20"/>
+          <w:sz w:val="19.0"/>
+          <w:szCs w:val="19.0"/>
         </w:rPr>
         <w:t xml:space="preserve">; generations </w:t>
       </w:r>
@@ -1681,38 +1753,40 @@
         <w:rPr>
           <w:i/>
           <w:rFonts w:ascii="Consolas" w:hAnsi="Consolas"/>
-          <w:sz w:val="20"/>
-          <w:szCs w:val="20"/>
+          <w:sz w:val="19.0"/>
+          <w:szCs w:val="19.0"/>
         </w:rPr>
         <w:t xml:space="preserve">G</w:t>
       </w:r>
       <w:r>
         <w:rPr>
           <w:rFonts w:ascii="Consolas" w:hAnsi="Consolas"/>
-          <w:sz w:val="20"/>
-          <w:szCs w:val="20"/>
+          <w:sz w:val="19.0"/>
+          <w:szCs w:val="19.0"/>
         </w:rPr>
         <w:t xml:space="preserve">; rotation step Δθ.</w:t>
       </w:r>
     </w:p>
     <w:p>
       <w:pPr>
-        <w:spacing w:line="360" w:lineRule="auto" w:after="20"/>
-      </w:pPr>
-      <w:r>
-        <w:rPr>
-          <w:b/>
-          <w:rFonts w:ascii="Consolas" w:hAnsi="Consolas"/>
-          <w:sz w:val="20"/>
-          <w:szCs w:val="20"/>
+        <w:spacing w:before="0" w:after="0" w:line="252" w:lineRule="auto"/>
+        <w:ind w:left="180"/>
+        <w:shd w:val="clear" w:color="auto" w:fill="F5F7FA"/>
+      </w:pPr>
+      <w:r>
+        <w:rPr>
+          <w:b/>
+          <w:rFonts w:ascii="Consolas" w:hAnsi="Consolas"/>
+          <w:sz w:val="19.0"/>
+          <w:szCs w:val="19.0"/>
         </w:rPr>
         <w:t xml:space="preserve">Output:</w:t>
       </w:r>
       <w:r>
         <w:rPr>
           <w:rFonts w:ascii="Consolas" w:hAnsi="Consolas"/>
-          <w:sz w:val="20"/>
-          <w:szCs w:val="20"/>
+          <w:sz w:val="19.0"/>
+          <w:szCs w:val="19.0"/>
         </w:rPr>
         <w:t xml:space="preserve"> best portfolio </w:t>
       </w:r>
@@ -1720,29 +1794,31 @@
         <w:rPr>
           <w:i/>
           <w:rFonts w:ascii="Consolas" w:hAnsi="Consolas"/>
-          <w:sz w:val="20"/>
-          <w:szCs w:val="20"/>
+          <w:sz w:val="19.0"/>
+          <w:szCs w:val="19.0"/>
         </w:rPr>
         <w:t xml:space="preserve">x</w:t>
       </w:r>
       <w:r>
         <w:rPr>
           <w:rFonts w:ascii="Consolas" w:hAnsi="Consolas"/>
-          <w:sz w:val="20"/>
-          <w:szCs w:val="20"/>
+          <w:sz w:val="19.0"/>
+          <w:szCs w:val="19.0"/>
         </w:rPr>
         <w:t xml:space="preserve">\*.</w:t>
       </w:r>
     </w:p>
     <w:p>
       <w:pPr>
-        <w:spacing w:line="360" w:lineRule="auto" w:after="20"/>
-      </w:pPr>
-      <w:r>
-        <w:rPr>
-          <w:rFonts w:ascii="Consolas" w:hAnsi="Consolas"/>
-          <w:sz w:val="20"/>
-          <w:szCs w:val="20"/>
+        <w:spacing w:before="0" w:after="0" w:line="252" w:lineRule="auto"/>
+        <w:ind w:left="180"/>
+        <w:shd w:val="clear" w:color="auto" w:fill="F5F7FA"/>
+      </w:pPr>
+      <w:r>
+        <w:rPr>
+          <w:rFonts w:ascii="Consolas" w:hAnsi="Consolas"/>
+          <w:sz w:val="19.0"/>
+          <w:szCs w:val="19.0"/>
         </w:rPr>
         <w:t xml:space="preserve">1. Initialize qubit angles θi ← π/4 for all </w:t>
       </w:r>
@@ -1750,16 +1826,16 @@
         <w:rPr>
           <w:i/>
           <w:rFonts w:ascii="Consolas" w:hAnsi="Consolas"/>
-          <w:sz w:val="20"/>
-          <w:szCs w:val="20"/>
+          <w:sz w:val="19.0"/>
+          <w:szCs w:val="19.0"/>
         </w:rPr>
         <w:t xml:space="preserve">i</w:t>
       </w:r>
       <w:r>
         <w:rPr>
           <w:rFonts w:ascii="Consolas" w:hAnsi="Consolas"/>
-          <w:sz w:val="20"/>
-          <w:szCs w:val="20"/>
+          <w:sz w:val="19.0"/>
+          <w:szCs w:val="19.0"/>
         </w:rPr>
         <w:t xml:space="preserve">; </w:t>
       </w:r>
@@ -1767,16 +1843,16 @@
         <w:rPr>
           <w:i/>
           <w:rFonts w:ascii="Consolas" w:hAnsi="Consolas"/>
-          <w:sz w:val="20"/>
-          <w:szCs w:val="20"/>
+          <w:sz w:val="19.0"/>
+          <w:szCs w:val="19.0"/>
         </w:rPr>
         <w:t xml:space="preserve">x</w:t>
       </w:r>
       <w:r>
         <w:rPr>
           <w:rFonts w:ascii="Consolas" w:hAnsi="Consolas"/>
-          <w:sz w:val="20"/>
-          <w:szCs w:val="20"/>
+          <w:sz w:val="19.0"/>
+          <w:szCs w:val="19.0"/>
         </w:rPr>
         <w:t xml:space="preserve">\</w:t>
       </w:r>
@@ -1784,16 +1860,16 @@
         <w:rPr>
           <w:i/>
           <w:rFonts w:ascii="Consolas" w:hAnsi="Consolas"/>
-          <w:sz w:val="20"/>
-          <w:szCs w:val="20"/>
+          <w:sz w:val="19.0"/>
+          <w:szCs w:val="19.0"/>
         </w:rPr>
         <w:t xml:space="preserve"> ← ∅, </w:t>
       </w:r>
       <w:r>
         <w:rPr>
           <w:rFonts w:ascii="Consolas" w:hAnsi="Consolas"/>
-          <w:sz w:val="20"/>
-          <w:szCs w:val="20"/>
+          <w:sz w:val="19.0"/>
+          <w:szCs w:val="19.0"/>
         </w:rPr>
         <w:t xml:space="preserve">V</w:t>
       </w:r>
@@ -1801,29 +1877,31 @@
         <w:rPr>
           <w:i/>
           <w:rFonts w:ascii="Consolas" w:hAnsi="Consolas"/>
-          <w:sz w:val="20"/>
-          <w:szCs w:val="20"/>
+          <w:sz w:val="19.0"/>
+          <w:szCs w:val="19.0"/>
         </w:rPr>
         <w:t xml:space="preserve">\</w:t>
       </w:r>
       <w:r>
         <w:rPr>
           <w:rFonts w:ascii="Consolas" w:hAnsi="Consolas"/>
-          <w:sz w:val="20"/>
-          <w:szCs w:val="20"/>
+          <w:sz w:val="19.0"/>
+          <w:szCs w:val="19.0"/>
         </w:rPr>
         <w:t xml:space="preserve"> ← 0.</w:t>
       </w:r>
     </w:p>
     <w:p>
       <w:pPr>
-        <w:spacing w:line="360" w:lineRule="auto" w:after="20"/>
-      </w:pPr>
-      <w:r>
-        <w:rPr>
-          <w:rFonts w:ascii="Consolas" w:hAnsi="Consolas"/>
-          <w:sz w:val="20"/>
-          <w:szCs w:val="20"/>
+        <w:spacing w:before="0" w:after="0" w:line="252" w:lineRule="auto"/>
+        <w:ind w:left="180"/>
+        <w:shd w:val="clear" w:color="auto" w:fill="F5F7FA"/>
+      </w:pPr>
+      <w:r>
+        <w:rPr>
+          <w:rFonts w:ascii="Consolas" w:hAnsi="Consolas"/>
+          <w:sz w:val="19.0"/>
+          <w:szCs w:val="19.0"/>
         </w:rPr>
         <w:t xml:space="preserve">2. </w:t>
       </w:r>
@@ -1831,16 +1909,16 @@
         <w:rPr>
           <w:b/>
           <w:rFonts w:ascii="Consolas" w:hAnsi="Consolas"/>
-          <w:sz w:val="20"/>
-          <w:szCs w:val="20"/>
+          <w:sz w:val="19.0"/>
+          <w:szCs w:val="19.0"/>
         </w:rPr>
         <w:t xml:space="preserve">for</w:t>
       </w:r>
       <w:r>
         <w:rPr>
           <w:rFonts w:ascii="Consolas" w:hAnsi="Consolas"/>
-          <w:sz w:val="20"/>
-          <w:szCs w:val="20"/>
+          <w:sz w:val="19.0"/>
+          <w:szCs w:val="19.0"/>
         </w:rPr>
         <w:t xml:space="preserve"> </w:t>
       </w:r>
@@ -1848,16 +1926,16 @@
         <w:rPr>
           <w:i/>
           <w:rFonts w:ascii="Consolas" w:hAnsi="Consolas"/>
-          <w:sz w:val="20"/>
-          <w:szCs w:val="20"/>
+          <w:sz w:val="19.0"/>
+          <w:szCs w:val="19.0"/>
         </w:rPr>
         <w:t xml:space="preserve">g</w:t>
       </w:r>
       <w:r>
         <w:rPr>
           <w:rFonts w:ascii="Consolas" w:hAnsi="Consolas"/>
-          <w:sz w:val="20"/>
-          <w:szCs w:val="20"/>
+          <w:sz w:val="19.0"/>
+          <w:szCs w:val="19.0"/>
         </w:rPr>
         <w:t xml:space="preserve"> = 1 … </w:t>
       </w:r>
@@ -1865,16 +1943,16 @@
         <w:rPr>
           <w:i/>
           <w:rFonts w:ascii="Consolas" w:hAnsi="Consolas"/>
-          <w:sz w:val="20"/>
-          <w:szCs w:val="20"/>
+          <w:sz w:val="19.0"/>
+          <w:szCs w:val="19.0"/>
         </w:rPr>
         <w:t xml:space="preserve">G</w:t>
       </w:r>
       <w:r>
         <w:rPr>
           <w:rFonts w:ascii="Consolas" w:hAnsi="Consolas"/>
-          <w:sz w:val="20"/>
-          <w:szCs w:val="20"/>
+          <w:sz w:val="19.0"/>
+          <w:szCs w:val="19.0"/>
         </w:rPr>
         <w:t xml:space="preserve"> </w:t>
       </w:r>
@@ -1882,21 +1960,23 @@
         <w:rPr>
           <w:b/>
           <w:rFonts w:ascii="Consolas" w:hAnsi="Consolas"/>
-          <w:sz w:val="20"/>
-          <w:szCs w:val="20"/>
+          <w:sz w:val="19.0"/>
+          <w:szCs w:val="19.0"/>
         </w:rPr>
         <w:t xml:space="preserve">do</w:t>
       </w:r>
     </w:p>
     <w:p>
       <w:pPr>
-        <w:spacing w:line="360" w:lineRule="auto" w:after="20"/>
-      </w:pPr>
-      <w:r>
-        <w:rPr>
-          <w:rFonts w:ascii="Consolas" w:hAnsi="Consolas"/>
-          <w:sz w:val="20"/>
-          <w:szCs w:val="20"/>
+        <w:spacing w:before="0" w:after="0" w:line="252" w:lineRule="auto"/>
+        <w:ind w:left="180"/>
+        <w:shd w:val="clear" w:color="auto" w:fill="F5F7FA"/>
+      </w:pPr>
+      <w:r>
+        <w:rPr>
+          <w:rFonts w:ascii="Consolas" w:hAnsi="Consolas"/>
+          <w:sz w:val="19.0"/>
+          <w:szCs w:val="19.0"/>
         </w:rPr>
         <w:t xml:space="preserve">3.   </w:t>
       </w:r>
@@ -1904,16 +1984,16 @@
         <w:rPr>
           <w:b/>
           <w:rFonts w:ascii="Consolas" w:hAnsi="Consolas"/>
-          <w:sz w:val="20"/>
-          <w:szCs w:val="20"/>
+          <w:sz w:val="19.0"/>
+          <w:szCs w:val="19.0"/>
         </w:rPr>
         <w:t xml:space="preserve">for</w:t>
       </w:r>
       <w:r>
         <w:rPr>
           <w:rFonts w:ascii="Consolas" w:hAnsi="Consolas"/>
-          <w:sz w:val="20"/>
-          <w:szCs w:val="20"/>
+          <w:sz w:val="19.0"/>
+          <w:szCs w:val="19.0"/>
         </w:rPr>
         <w:t xml:space="preserve"> </w:t>
       </w:r>
@@ -1921,16 +2001,16 @@
         <w:rPr>
           <w:i/>
           <w:rFonts w:ascii="Consolas" w:hAnsi="Consolas"/>
-          <w:sz w:val="20"/>
-          <w:szCs w:val="20"/>
+          <w:sz w:val="19.0"/>
+          <w:szCs w:val="19.0"/>
         </w:rPr>
         <w:t xml:space="preserve">p</w:t>
       </w:r>
       <w:r>
         <w:rPr>
           <w:rFonts w:ascii="Consolas" w:hAnsi="Consolas"/>
-          <w:sz w:val="20"/>
-          <w:szCs w:val="20"/>
+          <w:sz w:val="19.0"/>
+          <w:szCs w:val="19.0"/>
         </w:rPr>
         <w:t xml:space="preserve"> = 1 … </w:t>
       </w:r>
@@ -1938,16 +2018,16 @@
         <w:rPr>
           <w:i/>
           <w:rFonts w:ascii="Consolas" w:hAnsi="Consolas"/>
-          <w:sz w:val="20"/>
-          <w:szCs w:val="20"/>
+          <w:sz w:val="19.0"/>
+          <w:szCs w:val="19.0"/>
         </w:rPr>
         <w:t xml:space="preserve">P</w:t>
       </w:r>
       <w:r>
         <w:rPr>
           <w:rFonts w:ascii="Consolas" w:hAnsi="Consolas"/>
-          <w:sz w:val="20"/>
-          <w:szCs w:val="20"/>
+          <w:sz w:val="19.0"/>
+          <w:szCs w:val="19.0"/>
         </w:rPr>
         <w:t xml:space="preserve"> </w:t>
       </w:r>
@@ -1955,21 +2035,23 @@
         <w:rPr>
           <w:b/>
           <w:rFonts w:ascii="Consolas" w:hAnsi="Consolas"/>
-          <w:sz w:val="20"/>
-          <w:szCs w:val="20"/>
+          <w:sz w:val="19.0"/>
+          <w:szCs w:val="19.0"/>
         </w:rPr>
         <w:t xml:space="preserve">do</w:t>
       </w:r>
     </w:p>
     <w:p>
       <w:pPr>
-        <w:spacing w:line="360" w:lineRule="auto" w:after="20"/>
-      </w:pPr>
-      <w:r>
-        <w:rPr>
-          <w:rFonts w:ascii="Consolas" w:hAnsi="Consolas"/>
-          <w:sz w:val="20"/>
-          <w:szCs w:val="20"/>
+        <w:spacing w:before="0" w:after="0" w:line="252" w:lineRule="auto"/>
+        <w:ind w:left="180"/>
+        <w:shd w:val="clear" w:color="auto" w:fill="F5F7FA"/>
+      </w:pPr>
+      <w:r>
+        <w:rPr>
+          <w:rFonts w:ascii="Consolas" w:hAnsi="Consolas"/>
+          <w:sz w:val="19.0"/>
+          <w:szCs w:val="19.0"/>
         </w:rPr>
         <w:t xml:space="preserve">4.     measure: </w:t>
       </w:r>
@@ -1977,16 +2059,16 @@
         <w:rPr>
           <w:i/>
           <w:rFonts w:ascii="Consolas" w:hAnsi="Consolas"/>
-          <w:sz w:val="20"/>
-          <w:szCs w:val="20"/>
+          <w:sz w:val="19.0"/>
+          <w:szCs w:val="19.0"/>
         </w:rPr>
         <w:t xml:space="preserve">x</w:t>
       </w:r>
       <w:r>
         <w:rPr>
           <w:rFonts w:ascii="Consolas" w:hAnsi="Consolas"/>
-          <w:sz w:val="20"/>
-          <w:szCs w:val="20"/>
+          <w:sz w:val="19.0"/>
+          <w:szCs w:val="19.0"/>
         </w:rPr>
         <w:t xml:space="preserve">i ← 1 with prob. sin²θi, else 0, for all </w:t>
       </w:r>
@@ -1994,29 +2076,31 @@
         <w:rPr>
           <w:i/>
           <w:rFonts w:ascii="Consolas" w:hAnsi="Consolas"/>
-          <w:sz w:val="20"/>
-          <w:szCs w:val="20"/>
+          <w:sz w:val="19.0"/>
+          <w:szCs w:val="19.0"/>
         </w:rPr>
         <w:t xml:space="preserve">i</w:t>
       </w:r>
       <w:r>
         <w:rPr>
           <w:rFonts w:ascii="Consolas" w:hAnsi="Consolas"/>
-          <w:sz w:val="20"/>
-          <w:szCs w:val="20"/>
+          <w:sz w:val="19.0"/>
+          <w:szCs w:val="19.0"/>
         </w:rPr>
         <w:t xml:space="preserve">.</w:t>
       </w:r>
     </w:p>
     <w:p>
       <w:pPr>
-        <w:spacing w:line="360" w:lineRule="auto" w:after="20"/>
-      </w:pPr>
-      <w:r>
-        <w:rPr>
-          <w:rFonts w:ascii="Consolas" w:hAnsi="Consolas"/>
-          <w:sz w:val="20"/>
-          <w:szCs w:val="20"/>
+        <w:spacing w:before="0" w:after="0" w:line="252" w:lineRule="auto"/>
+        <w:ind w:left="180"/>
+        <w:shd w:val="clear" w:color="auto" w:fill="F5F7FA"/>
+      </w:pPr>
+      <w:r>
+        <w:rPr>
+          <w:rFonts w:ascii="Consolas" w:hAnsi="Consolas"/>
+          <w:sz w:val="19.0"/>
+          <w:szCs w:val="19.0"/>
         </w:rPr>
         <w:t xml:space="preserve">5.     </w:t>
       </w:r>
@@ -2024,16 +2108,16 @@
         <w:rPr>
           <w:i/>
           <w:rFonts w:ascii="Consolas" w:hAnsi="Consolas"/>
-          <w:sz w:val="20"/>
-          <w:szCs w:val="20"/>
+          <w:sz w:val="19.0"/>
+          <w:szCs w:val="19.0"/>
         </w:rPr>
         <w:t xml:space="preserve">x</w:t>
       </w:r>
       <w:r>
         <w:rPr>
           <w:rFonts w:ascii="Consolas" w:hAnsi="Consolas"/>
-          <w:sz w:val="20"/>
-          <w:szCs w:val="20"/>
+          <w:sz w:val="19.0"/>
+          <w:szCs w:val="19.0"/>
         </w:rPr>
         <w:t xml:space="preserve"> ← Repair(</w:t>
       </w:r>
@@ -2041,16 +2125,16 @@
         <w:rPr>
           <w:i/>
           <w:rFonts w:ascii="Consolas" w:hAnsi="Consolas"/>
-          <w:sz w:val="20"/>
-          <w:szCs w:val="20"/>
+          <w:sz w:val="19.0"/>
+          <w:szCs w:val="19.0"/>
         </w:rPr>
         <w:t xml:space="preserve">x</w:t>
       </w:r>
       <w:r>
         <w:rPr>
           <w:rFonts w:ascii="Consolas" w:hAnsi="Consolas"/>
-          <w:sz w:val="20"/>
-          <w:szCs w:val="20"/>
+          <w:sz w:val="19.0"/>
+          <w:szCs w:val="19.0"/>
         </w:rPr>
         <w:t xml:space="preserve">, </w:t>
       </w:r>
@@ -2058,16 +2142,16 @@
         <w:rPr>
           <w:i/>
           <w:rFonts w:ascii="Consolas" w:hAnsi="Consolas"/>
-          <w:sz w:val="20"/>
-          <w:szCs w:val="20"/>
+          <w:sz w:val="19.0"/>
+          <w:szCs w:val="19.0"/>
         </w:rPr>
         <w:t xml:space="preserve">B</w:t>
       </w:r>
       <w:r>
         <w:rPr>
           <w:rFonts w:ascii="Consolas" w:hAnsi="Consolas"/>
-          <w:sz w:val="20"/>
-          <w:szCs w:val="20"/>
+          <w:sz w:val="19.0"/>
+          <w:szCs w:val="19.0"/>
         </w:rPr>
         <w:t xml:space="preserve">)  ▷ drop lowest ELR/cost items until Σ</w:t>
       </w:r>
@@ -2075,16 +2159,16 @@
         <w:rPr>
           <w:i/>
           <w:rFonts w:ascii="Consolas" w:hAnsi="Consolas"/>
-          <w:sz w:val="20"/>
-          <w:szCs w:val="20"/>
+          <w:sz w:val="19.0"/>
+          <w:szCs w:val="19.0"/>
         </w:rPr>
         <w:t xml:space="preserve">k</w:t>
       </w:r>
       <w:r>
         <w:rPr>
           <w:rFonts w:ascii="Consolas" w:hAnsi="Consolas"/>
-          <w:sz w:val="20"/>
-          <w:szCs w:val="20"/>
+          <w:sz w:val="19.0"/>
+          <w:szCs w:val="19.0"/>
         </w:rPr>
         <w:t xml:space="preserve">i</w:t>
       </w:r>
@@ -2092,16 +2176,16 @@
         <w:rPr>
           <w:i/>
           <w:rFonts w:ascii="Consolas" w:hAnsi="Consolas"/>
-          <w:sz w:val="20"/>
-          <w:szCs w:val="20"/>
+          <w:sz w:val="19.0"/>
+          <w:szCs w:val="19.0"/>
         </w:rPr>
         <w:t xml:space="preserve">x</w:t>
       </w:r>
       <w:r>
         <w:rPr>
           <w:rFonts w:ascii="Consolas" w:hAnsi="Consolas"/>
-          <w:sz w:val="20"/>
-          <w:szCs w:val="20"/>
+          <w:sz w:val="19.0"/>
+          <w:szCs w:val="19.0"/>
         </w:rPr>
         <w:t xml:space="preserve">i ≤ </w:t>
       </w:r>
@@ -2109,29 +2193,31 @@
         <w:rPr>
           <w:i/>
           <w:rFonts w:ascii="Consolas" w:hAnsi="Consolas"/>
-          <w:sz w:val="20"/>
-          <w:szCs w:val="20"/>
+          <w:sz w:val="19.0"/>
+          <w:szCs w:val="19.0"/>
         </w:rPr>
         <w:t xml:space="preserve">B</w:t>
       </w:r>
       <w:r>
         <w:rPr>
           <w:rFonts w:ascii="Consolas" w:hAnsi="Consolas"/>
-          <w:sz w:val="20"/>
-          <w:szCs w:val="20"/>
+          <w:sz w:val="19.0"/>
+          <w:szCs w:val="19.0"/>
         </w:rPr>
         <w:t xml:space="preserve">.</w:t>
       </w:r>
     </w:p>
     <w:p>
       <w:pPr>
-        <w:spacing w:line="360" w:lineRule="auto" w:after="20"/>
-      </w:pPr>
-      <w:r>
-        <w:rPr>
-          <w:rFonts w:ascii="Consolas" w:hAnsi="Consolas"/>
-          <w:sz w:val="20"/>
-          <w:szCs w:val="20"/>
+        <w:spacing w:before="0" w:after="0" w:line="252" w:lineRule="auto"/>
+        <w:ind w:left="180"/>
+        <w:shd w:val="clear" w:color="auto" w:fill="F5F7FA"/>
+      </w:pPr>
+      <w:r>
+        <w:rPr>
+          <w:rFonts w:ascii="Consolas" w:hAnsi="Consolas"/>
+          <w:sz w:val="19.0"/>
+          <w:szCs w:val="19.0"/>
         </w:rPr>
         <w:t xml:space="preserve">6.     </w:t>
       </w:r>
@@ -2139,16 +2225,16 @@
         <w:rPr>
           <w:b/>
           <w:rFonts w:ascii="Consolas" w:hAnsi="Consolas"/>
-          <w:sz w:val="20"/>
-          <w:szCs w:val="20"/>
+          <w:sz w:val="19.0"/>
+          <w:szCs w:val="19.0"/>
         </w:rPr>
         <w:t xml:space="preserve">if</w:t>
       </w:r>
       <w:r>
         <w:rPr>
           <w:rFonts w:ascii="Consolas" w:hAnsi="Consolas"/>
-          <w:sz w:val="20"/>
-          <w:szCs w:val="20"/>
+          <w:sz w:val="19.0"/>
+          <w:szCs w:val="19.0"/>
         </w:rPr>
         <w:t xml:space="preserve"> </w:t>
       </w:r>
@@ -2156,16 +2242,16 @@
         <w:rPr>
           <w:i/>
           <w:rFonts w:ascii="Consolas" w:hAnsi="Consolas"/>
-          <w:sz w:val="20"/>
-          <w:szCs w:val="20"/>
+          <w:sz w:val="19.0"/>
+          <w:szCs w:val="19.0"/>
         </w:rPr>
         <w:t xml:space="preserve">V</w:t>
       </w:r>
       <w:r>
         <w:rPr>
           <w:rFonts w:ascii="Consolas" w:hAnsi="Consolas"/>
-          <w:sz w:val="20"/>
-          <w:szCs w:val="20"/>
+          <w:sz w:val="19.0"/>
+          <w:szCs w:val="19.0"/>
         </w:rPr>
         <w:t xml:space="preserve">(</w:t>
       </w:r>
@@ -2173,16 +2259,16 @@
         <w:rPr>
           <w:i/>
           <w:rFonts w:ascii="Consolas" w:hAnsi="Consolas"/>
-          <w:sz w:val="20"/>
-          <w:szCs w:val="20"/>
+          <w:sz w:val="19.0"/>
+          <w:szCs w:val="19.0"/>
         </w:rPr>
         <w:t xml:space="preserve">x</w:t>
       </w:r>
       <w:r>
         <w:rPr>
           <w:rFonts w:ascii="Consolas" w:hAnsi="Consolas"/>
-          <w:sz w:val="20"/>
-          <w:szCs w:val="20"/>
+          <w:sz w:val="19.0"/>
+          <w:szCs w:val="19.0"/>
         </w:rPr>
         <w:t xml:space="preserve">) &gt; </w:t>
       </w:r>
@@ -2190,16 +2276,16 @@
         <w:rPr>
           <w:i/>
           <w:rFonts w:ascii="Consolas" w:hAnsi="Consolas"/>
-          <w:sz w:val="20"/>
-          <w:szCs w:val="20"/>
+          <w:sz w:val="19.0"/>
+          <w:szCs w:val="19.0"/>
         </w:rPr>
         <w:t xml:space="preserve">V</w:t>
       </w:r>
       <w:r>
         <w:rPr>
           <w:rFonts w:ascii="Consolas" w:hAnsi="Consolas"/>
-          <w:sz w:val="20"/>
-          <w:szCs w:val="20"/>
+          <w:sz w:val="19.0"/>
+          <w:szCs w:val="19.0"/>
         </w:rPr>
         <w:t xml:space="preserve">\</w:t>
       </w:r>
@@ -2207,8 +2293,8 @@
         <w:rPr>
           <w:i/>
           <w:rFonts w:ascii="Consolas" w:hAnsi="Consolas"/>
-          <w:sz w:val="20"/>
-          <w:szCs w:val="20"/>
+          <w:sz w:val="19.0"/>
+          <w:szCs w:val="19.0"/>
         </w:rPr>
         <w:t xml:space="preserve"> </w:t>
       </w:r>
@@ -2216,8 +2302,8 @@
         <w:rPr>
           <w:i/>
           <w:rFonts w:ascii="Consolas" w:hAnsi="Consolas"/>
-          <w:sz w:val="20"/>
-          <w:szCs w:val="20"/>
+          <w:sz w:val="19.0"/>
+          <w:szCs w:val="19.0"/>
         </w:rPr>
         <w:t xml:space="preserve">then</w:t>
       </w:r>
@@ -2225,16 +2311,16 @@
         <w:rPr>
           <w:i/>
           <w:rFonts w:ascii="Consolas" w:hAnsi="Consolas"/>
-          <w:sz w:val="20"/>
-          <w:szCs w:val="20"/>
+          <w:sz w:val="19.0"/>
+          <w:szCs w:val="19.0"/>
         </w:rPr>
         <w:t xml:space="preserve"> </w:t>
       </w:r>
       <w:r>
         <w:rPr>
           <w:rFonts w:ascii="Consolas" w:hAnsi="Consolas"/>
-          <w:sz w:val="20"/>
-          <w:szCs w:val="20"/>
+          <w:sz w:val="19.0"/>
+          <w:szCs w:val="19.0"/>
         </w:rPr>
         <w:t xml:space="preserve">x</w:t>
       </w:r>
@@ -2242,16 +2328,16 @@
         <w:rPr>
           <w:i/>
           <w:rFonts w:ascii="Consolas" w:hAnsi="Consolas"/>
-          <w:sz w:val="20"/>
-          <w:szCs w:val="20"/>
+          <w:sz w:val="19.0"/>
+          <w:szCs w:val="19.0"/>
         </w:rPr>
         <w:t xml:space="preserve">\</w:t>
       </w:r>
       <w:r>
         <w:rPr>
           <w:rFonts w:ascii="Consolas" w:hAnsi="Consolas"/>
-          <w:sz w:val="20"/>
-          <w:szCs w:val="20"/>
+          <w:sz w:val="19.0"/>
+          <w:szCs w:val="19.0"/>
         </w:rPr>
         <w:t xml:space="preserve"> ← </w:t>
       </w:r>
@@ -2259,16 +2345,16 @@
         <w:rPr>
           <w:i/>
           <w:rFonts w:ascii="Consolas" w:hAnsi="Consolas"/>
-          <w:sz w:val="20"/>
-          <w:szCs w:val="20"/>
+          <w:sz w:val="19.0"/>
+          <w:szCs w:val="19.0"/>
         </w:rPr>
         <w:t xml:space="preserve">x</w:t>
       </w:r>
       <w:r>
         <w:rPr>
           <w:rFonts w:ascii="Consolas" w:hAnsi="Consolas"/>
-          <w:sz w:val="20"/>
-          <w:szCs w:val="20"/>
+          <w:sz w:val="19.0"/>
+          <w:szCs w:val="19.0"/>
         </w:rPr>
         <w:t xml:space="preserve">, </w:t>
       </w:r>
@@ -2276,16 +2362,16 @@
         <w:rPr>
           <w:i/>
           <w:rFonts w:ascii="Consolas" w:hAnsi="Consolas"/>
-          <w:sz w:val="20"/>
-          <w:szCs w:val="20"/>
+          <w:sz w:val="19.0"/>
+          <w:szCs w:val="19.0"/>
         </w:rPr>
         <w:t xml:space="preserve">V</w:t>
       </w:r>
       <w:r>
         <w:rPr>
           <w:rFonts w:ascii="Consolas" w:hAnsi="Consolas"/>
-          <w:sz w:val="20"/>
-          <w:szCs w:val="20"/>
+          <w:sz w:val="19.0"/>
+          <w:szCs w:val="19.0"/>
         </w:rPr>
         <w:t xml:space="preserve">\</w:t>
       </w:r>
@@ -2293,16 +2379,16 @@
         <w:rPr>
           <w:i/>
           <w:rFonts w:ascii="Consolas" w:hAnsi="Consolas"/>
-          <w:sz w:val="20"/>
-          <w:szCs w:val="20"/>
+          <w:sz w:val="19.0"/>
+          <w:szCs w:val="19.0"/>
         </w:rPr>
         <w:t xml:space="preserve"> ← </w:t>
       </w:r>
       <w:r>
         <w:rPr>
           <w:rFonts w:ascii="Consolas" w:hAnsi="Consolas"/>
-          <w:sz w:val="20"/>
-          <w:szCs w:val="20"/>
+          <w:sz w:val="19.0"/>
+          <w:szCs w:val="19.0"/>
         </w:rPr>
         <w:t xml:space="preserve">V</w:t>
       </w:r>
@@ -2310,29 +2396,31 @@
         <w:rPr>
           <w:i/>
           <w:rFonts w:ascii="Consolas" w:hAnsi="Consolas"/>
-          <w:sz w:val="20"/>
-          <w:szCs w:val="20"/>
+          <w:sz w:val="19.0"/>
+          <w:szCs w:val="19.0"/>
         </w:rPr>
         <w:t xml:space="preserve">(</w:t>
       </w:r>
       <w:r>
         <w:rPr>
           <w:rFonts w:ascii="Consolas" w:hAnsi="Consolas"/>
-          <w:sz w:val="20"/>
-          <w:szCs w:val="20"/>
+          <w:sz w:val="19.0"/>
+          <w:szCs w:val="19.0"/>
         </w:rPr>
         <w:t xml:space="preserve">x*).</w:t>
       </w:r>
     </w:p>
     <w:p>
       <w:pPr>
-        <w:spacing w:line="360" w:lineRule="auto" w:after="20"/>
-      </w:pPr>
-      <w:r>
-        <w:rPr>
-          <w:rFonts w:ascii="Consolas" w:hAnsi="Consolas"/>
-          <w:sz w:val="20"/>
-          <w:szCs w:val="20"/>
+        <w:spacing w:before="0" w:after="0" w:line="252" w:lineRule="auto"/>
+        <w:ind w:left="180"/>
+        <w:shd w:val="clear" w:color="auto" w:fill="F5F7FA"/>
+      </w:pPr>
+      <w:r>
+        <w:rPr>
+          <w:rFonts w:ascii="Consolas" w:hAnsi="Consolas"/>
+          <w:sz w:val="19.0"/>
+          <w:szCs w:val="19.0"/>
         </w:rPr>
         <w:t xml:space="preserve">7.   </w:t>
       </w:r>
@@ -2340,16 +2428,16 @@
         <w:rPr>
           <w:b/>
           <w:rFonts w:ascii="Consolas" w:hAnsi="Consolas"/>
-          <w:sz w:val="20"/>
-          <w:szCs w:val="20"/>
+          <w:sz w:val="19.0"/>
+          <w:szCs w:val="19.0"/>
         </w:rPr>
         <w:t xml:space="preserve">for</w:t>
       </w:r>
       <w:r>
         <w:rPr>
           <w:rFonts w:ascii="Consolas" w:hAnsi="Consolas"/>
-          <w:sz w:val="20"/>
-          <w:szCs w:val="20"/>
+          <w:sz w:val="19.0"/>
+          <w:szCs w:val="19.0"/>
         </w:rPr>
         <w:t xml:space="preserve"> each bit </w:t>
       </w:r>
@@ -2357,16 +2445,16 @@
         <w:rPr>
           <w:i/>
           <w:rFonts w:ascii="Consolas" w:hAnsi="Consolas"/>
-          <w:sz w:val="20"/>
-          <w:szCs w:val="20"/>
+          <w:sz w:val="19.0"/>
+          <w:szCs w:val="19.0"/>
         </w:rPr>
         <w:t xml:space="preserve">i</w:t>
       </w:r>
       <w:r>
         <w:rPr>
           <w:rFonts w:ascii="Consolas" w:hAnsi="Consolas"/>
-          <w:sz w:val="20"/>
-          <w:szCs w:val="20"/>
+          <w:sz w:val="19.0"/>
+          <w:szCs w:val="19.0"/>
         </w:rPr>
         <w:t xml:space="preserve"> </w:t>
       </w:r>
@@ -2374,29 +2462,31 @@
         <w:rPr>
           <w:b/>
           <w:rFonts w:ascii="Consolas" w:hAnsi="Consolas"/>
-          <w:sz w:val="20"/>
-          <w:szCs w:val="20"/>
+          <w:sz w:val="19.0"/>
+          <w:szCs w:val="19.0"/>
         </w:rPr>
         <w:t xml:space="preserve">do</w:t>
       </w:r>
       <w:r>
         <w:rPr>
           <w:rFonts w:ascii="Consolas" w:hAnsi="Consolas"/>
-          <w:sz w:val="20"/>
-          <w:szCs w:val="20"/>
+          <w:sz w:val="19.0"/>
+          <w:szCs w:val="19.0"/>
         </w:rPr>
         <w:t xml:space="preserve">  ▷ rotation-gate update toward incumbent.</w:t>
       </w:r>
     </w:p>
     <w:p>
       <w:pPr>
-        <w:spacing w:line="360" w:lineRule="auto" w:after="20"/>
-      </w:pPr>
-      <w:r>
-        <w:rPr>
-          <w:rFonts w:ascii="Consolas" w:hAnsi="Consolas"/>
-          <w:sz w:val="20"/>
-          <w:szCs w:val="20"/>
+        <w:spacing w:before="0" w:after="0" w:line="252" w:lineRule="auto"/>
+        <w:ind w:left="180"/>
+        <w:shd w:val="clear" w:color="auto" w:fill="F5F7FA"/>
+      </w:pPr>
+      <w:r>
+        <w:rPr>
+          <w:rFonts w:ascii="Consolas" w:hAnsi="Consolas"/>
+          <w:sz w:val="19.0"/>
+          <w:szCs w:val="19.0"/>
         </w:rPr>
         <w:t xml:space="preserve">8.     </w:t>
       </w:r>
@@ -2404,16 +2494,16 @@
         <w:rPr>
           <w:b/>
           <w:rFonts w:ascii="Consolas" w:hAnsi="Consolas"/>
-          <w:sz w:val="20"/>
-          <w:szCs w:val="20"/>
+          <w:sz w:val="19.0"/>
+          <w:szCs w:val="19.0"/>
         </w:rPr>
         <w:t xml:space="preserve">if</w:t>
       </w:r>
       <w:r>
         <w:rPr>
           <w:rFonts w:ascii="Consolas" w:hAnsi="Consolas"/>
-          <w:sz w:val="20"/>
-          <w:szCs w:val="20"/>
+          <w:sz w:val="19.0"/>
+          <w:szCs w:val="19.0"/>
         </w:rPr>
         <w:t xml:space="preserve"> </w:t>
       </w:r>
@@ -2421,16 +2511,16 @@
         <w:rPr>
           <w:i/>
           <w:rFonts w:ascii="Consolas" w:hAnsi="Consolas"/>
-          <w:sz w:val="20"/>
-          <w:szCs w:val="20"/>
+          <w:sz w:val="19.0"/>
+          <w:szCs w:val="19.0"/>
         </w:rPr>
         <w:t xml:space="preserve">x</w:t>
       </w:r>
       <w:r>
         <w:rPr>
           <w:rFonts w:ascii="Consolas" w:hAnsi="Consolas"/>
-          <w:sz w:val="20"/>
-          <w:szCs w:val="20"/>
+          <w:sz w:val="19.0"/>
+          <w:szCs w:val="19.0"/>
         </w:rPr>
         <w:t xml:space="preserve">\</w:t>
       </w:r>
@@ -2438,8 +2528,8 @@
         <w:rPr>
           <w:i/>
           <w:rFonts w:ascii="Consolas" w:hAnsi="Consolas"/>
-          <w:sz w:val="20"/>
-          <w:szCs w:val="20"/>
+          <w:sz w:val="19.0"/>
+          <w:szCs w:val="19.0"/>
         </w:rPr>
         <w:t xml:space="preserve">i = 1 </w:t>
       </w:r>
@@ -2447,8 +2537,8 @@
         <w:rPr>
           <w:i/>
           <w:rFonts w:ascii="Consolas" w:hAnsi="Consolas"/>
-          <w:sz w:val="20"/>
-          <w:szCs w:val="20"/>
+          <w:sz w:val="19.0"/>
+          <w:szCs w:val="19.0"/>
         </w:rPr>
         <w:t xml:space="preserve">then</w:t>
       </w:r>
@@ -2456,8 +2546,8 @@
         <w:rPr>
           <w:i/>
           <w:rFonts w:ascii="Consolas" w:hAnsi="Consolas"/>
-          <w:sz w:val="20"/>
-          <w:szCs w:val="20"/>
+          <w:sz w:val="19.0"/>
+          <w:szCs w:val="19.0"/>
         </w:rPr>
         <w:t xml:space="preserve"> θi ← min(π/2, θi + Δθ) </w:t>
       </w:r>
@@ -2465,29 +2555,31 @@
         <w:rPr>
           <w:i/>
           <w:rFonts w:ascii="Consolas" w:hAnsi="Consolas"/>
-          <w:sz w:val="20"/>
-          <w:szCs w:val="20"/>
+          <w:sz w:val="19.0"/>
+          <w:szCs w:val="19.0"/>
         </w:rPr>
         <w:t xml:space="preserve">else</w:t>
       </w:r>
       <w:r>
         <w:rPr>
           <w:rFonts w:ascii="Consolas" w:hAnsi="Consolas"/>
-          <w:sz w:val="20"/>
-          <w:szCs w:val="20"/>
+          <w:sz w:val="19.0"/>
+          <w:szCs w:val="19.0"/>
         </w:rPr>
         <w:t xml:space="preserve">* θi ← max(0, θi − Δθ).</w:t>
       </w:r>
     </w:p>
     <w:p>
       <w:pPr>
-        <w:spacing w:line="360" w:lineRule="auto" w:after="20"/>
-      </w:pPr>
-      <w:r>
-        <w:rPr>
-          <w:rFonts w:ascii="Consolas" w:hAnsi="Consolas"/>
-          <w:sz w:val="20"/>
-          <w:szCs w:val="20"/>
+        <w:spacing w:before="0" w:after="0" w:line="252" w:lineRule="auto"/>
+        <w:ind w:left="180"/>
+        <w:shd w:val="clear" w:color="auto" w:fill="F5F7FA"/>
+      </w:pPr>
+      <w:r>
+        <w:rPr>
+          <w:rFonts w:ascii="Consolas" w:hAnsi="Consolas"/>
+          <w:sz w:val="19.0"/>
+          <w:szCs w:val="19.0"/>
         </w:rPr>
         <w:t xml:space="preserve">9. </w:t>
       </w:r>
@@ -2495,16 +2587,16 @@
         <w:rPr>
           <w:i/>
           <w:rFonts w:ascii="Consolas" w:hAnsi="Consolas"/>
-          <w:sz w:val="20"/>
-          <w:szCs w:val="20"/>
+          <w:sz w:val="19.0"/>
+          <w:szCs w:val="19.0"/>
         </w:rPr>
         <w:t xml:space="preserve">x</w:t>
       </w:r>
       <w:r>
         <w:rPr>
           <w:rFonts w:ascii="Consolas" w:hAnsi="Consolas"/>
-          <w:sz w:val="20"/>
-          <w:szCs w:val="20"/>
+          <w:sz w:val="19.0"/>
+          <w:szCs w:val="19.0"/>
         </w:rPr>
         <w:t xml:space="preserve">\</w:t>
       </w:r>
@@ -2512,16 +2604,16 @@
         <w:rPr>
           <w:i/>
           <w:rFonts w:ascii="Consolas" w:hAnsi="Consolas"/>
-          <w:sz w:val="20"/>
-          <w:szCs w:val="20"/>
+          <w:sz w:val="19.0"/>
+          <w:szCs w:val="19.0"/>
         </w:rPr>
         <w:t xml:space="preserve"> ← LocalSearch(</w:t>
       </w:r>
       <w:r>
         <w:rPr>
           <w:rFonts w:ascii="Consolas" w:hAnsi="Consolas"/>
-          <w:sz w:val="20"/>
-          <w:szCs w:val="20"/>
+          <w:sz w:val="19.0"/>
+          <w:szCs w:val="19.0"/>
         </w:rPr>
         <w:t xml:space="preserve">x</w:t>
       </w:r>
@@ -2529,16 +2621,16 @@
         <w:rPr>
           <w:i/>
           <w:rFonts w:ascii="Consolas" w:hAnsi="Consolas"/>
-          <w:sz w:val="20"/>
-          <w:szCs w:val="20"/>
+          <w:sz w:val="19.0"/>
+          <w:szCs w:val="19.0"/>
         </w:rPr>
         <w:t xml:space="preserve">\</w:t>
       </w:r>
       <w:r>
         <w:rPr>
           <w:rFonts w:ascii="Consolas" w:hAnsi="Consolas"/>
-          <w:sz w:val="20"/>
-          <w:szCs w:val="20"/>
+          <w:sz w:val="19.0"/>
+          <w:szCs w:val="19.0"/>
         </w:rPr>
         <w:t xml:space="preserve">, </w:t>
       </w:r>
@@ -2546,16 +2638,16 @@
         <w:rPr>
           <w:i/>
           <w:rFonts w:ascii="Consolas" w:hAnsi="Consolas"/>
-          <w:sz w:val="20"/>
-          <w:szCs w:val="20"/>
+          <w:sz w:val="19.0"/>
+          <w:szCs w:val="19.0"/>
         </w:rPr>
         <w:t xml:space="preserve">B</w:t>
       </w:r>
       <w:r>
         <w:rPr>
           <w:rFonts w:ascii="Consolas" w:hAnsi="Consolas"/>
-          <w:sz w:val="20"/>
-          <w:szCs w:val="20"/>
+          <w:sz w:val="19.0"/>
+          <w:szCs w:val="19.0"/>
         </w:rPr>
         <w:t xml:space="preserve">)  ▷ 1-flip / swap hill-climbing on </w:t>
       </w:r>
@@ -2563,29 +2655,31 @@
         <w:rPr>
           <w:i/>
           <w:rFonts w:ascii="Consolas" w:hAnsi="Consolas"/>
-          <w:sz w:val="20"/>
-          <w:szCs w:val="20"/>
+          <w:sz w:val="19.0"/>
+          <w:szCs w:val="19.0"/>
         </w:rPr>
         <w:t xml:space="preserve">V</w:t>
       </w:r>
       <w:r>
         <w:rPr>
           <w:rFonts w:ascii="Consolas" w:hAnsi="Consolas"/>
-          <w:sz w:val="20"/>
-          <w:szCs w:val="20"/>
+          <w:sz w:val="19.0"/>
+          <w:szCs w:val="19.0"/>
         </w:rPr>
         <w:t xml:space="preserve">.</w:t>
       </w:r>
     </w:p>
     <w:p>
       <w:pPr>
-        <w:spacing w:line="360" w:lineRule="auto" w:after="20"/>
-      </w:pPr>
-      <w:r>
-        <w:rPr>
-          <w:rFonts w:ascii="Consolas" w:hAnsi="Consolas"/>
-          <w:sz w:val="20"/>
-          <w:szCs w:val="20"/>
+        <w:spacing w:before="0" w:after="0" w:line="252" w:lineRule="auto"/>
+        <w:ind w:left="180"/>
+        <w:shd w:val="clear" w:color="auto" w:fill="F5F7FA"/>
+      </w:pPr>
+      <w:r>
+        <w:rPr>
+          <w:rFonts w:ascii="Consolas" w:hAnsi="Consolas"/>
+          <w:sz w:val="19.0"/>
+          <w:szCs w:val="19.0"/>
         </w:rPr>
         <w:t xml:space="preserve">10. </w:t>
       </w:r>
@@ -2593,16 +2687,16 @@
         <w:rPr>
           <w:b/>
           <w:rFonts w:ascii="Consolas" w:hAnsi="Consolas"/>
-          <w:sz w:val="20"/>
-          <w:szCs w:val="20"/>
+          <w:sz w:val="19.0"/>
+          <w:szCs w:val="19.0"/>
         </w:rPr>
         <w:t xml:space="preserve">return</w:t>
       </w:r>
       <w:r>
         <w:rPr>
           <w:rFonts w:ascii="Consolas" w:hAnsi="Consolas"/>
-          <w:sz w:val="20"/>
-          <w:szCs w:val="20"/>
+          <w:sz w:val="19.0"/>
+          <w:szCs w:val="19.0"/>
         </w:rPr>
         <w:t xml:space="preserve"> </w:t>
       </w:r>
@@ -2610,36 +2704,44 @@
         <w:rPr>
           <w:i/>
           <w:rFonts w:ascii="Consolas" w:hAnsi="Consolas"/>
-          <w:sz w:val="20"/>
-          <w:szCs w:val="20"/>
+          <w:sz w:val="19.0"/>
+          <w:szCs w:val="19.0"/>
         </w:rPr>
         <w:t xml:space="preserve">x</w:t>
       </w:r>
       <w:r>
         <w:rPr>
           <w:rFonts w:ascii="Consolas" w:hAnsi="Consolas"/>
-          <w:sz w:val="20"/>
-          <w:szCs w:val="20"/>
+          <w:sz w:val="19.0"/>
+          <w:szCs w:val="19.0"/>
         </w:rPr>
         <w:t xml:space="preserve">\*.</w:t>
       </w:r>
     </w:p>
     <w:p>
       <w:pPr>
-        <w:spacing w:line="360" w:lineRule="auto" w:after="120"/>
-      </w:pPr>
-      <w:r>
-        <w:rPr>
-          <w:b/>
-          <w:sz w:val="24"/>
-          <w:szCs w:val="24"/>
+        <w:spacing w:before="0" w:after="120" w:line="276" w:lineRule="auto"/>
+      </w:pPr>
+    </w:p>
+    <w:p>
+      <w:pPr>
+        <w:spacing w:before="160" w:after="80" w:line="276" w:lineRule="auto"/>
+        <w:keepNext/>
+      </w:pPr>
+      <w:r>
+        <w:rPr>
+          <w:b/>
+          <w:sz w:val="23.0"/>
+          <w:szCs w:val="23.0"/>
+          <w:color w:val="2E2E2E"/>
         </w:rPr>
         <w:t xml:space="preserve">3.5 Positioning and complexity</w:t>
       </w:r>
     </w:p>
     <w:p>
       <w:pPr>
-        <w:spacing w:line="360" w:lineRule="auto" w:after="120"/>
+        <w:spacing w:before="0" w:after="140" w:line="288" w:lineRule="auto"/>
+        <w:jc w:val="both"/>
       </w:pPr>
       <w:r>
         <w:rPr>
@@ -2741,33 +2843,38 @@
     </w:p>
     <w:p>
       <w:pPr>
-        <w:spacing w:line="360" w:lineRule="auto" w:after="140"/>
-      </w:pPr>
-      <w:r>
-        <w:rPr>
-          <w:b/>
-          <w:sz w:val="28"/>
-          <w:szCs w:val="28"/>
+        <w:spacing w:before="240" w:after="100" w:line="276" w:lineRule="auto"/>
+        <w:keepNext/>
+      </w:pPr>
+      <w:r>
+        <w:rPr>
+          <w:b/>
+          <w:sz w:val="27.0"/>
+          <w:szCs w:val="27.0"/>
+          <w:color w:val="1F4E79"/>
         </w:rPr>
         <w:t xml:space="preserve">4. Experiments</w:t>
       </w:r>
     </w:p>
     <w:p>
       <w:pPr>
-        <w:spacing w:line="360" w:lineRule="auto" w:after="120"/>
-      </w:pPr>
-      <w:r>
-        <w:rPr>
-          <w:b/>
-          <w:sz w:val="24"/>
-          <w:szCs w:val="24"/>
+        <w:spacing w:before="160" w:after="80" w:line="276" w:lineRule="auto"/>
+        <w:keepNext/>
+      </w:pPr>
+      <w:r>
+        <w:rPr>
+          <w:b/>
+          <w:sz w:val="23.0"/>
+          <w:szCs w:val="23.0"/>
+          <w:color w:val="2E2E2E"/>
         </w:rPr>
         <w:t xml:space="preserve">4.1 Setup</w:t>
       </w:r>
     </w:p>
     <w:p>
       <w:pPr>
-        <w:spacing w:line="360" w:lineRule="auto" w:after="120"/>
+        <w:spacing w:before="0" w:after="140" w:line="288" w:lineRule="auto"/>
+        <w:jc w:val="both"/>
       </w:pPr>
       <w:r>
         <w:rPr>
@@ -2824,20 +2931,23 @@
     </w:p>
     <w:p>
       <w:pPr>
-        <w:spacing w:line="360" w:lineRule="auto" w:after="120"/>
-      </w:pPr>
-      <w:r>
-        <w:rPr>
-          <w:b/>
-          <w:sz w:val="24"/>
-          <w:szCs w:val="24"/>
+        <w:spacing w:before="160" w:after="80" w:line="276" w:lineRule="auto"/>
+        <w:keepNext/>
+      </w:pPr>
+      <w:r>
+        <w:rPr>
+          <w:b/>
+          <w:sz w:val="23.0"/>
+          <w:szCs w:val="23.0"/>
+          <w:color w:val="2E2E2E"/>
         </w:rPr>
         <w:t xml:space="preserve">4.2 Results</w:t>
       </w:r>
     </w:p>
     <w:p>
       <w:pPr>
-        <w:spacing w:line="360" w:lineRule="auto" w:after="120"/>
+        <w:spacing w:before="0" w:after="140" w:line="288" w:lineRule="auto"/>
+        <w:jc w:val="both"/>
       </w:pPr>
       <w:r>
         <w:rPr>
@@ -2879,7 +2989,8 @@
     </w:p>
     <w:p>
       <w:pPr>
-        <w:spacing w:line="360" w:lineRule="auto" w:after="120"/>
+        <w:spacing w:before="0" w:after="140" w:line="288" w:lineRule="auto"/>
+        <w:jc w:val="both"/>
       </w:pPr>
       <w:r>
         <w:rPr>
@@ -2929,13 +3040,19 @@
     </w:p>
     <w:tbl>
       <w:tblPr>
-        <w:tblStyle w:val="TableGrid"/>
         <w:tblW w:w="9360" w:type="dxa"/>
+        <w:jc w:val="center"/>
         <w:tblBorders>
-          <w:top w:val="single" w:sz="4" w:space="0" w:color="999999"/>
-          <w:bottom w:val="single" w:sz="4" w:space="0" w:color="999999"/>
-          <w:insideH w:val="single" w:sz="2" w:space="0" w:color="CCCCCC"/>
+          <w:top w:val="single" w:sz="12" w:space="0" w:color="1F4E79"/>
+          <w:bottom w:val="single" w:sz="12" w:space="0" w:color="1F4E79"/>
+          <w:insideH w:val="single" w:sz="2" w:space="0" w:color="BFBFBF"/>
         </w:tblBorders>
+        <w:tblCellMar>
+          <w:top w:w="40" w:type="dxa"/>
+          <w:bottom w:w="40" w:type="dxa"/>
+          <w:left w:w="80" w:type="dxa"/>
+          <w:right w:w="80" w:type="dxa"/>
+        </w:tblCellMar>
       </w:tblPr>
       <w:tblGrid>
         <w:gridCol w:w="1170"/>
@@ -2951,17 +3068,21 @@
         <w:tc>
           <w:tcPr>
             <w:tcW w:w="1170" w:type="dxa"/>
-            <w:shd w:val="clear" w:fill="F2F2F2"/>
-          </w:tcPr>
-          <w:p>
-            <w:pPr>
-              <w:spacing w:after="20"/>
-            </w:pPr>
-            <w:r>
-              <w:rPr>
-                <w:sz w:val="18"/>
-                <w:szCs w:val="18"/>
+            <w:shd w:val="clear" w:color="auto" w:fill="1F4E79"/>
+            <w:vAlign w:val="center"/>
+          </w:tcPr>
+          <w:p>
+            <w:pPr>
+              <w:spacing w:before="20" w:after="20" w:line="240" w:lineRule="auto"/>
+              <w:jc w:val="left"/>
+            </w:pPr>
+            <w:r>
+              <w:rPr>
+                <w:sz w:val="17"/>
+                <w:szCs w:val="17"/>
+                <w:rFonts w:ascii="Cambria" w:hAnsi="Cambria"/>
                 <w:b/>
+                <w:color w:val="FFFFFF"/>
               </w:rPr>
               <w:t xml:space="preserve">Method</w:t>
             </w:r>
@@ -2970,17 +3091,21 @@
         <w:tc>
           <w:tcPr>
             <w:tcW w:w="1170" w:type="dxa"/>
-            <w:shd w:val="clear" w:fill="F2F2F2"/>
-          </w:tcPr>
-          <w:p>
-            <w:pPr>
-              <w:spacing w:after="20"/>
-            </w:pPr>
-            <w:r>
-              <w:rPr>
-                <w:sz w:val="18"/>
-                <w:szCs w:val="18"/>
+            <w:shd w:val="clear" w:color="auto" w:fill="1F4E79"/>
+            <w:vAlign w:val="center"/>
+          </w:tcPr>
+          <w:p>
+            <w:pPr>
+              <w:spacing w:before="20" w:after="20" w:line="240" w:lineRule="auto"/>
+              <w:jc w:val="center"/>
+            </w:pPr>
+            <w:r>
+              <w:rPr>
+                <w:sz w:val="17"/>
+                <w:szCs w:val="17"/>
+                <w:rFonts w:ascii="Cambria" w:hAnsi="Cambria"/>
                 <w:b/>
+                <w:color w:val="FFFFFF"/>
               </w:rPr>
               <w:t xml:space="preserve">Controls funded</w:t>
             </w:r>
@@ -2989,17 +3114,21 @@
         <w:tc>
           <w:tcPr>
             <w:tcW w:w="1170" w:type="dxa"/>
-            <w:shd w:val="clear" w:fill="F2F2F2"/>
-          </w:tcPr>
-          <w:p>
-            <w:pPr>
-              <w:spacing w:after="20"/>
-            </w:pPr>
-            <w:r>
-              <w:rPr>
-                <w:sz w:val="18"/>
-                <w:szCs w:val="18"/>
+            <w:shd w:val="clear" w:color="auto" w:fill="1F4E79"/>
+            <w:vAlign w:val="center"/>
+          </w:tcPr>
+          <w:p>
+            <w:pPr>
+              <w:spacing w:before="20" w:after="20" w:line="240" w:lineRule="auto"/>
+              <w:jc w:val="center"/>
+            </w:pPr>
+            <w:r>
+              <w:rPr>
+                <w:sz w:val="17"/>
+                <w:szCs w:val="17"/>
+                <w:rFonts w:ascii="Cambria" w:hAnsi="Cambria"/>
                 <w:b/>
+                <w:color w:val="FFFFFF"/>
               </w:rPr>
               <w:t xml:space="preserve">Budget util.</w:t>
             </w:r>
@@ -3008,17 +3137,21 @@
         <w:tc>
           <w:tcPr>
             <w:tcW w:w="1170" w:type="dxa"/>
-            <w:shd w:val="clear" w:fill="F2F2F2"/>
-          </w:tcPr>
-          <w:p>
-            <w:pPr>
-              <w:spacing w:after="20"/>
-            </w:pPr>
-            <w:r>
-              <w:rPr>
-                <w:sz w:val="18"/>
-                <w:szCs w:val="18"/>
+            <w:shd w:val="clear" w:color="auto" w:fill="1F4E79"/>
+            <w:vAlign w:val="center"/>
+          </w:tcPr>
+          <w:p>
+            <w:pPr>
+              <w:spacing w:before="20" w:after="20" w:line="240" w:lineRule="auto"/>
+              <w:jc w:val="center"/>
+            </w:pPr>
+            <w:r>
+              <w:rPr>
+                <w:sz w:val="17"/>
+                <w:szCs w:val="17"/>
+                <w:rFonts w:ascii="Cambria" w:hAnsi="Cambria"/>
                 <w:b/>
+                <w:color w:val="FFFFFF"/>
               </w:rPr>
               <w:t xml:space="preserve">Objective value</w:t>
             </w:r>
@@ -3027,17 +3160,21 @@
         <w:tc>
           <w:tcPr>
             <w:tcW w:w="1170" w:type="dxa"/>
-            <w:shd w:val="clear" w:fill="F2F2F2"/>
-          </w:tcPr>
-          <w:p>
-            <w:pPr>
-              <w:spacing w:after="20"/>
-            </w:pPr>
-            <w:r>
-              <w:rPr>
-                <w:sz w:val="18"/>
-                <w:szCs w:val="18"/>
+            <w:shd w:val="clear" w:color="auto" w:fill="1F4E79"/>
+            <w:vAlign w:val="center"/>
+          </w:tcPr>
+          <w:p>
+            <w:pPr>
+              <w:spacing w:before="20" w:after="20" w:line="240" w:lineRule="auto"/>
+              <w:jc w:val="center"/>
+            </w:pPr>
+            <w:r>
+              <w:rPr>
+                <w:sz w:val="17"/>
+                <w:szCs w:val="17"/>
+                <w:rFonts w:ascii="Cambria" w:hAnsi="Cambria"/>
                 <w:b/>
+                <w:color w:val="FFFFFF"/>
               </w:rPr>
               <w:t xml:space="preserve">True risk reduction</w:t>
             </w:r>
@@ -3046,17 +3183,21 @@
         <w:tc>
           <w:tcPr>
             <w:tcW w:w="1170" w:type="dxa"/>
-            <w:shd w:val="clear" w:fill="F2F2F2"/>
-          </w:tcPr>
-          <w:p>
-            <w:pPr>
-              <w:spacing w:after="20"/>
-            </w:pPr>
-            <w:r>
-              <w:rPr>
-                <w:sz w:val="18"/>
-                <w:szCs w:val="18"/>
+            <w:shd w:val="clear" w:color="auto" w:fill="1F4E79"/>
+            <w:vAlign w:val="center"/>
+          </w:tcPr>
+          <w:p>
+            <w:pPr>
+              <w:spacing w:before="20" w:after="20" w:line="240" w:lineRule="auto"/>
+              <w:jc w:val="center"/>
+            </w:pPr>
+            <w:r>
+              <w:rPr>
+                <w:sz w:val="17"/>
+                <w:szCs w:val="17"/>
+                <w:rFonts w:ascii="Cambria" w:hAnsi="Cambria"/>
                 <w:b/>
+                <w:color w:val="FFFFFF"/>
               </w:rPr>
               <w:t xml:space="preserve">ROI</w:t>
             </w:r>
@@ -3065,17 +3206,21 @@
         <w:tc>
           <w:tcPr>
             <w:tcW w:w="1170" w:type="dxa"/>
-            <w:shd w:val="clear" w:fill="F2F2F2"/>
-          </w:tcPr>
-          <w:p>
-            <w:pPr>
-              <w:spacing w:after="20"/>
-            </w:pPr>
-            <w:r>
-              <w:rPr>
-                <w:sz w:val="18"/>
-                <w:szCs w:val="18"/>
+            <w:shd w:val="clear" w:color="auto" w:fill="1F4E79"/>
+            <w:vAlign w:val="center"/>
+          </w:tcPr>
+          <w:p>
+            <w:pPr>
+              <w:spacing w:before="20" w:after="20" w:line="240" w:lineRule="auto"/>
+              <w:jc w:val="center"/>
+            </w:pPr>
+            <w:r>
+              <w:rPr>
+                <w:sz w:val="17"/>
+                <w:szCs w:val="17"/>
+                <w:rFonts w:ascii="Cambria" w:hAnsi="Cambria"/>
                 <w:b/>
+                <w:color w:val="FFFFFF"/>
               </w:rPr>
               <w:t xml:space="preserve">Gap to best (%)</w:t>
             </w:r>
@@ -3084,17 +3229,21 @@
         <w:tc>
           <w:tcPr>
             <w:tcW w:w="1170" w:type="dxa"/>
-            <w:shd w:val="clear" w:fill="F2F2F2"/>
-          </w:tcPr>
-          <w:p>
-            <w:pPr>
-              <w:spacing w:after="20"/>
-            </w:pPr>
-            <w:r>
-              <w:rPr>
-                <w:sz w:val="18"/>
-                <w:szCs w:val="18"/>
+            <w:shd w:val="clear" w:color="auto" w:fill="1F4E79"/>
+            <w:vAlign w:val="center"/>
+          </w:tcPr>
+          <w:p>
+            <w:pPr>
+              <w:spacing w:before="20" w:after="20" w:line="240" w:lineRule="auto"/>
+              <w:jc w:val="center"/>
+            </w:pPr>
+            <w:r>
+              <w:rPr>
+                <w:sz w:val="17"/>
+                <w:szCs w:val="17"/>
+                <w:rFonts w:ascii="Cambria" w:hAnsi="Cambria"/>
                 <w:b/>
+                <w:color w:val="FFFFFF"/>
               </w:rPr>
               <w:t xml:space="preserve">Runtime (ms)</w:t>
             </w:r>
@@ -3105,15 +3254,18 @@
         <w:tc>
           <w:tcPr>
             <w:tcW w:w="1170" w:type="dxa"/>
-          </w:tcPr>
-          <w:p>
-            <w:pPr>
-              <w:spacing w:after="20"/>
-            </w:pPr>
-            <w:r>
-              <w:rPr>
-                <w:sz w:val="18"/>
-                <w:szCs w:val="18"/>
+            <w:vAlign w:val="center"/>
+          </w:tcPr>
+          <w:p>
+            <w:pPr>
+              <w:spacing w:before="20" w:after="20" w:line="240" w:lineRule="auto"/>
+              <w:jc w:val="left"/>
+            </w:pPr>
+            <w:r>
+              <w:rPr>
+                <w:sz w:val="17"/>
+                <w:szCs w:val="17"/>
+                <w:rFonts w:ascii="Cambria" w:hAnsi="Cambria"/>
               </w:rPr>
               <w:t xml:space="preserve">Random Search</w:t>
             </w:r>
@@ -3122,15 +3274,18 @@
         <w:tc>
           <w:tcPr>
             <w:tcW w:w="1170" w:type="dxa"/>
-          </w:tcPr>
-          <w:p>
-            <w:pPr>
-              <w:spacing w:after="20"/>
-            </w:pPr>
-            <w:r>
-              <w:rPr>
-                <w:sz w:val="18"/>
-                <w:szCs w:val="18"/>
+            <w:vAlign w:val="center"/>
+          </w:tcPr>
+          <w:p>
+            <w:pPr>
+              <w:spacing w:before="20" w:after="20" w:line="240" w:lineRule="auto"/>
+              <w:jc w:val="right"/>
+            </w:pPr>
+            <w:r>
+              <w:rPr>
+                <w:sz w:val="17"/>
+                <w:szCs w:val="17"/>
+                <w:rFonts w:ascii="Cambria" w:hAnsi="Cambria"/>
               </w:rPr>
               <w:t xml:space="preserve">43</w:t>
             </w:r>
@@ -3139,15 +3294,18 @@
         <w:tc>
           <w:tcPr>
             <w:tcW w:w="1170" w:type="dxa"/>
-          </w:tcPr>
-          <w:p>
-            <w:pPr>
-              <w:spacing w:after="20"/>
-            </w:pPr>
-            <w:r>
-              <w:rPr>
-                <w:sz w:val="18"/>
-                <w:szCs w:val="18"/>
+            <w:vAlign w:val="center"/>
+          </w:tcPr>
+          <w:p>
+            <w:pPr>
+              <w:spacing w:before="20" w:after="20" w:line="240" w:lineRule="auto"/>
+              <w:jc w:val="right"/>
+            </w:pPr>
+            <w:r>
+              <w:rPr>
+                <w:sz w:val="17"/>
+                <w:szCs w:val="17"/>
+                <w:rFonts w:ascii="Cambria" w:hAnsi="Cambria"/>
               </w:rPr>
               <w:t xml:space="preserve">99.3%</w:t>
             </w:r>
@@ -3156,15 +3314,18 @@
         <w:tc>
           <w:tcPr>
             <w:tcW w:w="1170" w:type="dxa"/>
-          </w:tcPr>
-          <w:p>
-            <w:pPr>
-              <w:spacing w:after="20"/>
-            </w:pPr>
-            <w:r>
-              <w:rPr>
-                <w:sz w:val="18"/>
-                <w:szCs w:val="18"/>
+            <w:vAlign w:val="center"/>
+          </w:tcPr>
+          <w:p>
+            <w:pPr>
+              <w:spacing w:before="20" w:after="20" w:line="240" w:lineRule="auto"/>
+              <w:jc w:val="right"/>
+            </w:pPr>
+            <w:r>
+              <w:rPr>
+                <w:sz w:val="17"/>
+                <w:szCs w:val="17"/>
+                <w:rFonts w:ascii="Cambria" w:hAnsi="Cambria"/>
               </w:rPr>
               <w:t xml:space="preserve">6669.1</w:t>
             </w:r>
@@ -3173,15 +3334,18 @@
         <w:tc>
           <w:tcPr>
             <w:tcW w:w="1170" w:type="dxa"/>
-          </w:tcPr>
-          <w:p>
-            <w:pPr>
-              <w:spacing w:after="20"/>
-            </w:pPr>
-            <w:r>
-              <w:rPr>
-                <w:sz w:val="18"/>
-                <w:szCs w:val="18"/>
+            <w:vAlign w:val="center"/>
+          </w:tcPr>
+          <w:p>
+            <w:pPr>
+              <w:spacing w:before="20" w:after="20" w:line="240" w:lineRule="auto"/>
+              <w:jc w:val="right"/>
+            </w:pPr>
+            <w:r>
+              <w:rPr>
+                <w:sz w:val="17"/>
+                <w:szCs w:val="17"/>
+                <w:rFonts w:ascii="Cambria" w:hAnsi="Cambria"/>
               </w:rPr>
               <w:t xml:space="preserve">6524.4</w:t>
             </w:r>
@@ -3190,15 +3354,18 @@
         <w:tc>
           <w:tcPr>
             <w:tcW w:w="1170" w:type="dxa"/>
-          </w:tcPr>
-          <w:p>
-            <w:pPr>
-              <w:spacing w:after="20"/>
-            </w:pPr>
-            <w:r>
-              <w:rPr>
-                <w:sz w:val="18"/>
-                <w:szCs w:val="18"/>
+            <w:vAlign w:val="center"/>
+          </w:tcPr>
+          <w:p>
+            <w:pPr>
+              <w:spacing w:before="20" w:after="20" w:line="240" w:lineRule="auto"/>
+              <w:jc w:val="right"/>
+            </w:pPr>
+            <w:r>
+              <w:rPr>
+                <w:sz w:val="17"/>
+                <w:szCs w:val="17"/>
+                <w:rFonts w:ascii="Cambria" w:hAnsi="Cambria"/>
               </w:rPr>
               <w:t xml:space="preserve">79.4%</w:t>
             </w:r>
@@ -3207,15 +3374,18 @@
         <w:tc>
           <w:tcPr>
             <w:tcW w:w="1170" w:type="dxa"/>
-          </w:tcPr>
-          <w:p>
-            <w:pPr>
-              <w:spacing w:after="20"/>
-            </w:pPr>
-            <w:r>
-              <w:rPr>
-                <w:sz w:val="18"/>
-                <w:szCs w:val="18"/>
+            <w:vAlign w:val="center"/>
+          </w:tcPr>
+          <w:p>
+            <w:pPr>
+              <w:spacing w:before="20" w:after="20" w:line="240" w:lineRule="auto"/>
+              <w:jc w:val="right"/>
+            </w:pPr>
+            <w:r>
+              <w:rPr>
+                <w:sz w:val="17"/>
+                <w:szCs w:val="17"/>
+                <w:rFonts w:ascii="Cambria" w:hAnsi="Cambria"/>
               </w:rPr>
               <w:t xml:space="preserve">26.828 ± 1.445</w:t>
             </w:r>
@@ -3224,15 +3394,18 @@
         <w:tc>
           <w:tcPr>
             <w:tcW w:w="1170" w:type="dxa"/>
-          </w:tcPr>
-          <w:p>
-            <w:pPr>
-              <w:spacing w:after="20"/>
-            </w:pPr>
-            <w:r>
-              <w:rPr>
-                <w:sz w:val="18"/>
-                <w:szCs w:val="18"/>
+            <w:vAlign w:val="center"/>
+          </w:tcPr>
+          <w:p>
+            <w:pPr>
+              <w:spacing w:before="20" w:after="20" w:line="240" w:lineRule="auto"/>
+              <w:jc w:val="right"/>
+            </w:pPr>
+            <w:r>
+              <w:rPr>
+                <w:sz w:val="17"/>
+                <w:szCs w:val="17"/>
+                <w:rFonts w:ascii="Cambria" w:hAnsi="Cambria"/>
               </w:rPr>
               <w:t xml:space="preserve">281.7</w:t>
             </w:r>
@@ -3243,15 +3416,19 @@
         <w:tc>
           <w:tcPr>
             <w:tcW w:w="1170" w:type="dxa"/>
-          </w:tcPr>
-          <w:p>
-            <w:pPr>
-              <w:spacing w:after="20"/>
-            </w:pPr>
-            <w:r>
-              <w:rPr>
-                <w:sz w:val="18"/>
-                <w:szCs w:val="18"/>
+            <w:shd w:val="clear" w:color="auto" w:fill="EEF3F9"/>
+            <w:vAlign w:val="center"/>
+          </w:tcPr>
+          <w:p>
+            <w:pPr>
+              <w:spacing w:before="20" w:after="20" w:line="240" w:lineRule="auto"/>
+              <w:jc w:val="left"/>
+            </w:pPr>
+            <w:r>
+              <w:rPr>
+                <w:sz w:val="17"/>
+                <w:szCs w:val="17"/>
+                <w:rFonts w:ascii="Cambria" w:hAnsi="Cambria"/>
               </w:rPr>
               <w:t xml:space="preserve">Greedy (value-density)</w:t>
             </w:r>
@@ -3260,15 +3437,19 @@
         <w:tc>
           <w:tcPr>
             <w:tcW w:w="1170" w:type="dxa"/>
-          </w:tcPr>
-          <w:p>
-            <w:pPr>
-              <w:spacing w:after="20"/>
-            </w:pPr>
-            <w:r>
-              <w:rPr>
-                <w:sz w:val="18"/>
-                <w:szCs w:val="18"/>
+            <w:shd w:val="clear" w:color="auto" w:fill="EEF3F9"/>
+            <w:vAlign w:val="center"/>
+          </w:tcPr>
+          <w:p>
+            <w:pPr>
+              <w:spacing w:before="20" w:after="20" w:line="240" w:lineRule="auto"/>
+              <w:jc w:val="right"/>
+            </w:pPr>
+            <w:r>
+              <w:rPr>
+                <w:sz w:val="17"/>
+                <w:szCs w:val="17"/>
+                <w:rFonts w:ascii="Cambria" w:hAnsi="Cambria"/>
               </w:rPr>
               <w:t xml:space="preserve">47</w:t>
             </w:r>
@@ -3277,15 +3458,19 @@
         <w:tc>
           <w:tcPr>
             <w:tcW w:w="1170" w:type="dxa"/>
-          </w:tcPr>
-          <w:p>
-            <w:pPr>
-              <w:spacing w:after="20"/>
-            </w:pPr>
-            <w:r>
-              <w:rPr>
-                <w:sz w:val="18"/>
-                <w:szCs w:val="18"/>
+            <w:shd w:val="clear" w:color="auto" w:fill="EEF3F9"/>
+            <w:vAlign w:val="center"/>
+          </w:tcPr>
+          <w:p>
+            <w:pPr>
+              <w:spacing w:before="20" w:after="20" w:line="240" w:lineRule="auto"/>
+              <w:jc w:val="right"/>
+            </w:pPr>
+            <w:r>
+              <w:rPr>
+                <w:sz w:val="17"/>
+                <w:szCs w:val="17"/>
+                <w:rFonts w:ascii="Cambria" w:hAnsi="Cambria"/>
               </w:rPr>
               <w:t xml:space="preserve">99.8%</w:t>
             </w:r>
@@ -3294,15 +3479,19 @@
         <w:tc>
           <w:tcPr>
             <w:tcW w:w="1170" w:type="dxa"/>
-          </w:tcPr>
-          <w:p>
-            <w:pPr>
-              <w:spacing w:after="20"/>
-            </w:pPr>
-            <w:r>
-              <w:rPr>
-                <w:sz w:val="18"/>
-                <w:szCs w:val="18"/>
+            <w:shd w:val="clear" w:color="auto" w:fill="EEF3F9"/>
+            <w:vAlign w:val="center"/>
+          </w:tcPr>
+          <w:p>
+            <w:pPr>
+              <w:spacing w:before="20" w:after="20" w:line="240" w:lineRule="auto"/>
+              <w:jc w:val="right"/>
+            </w:pPr>
+            <w:r>
+              <w:rPr>
+                <w:sz w:val="17"/>
+                <w:szCs w:val="17"/>
+                <w:rFonts w:ascii="Cambria" w:hAnsi="Cambria"/>
               </w:rPr>
               <w:t xml:space="preserve">8946.0</w:t>
             </w:r>
@@ -3311,15 +3500,19 @@
         <w:tc>
           <w:tcPr>
             <w:tcW w:w="1170" w:type="dxa"/>
-          </w:tcPr>
-          <w:p>
-            <w:pPr>
-              <w:spacing w:after="20"/>
-            </w:pPr>
-            <w:r>
-              <w:rPr>
-                <w:sz w:val="18"/>
-                <w:szCs w:val="18"/>
+            <w:shd w:val="clear" w:color="auto" w:fill="EEF3F9"/>
+            <w:vAlign w:val="center"/>
+          </w:tcPr>
+          <w:p>
+            <w:pPr>
+              <w:spacing w:before="20" w:after="20" w:line="240" w:lineRule="auto"/>
+              <w:jc w:val="right"/>
+            </w:pPr>
+            <w:r>
+              <w:rPr>
+                <w:sz w:val="17"/>
+                <w:szCs w:val="17"/>
+                <w:rFonts w:ascii="Cambria" w:hAnsi="Cambria"/>
               </w:rPr>
               <w:t xml:space="preserve">8776.2</w:t>
             </w:r>
@@ -3328,15 +3521,19 @@
         <w:tc>
           <w:tcPr>
             <w:tcW w:w="1170" w:type="dxa"/>
-          </w:tcPr>
-          <w:p>
-            <w:pPr>
-              <w:spacing w:after="20"/>
-            </w:pPr>
-            <w:r>
-              <w:rPr>
-                <w:sz w:val="18"/>
-                <w:szCs w:val="18"/>
+            <w:shd w:val="clear" w:color="auto" w:fill="EEF3F9"/>
+            <w:vAlign w:val="center"/>
+          </w:tcPr>
+          <w:p>
+            <w:pPr>
+              <w:spacing w:before="20" w:after="20" w:line="240" w:lineRule="auto"/>
+              <w:jc w:val="right"/>
+            </w:pPr>
+            <w:r>
+              <w:rPr>
+                <w:sz w:val="17"/>
+                <w:szCs w:val="17"/>
+                <w:rFonts w:ascii="Cambria" w:hAnsi="Cambria"/>
               </w:rPr>
               <w:t xml:space="preserve">140.0%</w:t>
             </w:r>
@@ -3345,15 +3542,19 @@
         <w:tc>
           <w:tcPr>
             <w:tcW w:w="1170" w:type="dxa"/>
-          </w:tcPr>
-          <w:p>
-            <w:pPr>
-              <w:spacing w:after="20"/>
-            </w:pPr>
-            <w:r>
-              <w:rPr>
-                <w:sz w:val="18"/>
-                <w:szCs w:val="18"/>
+            <w:shd w:val="clear" w:color="auto" w:fill="EEF3F9"/>
+            <w:vAlign w:val="center"/>
+          </w:tcPr>
+          <w:p>
+            <w:pPr>
+              <w:spacing w:before="20" w:after="20" w:line="240" w:lineRule="auto"/>
+              <w:jc w:val="right"/>
+            </w:pPr>
+            <w:r>
+              <w:rPr>
+                <w:sz w:val="17"/>
+                <w:szCs w:val="17"/>
+                <w:rFonts w:ascii="Cambria" w:hAnsi="Cambria"/>
               </w:rPr>
               <w:t xml:space="preserve">1.845 ± 0.204</w:t>
             </w:r>
@@ -3362,15 +3563,19 @@
         <w:tc>
           <w:tcPr>
             <w:tcW w:w="1170" w:type="dxa"/>
-          </w:tcPr>
-          <w:p>
-            <w:pPr>
-              <w:spacing w:after="20"/>
-            </w:pPr>
-            <w:r>
-              <w:rPr>
-                <w:sz w:val="18"/>
-                <w:szCs w:val="18"/>
+            <w:shd w:val="clear" w:color="auto" w:fill="EEF3F9"/>
+            <w:vAlign w:val="center"/>
+          </w:tcPr>
+          <w:p>
+            <w:pPr>
+              <w:spacing w:before="20" w:after="20" w:line="240" w:lineRule="auto"/>
+              <w:jc w:val="right"/>
+            </w:pPr>
+            <w:r>
+              <w:rPr>
+                <w:sz w:val="17"/>
+                <w:szCs w:val="17"/>
+                <w:rFonts w:ascii="Cambria" w:hAnsi="Cambria"/>
               </w:rPr>
               <w:t xml:space="preserve">0.0</w:t>
             </w:r>
@@ -3381,15 +3586,18 @@
         <w:tc>
           <w:tcPr>
             <w:tcW w:w="1170" w:type="dxa"/>
-          </w:tcPr>
-          <w:p>
-            <w:pPr>
-              <w:spacing w:after="20"/>
-            </w:pPr>
-            <w:r>
-              <w:rPr>
-                <w:sz w:val="18"/>
-                <w:szCs w:val="18"/>
+            <w:vAlign w:val="center"/>
+          </w:tcPr>
+          <w:p>
+            <w:pPr>
+              <w:spacing w:before="20" w:after="20" w:line="240" w:lineRule="auto"/>
+              <w:jc w:val="left"/>
+            </w:pPr>
+            <w:r>
+              <w:rPr>
+                <w:sz w:val="17"/>
+                <w:szCs w:val="17"/>
+                <w:rFonts w:ascii="Cambria" w:hAnsi="Cambria"/>
               </w:rPr>
               <w:t xml:space="preserve">Classical GA</w:t>
             </w:r>
@@ -3398,15 +3606,18 @@
         <w:tc>
           <w:tcPr>
             <w:tcW w:w="1170" w:type="dxa"/>
-          </w:tcPr>
-          <w:p>
-            <w:pPr>
-              <w:spacing w:after="20"/>
-            </w:pPr>
-            <w:r>
-              <w:rPr>
-                <w:sz w:val="18"/>
-                <w:szCs w:val="18"/>
+            <w:vAlign w:val="center"/>
+          </w:tcPr>
+          <w:p>
+            <w:pPr>
+              <w:spacing w:before="20" w:after="20" w:line="240" w:lineRule="auto"/>
+              <w:jc w:val="right"/>
+            </w:pPr>
+            <w:r>
+              <w:rPr>
+                <w:sz w:val="17"/>
+                <w:szCs w:val="17"/>
+                <w:rFonts w:ascii="Cambria" w:hAnsi="Cambria"/>
               </w:rPr>
               <w:t xml:space="preserve">46</w:t>
             </w:r>
@@ -3415,15 +3626,18 @@
         <w:tc>
           <w:tcPr>
             <w:tcW w:w="1170" w:type="dxa"/>
-          </w:tcPr>
-          <w:p>
-            <w:pPr>
-              <w:spacing w:after="20"/>
-            </w:pPr>
-            <w:r>
-              <w:rPr>
-                <w:sz w:val="18"/>
-                <w:szCs w:val="18"/>
+            <w:vAlign w:val="center"/>
+          </w:tcPr>
+          <w:p>
+            <w:pPr>
+              <w:spacing w:before="20" w:after="20" w:line="240" w:lineRule="auto"/>
+              <w:jc w:val="right"/>
+            </w:pPr>
+            <w:r>
+              <w:rPr>
+                <w:sz w:val="17"/>
+                <w:szCs w:val="17"/>
+                <w:rFonts w:ascii="Cambria" w:hAnsi="Cambria"/>
               </w:rPr>
               <w:t xml:space="preserve">99.8%</w:t>
             </w:r>
@@ -3432,15 +3646,18 @@
         <w:tc>
           <w:tcPr>
             <w:tcW w:w="1170" w:type="dxa"/>
-          </w:tcPr>
-          <w:p>
-            <w:pPr>
-              <w:spacing w:after="20"/>
-            </w:pPr>
-            <w:r>
-              <w:rPr>
-                <w:sz w:val="18"/>
-                <w:szCs w:val="18"/>
+            <w:vAlign w:val="center"/>
+          </w:tcPr>
+          <w:p>
+            <w:pPr>
+              <w:spacing w:before="20" w:after="20" w:line="240" w:lineRule="auto"/>
+              <w:jc w:val="right"/>
+            </w:pPr>
+            <w:r>
+              <w:rPr>
+                <w:sz w:val="17"/>
+                <w:szCs w:val="17"/>
+                <w:rFonts w:ascii="Cambria" w:hAnsi="Cambria"/>
               </w:rPr>
               <w:t xml:space="preserve">9065.1</w:t>
             </w:r>
@@ -3449,15 +3666,18 @@
         <w:tc>
           <w:tcPr>
             <w:tcW w:w="1170" w:type="dxa"/>
-          </w:tcPr>
-          <w:p>
-            <w:pPr>
-              <w:spacing w:after="20"/>
-            </w:pPr>
-            <w:r>
-              <w:rPr>
-                <w:sz w:val="18"/>
-                <w:szCs w:val="18"/>
+            <w:vAlign w:val="center"/>
+          </w:tcPr>
+          <w:p>
+            <w:pPr>
+              <w:spacing w:before="20" w:after="20" w:line="240" w:lineRule="auto"/>
+              <w:jc w:val="right"/>
+            </w:pPr>
+            <w:r>
+              <w:rPr>
+                <w:sz w:val="17"/>
+                <w:szCs w:val="17"/>
+                <w:rFonts w:ascii="Cambria" w:hAnsi="Cambria"/>
               </w:rPr>
               <w:t xml:space="preserve">8893.2</w:t>
             </w:r>
@@ -3466,15 +3686,18 @@
         <w:tc>
           <w:tcPr>
             <w:tcW w:w="1170" w:type="dxa"/>
-          </w:tcPr>
-          <w:p>
-            <w:pPr>
-              <w:spacing w:after="20"/>
-            </w:pPr>
-            <w:r>
-              <w:rPr>
-                <w:sz w:val="18"/>
-                <w:szCs w:val="18"/>
+            <w:vAlign w:val="center"/>
+          </w:tcPr>
+          <w:p>
+            <w:pPr>
+              <w:spacing w:before="20" w:after="20" w:line="240" w:lineRule="auto"/>
+              <w:jc w:val="right"/>
+            </w:pPr>
+            <w:r>
+              <w:rPr>
+                <w:sz w:val="17"/>
+                <w:szCs w:val="17"/>
+                <w:rFonts w:ascii="Cambria" w:hAnsi="Cambria"/>
               </w:rPr>
               <w:t xml:space="preserve">143.2%</w:t>
             </w:r>
@@ -3483,15 +3706,18 @@
         <w:tc>
           <w:tcPr>
             <w:tcW w:w="1170" w:type="dxa"/>
-          </w:tcPr>
-          <w:p>
-            <w:pPr>
-              <w:spacing w:after="20"/>
-            </w:pPr>
-            <w:r>
-              <w:rPr>
-                <w:sz w:val="18"/>
-                <w:szCs w:val="18"/>
+            <w:vAlign w:val="center"/>
+          </w:tcPr>
+          <w:p>
+            <w:pPr>
+              <w:spacing w:before="20" w:after="20" w:line="240" w:lineRule="auto"/>
+              <w:jc w:val="right"/>
+            </w:pPr>
+            <w:r>
+              <w:rPr>
+                <w:sz w:val="17"/>
+                <w:szCs w:val="17"/>
+                <w:rFonts w:ascii="Cambria" w:hAnsi="Cambria"/>
               </w:rPr>
               <w:t xml:space="preserve">0.538 ± 0.377</w:t>
             </w:r>
@@ -3500,15 +3726,18 @@
         <w:tc>
           <w:tcPr>
             <w:tcW w:w="1170" w:type="dxa"/>
-          </w:tcPr>
-          <w:p>
-            <w:pPr>
-              <w:spacing w:after="20"/>
-            </w:pPr>
-            <w:r>
-              <w:rPr>
-                <w:sz w:val="18"/>
-                <w:szCs w:val="18"/>
+            <w:vAlign w:val="center"/>
+          </w:tcPr>
+          <w:p>
+            <w:pPr>
+              <w:spacing w:before="20" w:after="20" w:line="240" w:lineRule="auto"/>
+              <w:jc w:val="right"/>
+            </w:pPr>
+            <w:r>
+              <w:rPr>
+                <w:sz w:val="17"/>
+                <w:szCs w:val="17"/>
+                <w:rFonts w:ascii="Cambria" w:hAnsi="Cambria"/>
               </w:rPr>
               <w:t xml:space="preserve">136.2</w:t>
             </w:r>
@@ -3519,15 +3748,19 @@
         <w:tc>
           <w:tcPr>
             <w:tcW w:w="1170" w:type="dxa"/>
-          </w:tcPr>
-          <w:p>
-            <w:pPr>
-              <w:spacing w:after="20"/>
-            </w:pPr>
-            <w:r>
-              <w:rPr>
-                <w:sz w:val="18"/>
-                <w:szCs w:val="18"/>
+            <w:shd w:val="clear" w:color="auto" w:fill="EEF3F9"/>
+            <w:vAlign w:val="center"/>
+          </w:tcPr>
+          <w:p>
+            <w:pPr>
+              <w:spacing w:before="20" w:after="20" w:line="240" w:lineRule="auto"/>
+              <w:jc w:val="left"/>
+            </w:pPr>
+            <w:r>
+              <w:rPr>
+                <w:sz w:val="17"/>
+                <w:szCs w:val="17"/>
+                <w:rFonts w:ascii="Cambria" w:hAnsi="Cambria"/>
                 <w:b/>
               </w:rPr>
               <w:t xml:space="preserve">QIEA (ours)</w:t>
@@ -3537,15 +3770,19 @@
         <w:tc>
           <w:tcPr>
             <w:tcW w:w="1170" w:type="dxa"/>
-          </w:tcPr>
-          <w:p>
-            <w:pPr>
-              <w:spacing w:after="20"/>
-            </w:pPr>
-            <w:r>
-              <w:rPr>
-                <w:sz w:val="18"/>
-                <w:szCs w:val="18"/>
+            <w:shd w:val="clear" w:color="auto" w:fill="EEF3F9"/>
+            <w:vAlign w:val="center"/>
+          </w:tcPr>
+          <w:p>
+            <w:pPr>
+              <w:spacing w:before="20" w:after="20" w:line="240" w:lineRule="auto"/>
+              <w:jc w:val="right"/>
+            </w:pPr>
+            <w:r>
+              <w:rPr>
+                <w:sz w:val="17"/>
+                <w:szCs w:val="17"/>
+                <w:rFonts w:ascii="Cambria" w:hAnsi="Cambria"/>
               </w:rPr>
               <w:t xml:space="preserve">46</w:t>
             </w:r>
@@ -3554,15 +3791,19 @@
         <w:tc>
           <w:tcPr>
             <w:tcW w:w="1170" w:type="dxa"/>
-          </w:tcPr>
-          <w:p>
-            <w:pPr>
-              <w:spacing w:after="20"/>
-            </w:pPr>
-            <w:r>
-              <w:rPr>
-                <w:sz w:val="18"/>
-                <w:szCs w:val="18"/>
+            <w:shd w:val="clear" w:color="auto" w:fill="EEF3F9"/>
+            <w:vAlign w:val="center"/>
+          </w:tcPr>
+          <w:p>
+            <w:pPr>
+              <w:spacing w:before="20" w:after="20" w:line="240" w:lineRule="auto"/>
+              <w:jc w:val="right"/>
+            </w:pPr>
+            <w:r>
+              <w:rPr>
+                <w:sz w:val="17"/>
+                <w:szCs w:val="17"/>
+                <w:rFonts w:ascii="Cambria" w:hAnsi="Cambria"/>
               </w:rPr>
               <w:t xml:space="preserve">100.0%</w:t>
             </w:r>
@@ -3571,15 +3812,19 @@
         <w:tc>
           <w:tcPr>
             <w:tcW w:w="1170" w:type="dxa"/>
-          </w:tcPr>
-          <w:p>
-            <w:pPr>
-              <w:spacing w:after="20"/>
-            </w:pPr>
-            <w:r>
-              <w:rPr>
-                <w:sz w:val="18"/>
-                <w:szCs w:val="18"/>
+            <w:shd w:val="clear" w:color="auto" w:fill="EEF3F9"/>
+            <w:vAlign w:val="center"/>
+          </w:tcPr>
+          <w:p>
+            <w:pPr>
+              <w:spacing w:before="20" w:after="20" w:line="240" w:lineRule="auto"/>
+              <w:jc w:val="right"/>
+            </w:pPr>
+            <w:r>
+              <w:rPr>
+                <w:sz w:val="17"/>
+                <w:szCs w:val="17"/>
+                <w:rFonts w:ascii="Cambria" w:hAnsi="Cambria"/>
                 <w:b/>
               </w:rPr>
               <w:t xml:space="preserve">9109.1</w:t>
@@ -3589,15 +3834,19 @@
         <w:tc>
           <w:tcPr>
             <w:tcW w:w="1170" w:type="dxa"/>
-          </w:tcPr>
-          <w:p>
-            <w:pPr>
-              <w:spacing w:after="20"/>
-            </w:pPr>
-            <w:r>
-              <w:rPr>
-                <w:sz w:val="18"/>
-                <w:szCs w:val="18"/>
+            <w:shd w:val="clear" w:color="auto" w:fill="EEF3F9"/>
+            <w:vAlign w:val="center"/>
+          </w:tcPr>
+          <w:p>
+            <w:pPr>
+              <w:spacing w:before="20" w:after="20" w:line="240" w:lineRule="auto"/>
+              <w:jc w:val="right"/>
+            </w:pPr>
+            <w:r>
+              <w:rPr>
+                <w:sz w:val="17"/>
+                <w:szCs w:val="17"/>
+                <w:rFonts w:ascii="Cambria" w:hAnsi="Cambria"/>
                 <w:b/>
               </w:rPr>
               <w:t xml:space="preserve">8943.1</w:t>
@@ -3607,15 +3856,19 @@
         <w:tc>
           <w:tcPr>
             <w:tcW w:w="1170" w:type="dxa"/>
-          </w:tcPr>
-          <w:p>
-            <w:pPr>
-              <w:spacing w:after="20"/>
-            </w:pPr>
-            <w:r>
-              <w:rPr>
-                <w:sz w:val="18"/>
-                <w:szCs w:val="18"/>
+            <w:shd w:val="clear" w:color="auto" w:fill="EEF3F9"/>
+            <w:vAlign w:val="center"/>
+          </w:tcPr>
+          <w:p>
+            <w:pPr>
+              <w:spacing w:before="20" w:after="20" w:line="240" w:lineRule="auto"/>
+              <w:jc w:val="right"/>
+            </w:pPr>
+            <w:r>
+              <w:rPr>
+                <w:sz w:val="17"/>
+                <w:szCs w:val="17"/>
+                <w:rFonts w:ascii="Cambria" w:hAnsi="Cambria"/>
                 <w:b/>
               </w:rPr>
               <w:t xml:space="preserve">144.2%</w:t>
@@ -3625,15 +3878,19 @@
         <w:tc>
           <w:tcPr>
             <w:tcW w:w="1170" w:type="dxa"/>
-          </w:tcPr>
-          <w:p>
-            <w:pPr>
-              <w:spacing w:after="20"/>
-            </w:pPr>
-            <w:r>
-              <w:rPr>
-                <w:sz w:val="18"/>
-                <w:szCs w:val="18"/>
+            <w:shd w:val="clear" w:color="auto" w:fill="EEF3F9"/>
+            <w:vAlign w:val="center"/>
+          </w:tcPr>
+          <w:p>
+            <w:pPr>
+              <w:spacing w:before="20" w:after="20" w:line="240" w:lineRule="auto"/>
+              <w:jc w:val="right"/>
+            </w:pPr>
+            <w:r>
+              <w:rPr>
+                <w:sz w:val="17"/>
+                <w:szCs w:val="17"/>
+                <w:rFonts w:ascii="Cambria" w:hAnsi="Cambria"/>
                 <w:b/>
               </w:rPr>
               <w:t xml:space="preserve">0.056 ± 0.142</w:t>
@@ -3643,15 +3900,19 @@
         <w:tc>
           <w:tcPr>
             <w:tcW w:w="1170" w:type="dxa"/>
-          </w:tcPr>
-          <w:p>
-            <w:pPr>
-              <w:spacing w:after="20"/>
-            </w:pPr>
-            <w:r>
-              <w:rPr>
-                <w:sz w:val="18"/>
-                <w:szCs w:val="18"/>
+            <w:shd w:val="clear" w:color="auto" w:fill="EEF3F9"/>
+            <w:vAlign w:val="center"/>
+          </w:tcPr>
+          <w:p>
+            <w:pPr>
+              <w:spacing w:before="20" w:after="20" w:line="240" w:lineRule="auto"/>
+              <w:jc w:val="right"/>
+            </w:pPr>
+            <w:r>
+              <w:rPr>
+                <w:sz w:val="17"/>
+                <w:szCs w:val="17"/>
+                <w:rFonts w:ascii="Cambria" w:hAnsi="Cambria"/>
               </w:rPr>
               <w:t xml:space="preserve">251.5</w:t>
             </w:r>
@@ -3662,15 +3923,18 @@
         <w:tc>
           <w:tcPr>
             <w:tcW w:w="1170" w:type="dxa"/>
-          </w:tcPr>
-          <w:p>
-            <w:pPr>
-              <w:spacing w:after="20"/>
-            </w:pPr>
-            <w:r>
-              <w:rPr>
-                <w:sz w:val="18"/>
-                <w:szCs w:val="18"/>
+            <w:vAlign w:val="center"/>
+          </w:tcPr>
+          <w:p>
+            <w:pPr>
+              <w:spacing w:before="20" w:after="20" w:line="240" w:lineRule="auto"/>
+              <w:jc w:val="left"/>
+            </w:pPr>
+            <w:r>
+              <w:rPr>
+                <w:sz w:val="17"/>
+                <w:szCs w:val="17"/>
+                <w:rFonts w:ascii="Cambria" w:hAnsi="Cambria"/>
               </w:rPr>
               <w:t xml:space="preserve">Linear-DP (synergy-blind)</w:t>
             </w:r>
@@ -3679,15 +3943,18 @@
         <w:tc>
           <w:tcPr>
             <w:tcW w:w="1170" w:type="dxa"/>
-          </w:tcPr>
-          <w:p>
-            <w:pPr>
-              <w:spacing w:after="20"/>
-            </w:pPr>
-            <w:r>
-              <w:rPr>
-                <w:sz w:val="18"/>
-                <w:szCs w:val="18"/>
+            <w:vAlign w:val="center"/>
+          </w:tcPr>
+          <w:p>
+            <w:pPr>
+              <w:spacing w:before="20" w:after="20" w:line="240" w:lineRule="auto"/>
+              <w:jc w:val="right"/>
+            </w:pPr>
+            <w:r>
+              <w:rPr>
+                <w:sz w:val="17"/>
+                <w:szCs w:val="17"/>
+                <w:rFonts w:ascii="Cambria" w:hAnsi="Cambria"/>
               </w:rPr>
               <w:t xml:space="preserve">47</w:t>
             </w:r>
@@ -3696,15 +3963,18 @@
         <w:tc>
           <w:tcPr>
             <w:tcW w:w="1170" w:type="dxa"/>
-          </w:tcPr>
-          <w:p>
-            <w:pPr>
-              <w:spacing w:after="20"/>
-            </w:pPr>
-            <w:r>
-              <w:rPr>
-                <w:sz w:val="18"/>
-                <w:szCs w:val="18"/>
+            <w:vAlign w:val="center"/>
+          </w:tcPr>
+          <w:p>
+            <w:pPr>
+              <w:spacing w:before="20" w:after="20" w:line="240" w:lineRule="auto"/>
+              <w:jc w:val="right"/>
+            </w:pPr>
+            <w:r>
+              <w:rPr>
+                <w:sz w:val="17"/>
+                <w:szCs w:val="17"/>
+                <w:rFonts w:ascii="Cambria" w:hAnsi="Cambria"/>
               </w:rPr>
               <w:t xml:space="preserve">100.0%</w:t>
             </w:r>
@@ -3713,15 +3983,18 @@
         <w:tc>
           <w:tcPr>
             <w:tcW w:w="1170" w:type="dxa"/>
-          </w:tcPr>
-          <w:p>
-            <w:pPr>
-              <w:spacing w:after="20"/>
-            </w:pPr>
-            <w:r>
-              <w:rPr>
-                <w:sz w:val="18"/>
-                <w:szCs w:val="18"/>
+            <w:vAlign w:val="center"/>
+          </w:tcPr>
+          <w:p>
+            <w:pPr>
+              <w:spacing w:before="20" w:after="20" w:line="240" w:lineRule="auto"/>
+              <w:jc w:val="right"/>
+            </w:pPr>
+            <w:r>
+              <w:rPr>
+                <w:sz w:val="17"/>
+                <w:szCs w:val="17"/>
+                <w:rFonts w:ascii="Cambria" w:hAnsi="Cambria"/>
               </w:rPr>
               <w:t xml:space="preserve">8879.4</w:t>
             </w:r>
@@ -3730,15 +4003,18 @@
         <w:tc>
           <w:tcPr>
             <w:tcW w:w="1170" w:type="dxa"/>
-          </w:tcPr>
-          <w:p>
-            <w:pPr>
-              <w:spacing w:after="20"/>
-            </w:pPr>
-            <w:r>
-              <w:rPr>
-                <w:sz w:val="18"/>
-                <w:szCs w:val="18"/>
+            <w:vAlign w:val="center"/>
+          </w:tcPr>
+          <w:p>
+            <w:pPr>
+              <w:spacing w:before="20" w:after="20" w:line="240" w:lineRule="auto"/>
+              <w:jc w:val="right"/>
+            </w:pPr>
+            <w:r>
+              <w:rPr>
+                <w:sz w:val="17"/>
+                <w:szCs w:val="17"/>
+                <w:rFonts w:ascii="Cambria" w:hAnsi="Cambria"/>
               </w:rPr>
               <w:t xml:space="preserve">8707.7</w:t>
             </w:r>
@@ -3747,15 +4023,18 @@
         <w:tc>
           <w:tcPr>
             <w:tcW w:w="1170" w:type="dxa"/>
-          </w:tcPr>
-          <w:p>
-            <w:pPr>
-              <w:spacing w:after="20"/>
-            </w:pPr>
-            <w:r>
-              <w:rPr>
-                <w:sz w:val="18"/>
-                <w:szCs w:val="18"/>
+            <w:vAlign w:val="center"/>
+          </w:tcPr>
+          <w:p>
+            <w:pPr>
+              <w:spacing w:before="20" w:after="20" w:line="240" w:lineRule="auto"/>
+              <w:jc w:val="right"/>
+            </w:pPr>
+            <w:r>
+              <w:rPr>
+                <w:sz w:val="17"/>
+                <w:szCs w:val="17"/>
+                <w:rFonts w:ascii="Cambria" w:hAnsi="Cambria"/>
               </w:rPr>
               <w:t xml:space="preserve">137.7%</w:t>
             </w:r>
@@ -3764,15 +4043,18 @@
         <w:tc>
           <w:tcPr>
             <w:tcW w:w="1170" w:type="dxa"/>
-          </w:tcPr>
-          <w:p>
-            <w:pPr>
-              <w:spacing w:after="20"/>
-            </w:pPr>
-            <w:r>
-              <w:rPr>
-                <w:sz w:val="18"/>
-                <w:szCs w:val="18"/>
+            <w:vAlign w:val="center"/>
+          </w:tcPr>
+          <w:p>
+            <w:pPr>
+              <w:spacing w:before="20" w:after="20" w:line="240" w:lineRule="auto"/>
+              <w:jc w:val="right"/>
+            </w:pPr>
+            <w:r>
+              <w:rPr>
+                <w:sz w:val="17"/>
+                <w:szCs w:val="17"/>
+                <w:rFonts w:ascii="Cambria" w:hAnsi="Cambria"/>
               </w:rPr>
               <w:t xml:space="preserve">2.575 ± 0.202</w:t>
             </w:r>
@@ -3781,15 +4063,18 @@
         <w:tc>
           <w:tcPr>
             <w:tcW w:w="1170" w:type="dxa"/>
-          </w:tcPr>
-          <w:p>
-            <w:pPr>
-              <w:spacing w:after="20"/>
-            </w:pPr>
-            <w:r>
-              <w:rPr>
-                <w:sz w:val="18"/>
-                <w:szCs w:val="18"/>
+            <w:vAlign w:val="center"/>
+          </w:tcPr>
+          <w:p>
+            <w:pPr>
+              <w:spacing w:before="20" w:after="20" w:line="240" w:lineRule="auto"/>
+              <w:jc w:val="right"/>
+            </w:pPr>
+            <w:r>
+              <w:rPr>
+                <w:sz w:val="17"/>
+                <w:szCs w:val="17"/>
+                <w:rFonts w:ascii="Cambria" w:hAnsi="Cambria"/>
               </w:rPr>
               <w:t xml:space="preserve">29.5</w:t>
             </w:r>
@@ -3799,12 +4084,13 @@
     </w:tbl>
     <w:p>
       <w:pPr>
-        <w:spacing w:after="120"/>
-      </w:pPr>
-    </w:p>
-    <w:p>
-      <w:pPr>
-        <w:spacing w:line="360" w:lineRule="auto" w:after="120"/>
+        <w:spacing w:after="160"/>
+      </w:pPr>
+    </w:p>
+    <w:p>
+      <w:pPr>
+        <w:spacing w:before="0" w:after="140" w:line="288" w:lineRule="auto"/>
+        <w:jc w:val="both"/>
       </w:pPr>
       <w:r>
         <w:rPr>
@@ -3816,7 +4102,8 @@
     </w:p>
     <w:p>
       <w:pPr>
-        <w:spacing w:line="360" w:lineRule="auto" w:after="120"/>
+        <w:spacing w:before="0" w:after="140" w:line="288" w:lineRule="auto"/>
+        <w:jc w:val="both"/>
       </w:pPr>
       <w:r>
         <w:rPr>
@@ -3836,13 +4123,19 @@
     </w:p>
     <w:tbl>
       <w:tblPr>
-        <w:tblStyle w:val="TableGrid"/>
         <w:tblW w:w="9360" w:type="dxa"/>
+        <w:jc w:val="center"/>
         <w:tblBorders>
-          <w:top w:val="single" w:sz="4" w:space="0" w:color="999999"/>
-          <w:bottom w:val="single" w:sz="4" w:space="0" w:color="999999"/>
-          <w:insideH w:val="single" w:sz="2" w:space="0" w:color="CCCCCC"/>
+          <w:top w:val="single" w:sz="12" w:space="0" w:color="1F4E79"/>
+          <w:bottom w:val="single" w:sz="12" w:space="0" w:color="1F4E79"/>
+          <w:insideH w:val="single" w:sz="2" w:space="0" w:color="BFBFBF"/>
         </w:tblBorders>
+        <w:tblCellMar>
+          <w:top w:w="40" w:type="dxa"/>
+          <w:bottom w:w="40" w:type="dxa"/>
+          <w:left w:w="80" w:type="dxa"/>
+          <w:right w:w="80" w:type="dxa"/>
+        </w:tblCellMar>
       </w:tblPr>
       <w:tblGrid>
         <w:gridCol w:w="1560"/>
@@ -3856,17 +4149,21 @@
         <w:tc>
           <w:tcPr>
             <w:tcW w:w="1560" w:type="dxa"/>
-            <w:shd w:val="clear" w:fill="F2F2F2"/>
-          </w:tcPr>
-          <w:p>
-            <w:pPr>
-              <w:spacing w:after="20"/>
-            </w:pPr>
-            <w:r>
-              <w:rPr>
-                <w:sz w:val="18"/>
-                <w:szCs w:val="18"/>
+            <w:shd w:val="clear" w:color="auto" w:fill="1F4E79"/>
+            <w:vAlign w:val="center"/>
+          </w:tcPr>
+          <w:p>
+            <w:pPr>
+              <w:spacing w:before="20" w:after="20" w:line="240" w:lineRule="auto"/>
+              <w:jc w:val="left"/>
+            </w:pPr>
+            <w:r>
+              <w:rPr>
+                <w:sz w:val="17"/>
+                <w:szCs w:val="17"/>
+                <w:rFonts w:ascii="Cambria" w:hAnsi="Cambria"/>
                 <w:b/>
+                <w:color w:val="FFFFFF"/>
               </w:rPr>
               <w:t xml:space="preserve">Framework configuration</w:t>
             </w:r>
@@ -3875,17 +4172,21 @@
         <w:tc>
           <w:tcPr>
             <w:tcW w:w="1560" w:type="dxa"/>
-            <w:shd w:val="clear" w:fill="F2F2F2"/>
-          </w:tcPr>
-          <w:p>
-            <w:pPr>
-              <w:spacing w:after="20"/>
-            </w:pPr>
-            <w:r>
-              <w:rPr>
-                <w:sz w:val="18"/>
-                <w:szCs w:val="18"/>
+            <w:shd w:val="clear" w:color="auto" w:fill="1F4E79"/>
+            <w:vAlign w:val="center"/>
+          </w:tcPr>
+          <w:p>
+            <w:pPr>
+              <w:spacing w:before="20" w:after="20" w:line="240" w:lineRule="auto"/>
+              <w:jc w:val="center"/>
+            </w:pPr>
+            <w:r>
+              <w:rPr>
+                <w:sz w:val="17"/>
+                <w:szCs w:val="17"/>
+                <w:rFonts w:ascii="Cambria" w:hAnsi="Cambria"/>
                 <w:b/>
+                <w:color w:val="FFFFFF"/>
               </w:rPr>
               <w:t xml:space="preserve">Controls funded</w:t>
             </w:r>
@@ -3894,17 +4195,21 @@
         <w:tc>
           <w:tcPr>
             <w:tcW w:w="1560" w:type="dxa"/>
-            <w:shd w:val="clear" w:fill="F2F2F2"/>
-          </w:tcPr>
-          <w:p>
-            <w:pPr>
-              <w:spacing w:after="20"/>
-            </w:pPr>
-            <w:r>
-              <w:rPr>
-                <w:sz w:val="18"/>
-                <w:szCs w:val="18"/>
+            <w:shd w:val="clear" w:color="auto" w:fill="1F4E79"/>
+            <w:vAlign w:val="center"/>
+          </w:tcPr>
+          <w:p>
+            <w:pPr>
+              <w:spacing w:before="20" w:after="20" w:line="240" w:lineRule="auto"/>
+              <w:jc w:val="center"/>
+            </w:pPr>
+            <w:r>
+              <w:rPr>
+                <w:sz w:val="17"/>
+                <w:szCs w:val="17"/>
+                <w:rFonts w:ascii="Cambria" w:hAnsi="Cambria"/>
                 <w:b/>
+                <w:color w:val="FFFFFF"/>
               </w:rPr>
               <w:t xml:space="preserve">ELR utility</w:t>
             </w:r>
@@ -3913,17 +4218,21 @@
         <w:tc>
           <w:tcPr>
             <w:tcW w:w="1560" w:type="dxa"/>
-            <w:shd w:val="clear" w:fill="F2F2F2"/>
-          </w:tcPr>
-          <w:p>
-            <w:pPr>
-              <w:spacing w:after="20"/>
-            </w:pPr>
-            <w:r>
-              <w:rPr>
-                <w:sz w:val="18"/>
-                <w:szCs w:val="18"/>
+            <w:shd w:val="clear" w:color="auto" w:fill="1F4E79"/>
+            <w:vAlign w:val="center"/>
+          </w:tcPr>
+          <w:p>
+            <w:pPr>
+              <w:spacing w:before="20" w:after="20" w:line="240" w:lineRule="auto"/>
+              <w:jc w:val="center"/>
+            </w:pPr>
+            <w:r>
+              <w:rPr>
+                <w:sz w:val="17"/>
+                <w:szCs w:val="17"/>
+                <w:rFonts w:ascii="Cambria" w:hAnsi="Cambria"/>
                 <w:b/>
+                <w:color w:val="FFFFFF"/>
               </w:rPr>
               <w:t xml:space="preserve">True risk reduction</w:t>
             </w:r>
@@ -3932,17 +4241,21 @@
         <w:tc>
           <w:tcPr>
             <w:tcW w:w="1560" w:type="dxa"/>
-            <w:shd w:val="clear" w:fill="F2F2F2"/>
-          </w:tcPr>
-          <w:p>
-            <w:pPr>
-              <w:spacing w:after="20"/>
-            </w:pPr>
-            <w:r>
-              <w:rPr>
-                <w:sz w:val="18"/>
-                <w:szCs w:val="18"/>
+            <w:shd w:val="clear" w:color="auto" w:fill="1F4E79"/>
+            <w:vAlign w:val="center"/>
+          </w:tcPr>
+          <w:p>
+            <w:pPr>
+              <w:spacing w:before="20" w:after="20" w:line="240" w:lineRule="auto"/>
+              <w:jc w:val="center"/>
+            </w:pPr>
+            <w:r>
+              <w:rPr>
+                <w:sz w:val="17"/>
+                <w:szCs w:val="17"/>
+                <w:rFonts w:ascii="Cambria" w:hAnsi="Cambria"/>
                 <w:b/>
+                <w:color w:val="FFFFFF"/>
               </w:rPr>
               <w:t xml:space="preserve">ROI</w:t>
             </w:r>
@@ -3951,17 +4264,21 @@
         <w:tc>
           <w:tcPr>
             <w:tcW w:w="1560" w:type="dxa"/>
-            <w:shd w:val="clear" w:fill="F2F2F2"/>
-          </w:tcPr>
-          <w:p>
-            <w:pPr>
-              <w:spacing w:after="20"/>
-            </w:pPr>
-            <w:r>
-              <w:rPr>
-                <w:sz w:val="18"/>
-                <w:szCs w:val="18"/>
+            <w:shd w:val="clear" w:color="auto" w:fill="1F4E79"/>
+            <w:vAlign w:val="center"/>
+          </w:tcPr>
+          <w:p>
+            <w:pPr>
+              <w:spacing w:before="20" w:after="20" w:line="240" w:lineRule="auto"/>
+              <w:jc w:val="center"/>
+            </w:pPr>
+            <w:r>
+              <w:rPr>
+                <w:sz w:val="17"/>
+                <w:szCs w:val="17"/>
+                <w:rFonts w:ascii="Cambria" w:hAnsi="Cambria"/>
                 <w:b/>
+                <w:color w:val="FFFFFF"/>
               </w:rPr>
               <w:t xml:space="preserve">Lift vs. base</w:t>
             </w:r>
@@ -3972,15 +4289,18 @@
         <w:tc>
           <w:tcPr>
             <w:tcW w:w="1560" w:type="dxa"/>
-          </w:tcPr>
-          <w:p>
-            <w:pPr>
-              <w:spacing w:after="20"/>
-            </w:pPr>
-            <w:r>
-              <w:rPr>
-                <w:sz w:val="18"/>
-                <w:szCs w:val="18"/>
+            <w:vAlign w:val="center"/>
+          </w:tcPr>
+          <w:p>
+            <w:pPr>
+              <w:spacing w:before="20" w:after="20" w:line="240" w:lineRule="auto"/>
+              <w:jc w:val="left"/>
+            </w:pPr>
+            <w:r>
+              <w:rPr>
+                <w:sz w:val="17"/>
+                <w:szCs w:val="17"/>
+                <w:rFonts w:ascii="Cambria" w:hAnsi="Cambria"/>
               </w:rPr>
               <w:t xml:space="preserve">QIEA only (no learning / knowledge / synergy)</w:t>
             </w:r>
@@ -3989,15 +4309,18 @@
         <w:tc>
           <w:tcPr>
             <w:tcW w:w="1560" w:type="dxa"/>
-          </w:tcPr>
-          <w:p>
-            <w:pPr>
-              <w:spacing w:after="20"/>
-            </w:pPr>
-            <w:r>
-              <w:rPr>
-                <w:sz w:val="18"/>
-                <w:szCs w:val="18"/>
+            <w:vAlign w:val="center"/>
+          </w:tcPr>
+          <w:p>
+            <w:pPr>
+              <w:spacing w:before="20" w:after="20" w:line="240" w:lineRule="auto"/>
+              <w:jc w:val="right"/>
+            </w:pPr>
+            <w:r>
+              <w:rPr>
+                <w:sz w:val="17"/>
+                <w:szCs w:val="17"/>
+                <w:rFonts w:ascii="Cambria" w:hAnsi="Cambria"/>
               </w:rPr>
               <w:t xml:space="preserve">47</w:t>
             </w:r>
@@ -4006,15 +4329,18 @@
         <w:tc>
           <w:tcPr>
             <w:tcW w:w="1560" w:type="dxa"/>
-          </w:tcPr>
-          <w:p>
-            <w:pPr>
-              <w:spacing w:after="20"/>
-            </w:pPr>
-            <w:r>
-              <w:rPr>
-                <w:sz w:val="18"/>
-                <w:szCs w:val="18"/>
+            <w:vAlign w:val="center"/>
+          </w:tcPr>
+          <w:p>
+            <w:pPr>
+              <w:spacing w:before="20" w:after="20" w:line="240" w:lineRule="auto"/>
+              <w:jc w:val="right"/>
+            </w:pPr>
+            <w:r>
+              <w:rPr>
+                <w:sz w:val="17"/>
+                <w:szCs w:val="17"/>
+                <w:rFonts w:ascii="Cambria" w:hAnsi="Cambria"/>
               </w:rPr>
               <w:t xml:space="preserve">8057.7</w:t>
             </w:r>
@@ -4023,15 +4349,18 @@
         <w:tc>
           <w:tcPr>
             <w:tcW w:w="1560" w:type="dxa"/>
-          </w:tcPr>
-          <w:p>
-            <w:pPr>
-              <w:spacing w:after="20"/>
-            </w:pPr>
-            <w:r>
-              <w:rPr>
-                <w:sz w:val="18"/>
-                <w:szCs w:val="18"/>
+            <w:vAlign w:val="center"/>
+          </w:tcPr>
+          <w:p>
+            <w:pPr>
+              <w:spacing w:before="20" w:after="20" w:line="240" w:lineRule="auto"/>
+              <w:jc w:val="right"/>
+            </w:pPr>
+            <w:r>
+              <w:rPr>
+                <w:sz w:val="17"/>
+                <w:szCs w:val="17"/>
+                <w:rFonts w:ascii="Cambria" w:hAnsi="Cambria"/>
               </w:rPr>
               <w:t xml:space="preserve">8358.3</w:t>
             </w:r>
@@ -4040,15 +4369,18 @@
         <w:tc>
           <w:tcPr>
             <w:tcW w:w="1560" w:type="dxa"/>
-          </w:tcPr>
-          <w:p>
-            <w:pPr>
-              <w:spacing w:after="20"/>
-            </w:pPr>
-            <w:r>
-              <w:rPr>
-                <w:sz w:val="18"/>
-                <w:szCs w:val="18"/>
+            <w:vAlign w:val="center"/>
+          </w:tcPr>
+          <w:p>
+            <w:pPr>
+              <w:spacing w:before="20" w:after="20" w:line="240" w:lineRule="auto"/>
+              <w:jc w:val="right"/>
+            </w:pPr>
+            <w:r>
+              <w:rPr>
+                <w:sz w:val="17"/>
+                <w:szCs w:val="17"/>
+                <w:rFonts w:ascii="Cambria" w:hAnsi="Cambria"/>
               </w:rPr>
               <w:t xml:space="preserve">128.5%</w:t>
             </w:r>
@@ -4057,15 +4389,18 @@
         <w:tc>
           <w:tcPr>
             <w:tcW w:w="1560" w:type="dxa"/>
-          </w:tcPr>
-          <w:p>
-            <w:pPr>
-              <w:spacing w:after="20"/>
-            </w:pPr>
-            <w:r>
-              <w:rPr>
-                <w:sz w:val="18"/>
-                <w:szCs w:val="18"/>
+            <w:vAlign w:val="center"/>
+          </w:tcPr>
+          <w:p>
+            <w:pPr>
+              <w:spacing w:before="20" w:after="20" w:line="240" w:lineRule="auto"/>
+              <w:jc w:val="right"/>
+            </w:pPr>
+            <w:r>
+              <w:rPr>
+                <w:sz w:val="17"/>
+                <w:szCs w:val="17"/>
+                <w:rFonts w:ascii="Cambria" w:hAnsi="Cambria"/>
               </w:rPr>
               <w:t xml:space="preserve">+0.0%</w:t>
             </w:r>
@@ -4076,15 +4411,19 @@
         <w:tc>
           <w:tcPr>
             <w:tcW w:w="1560" w:type="dxa"/>
-          </w:tcPr>
-          <w:p>
-            <w:pPr>
-              <w:spacing w:after="20"/>
-            </w:pPr>
-            <w:r>
-              <w:rPr>
-                <w:sz w:val="18"/>
-                <w:szCs w:val="18"/>
+            <w:shd w:val="clear" w:color="auto" w:fill="EEF3F9"/>
+            <w:vAlign w:val="center"/>
+          </w:tcPr>
+          <w:p>
+            <w:pPr>
+              <w:spacing w:before="20" w:after="20" w:line="240" w:lineRule="auto"/>
+              <w:jc w:val="left"/>
+            </w:pPr>
+            <w:r>
+              <w:rPr>
+                <w:sz w:val="17"/>
+                <w:szCs w:val="17"/>
+                <w:rFonts w:ascii="Cambria" w:hAnsi="Cambria"/>
               </w:rPr>
               <w:t xml:space="preserve">+ Prediction layer</w:t>
             </w:r>
@@ -4093,15 +4432,19 @@
         <w:tc>
           <w:tcPr>
             <w:tcW w:w="1560" w:type="dxa"/>
-          </w:tcPr>
-          <w:p>
-            <w:pPr>
-              <w:spacing w:after="20"/>
-            </w:pPr>
-            <w:r>
-              <w:rPr>
-                <w:sz w:val="18"/>
-                <w:szCs w:val="18"/>
+            <w:shd w:val="clear" w:color="auto" w:fill="EEF3F9"/>
+            <w:vAlign w:val="center"/>
+          </w:tcPr>
+          <w:p>
+            <w:pPr>
+              <w:spacing w:before="20" w:after="20" w:line="240" w:lineRule="auto"/>
+              <w:jc w:val="right"/>
+            </w:pPr>
+            <w:r>
+              <w:rPr>
+                <w:sz w:val="17"/>
+                <w:szCs w:val="17"/>
+                <w:rFonts w:ascii="Cambria" w:hAnsi="Cambria"/>
               </w:rPr>
               <w:t xml:space="preserve">46</w:t>
             </w:r>
@@ -4110,15 +4453,19 @@
         <w:tc>
           <w:tcPr>
             <w:tcW w:w="1560" w:type="dxa"/>
-          </w:tcPr>
-          <w:p>
-            <w:pPr>
-              <w:spacing w:after="20"/>
-            </w:pPr>
-            <w:r>
-              <w:rPr>
-                <w:sz w:val="18"/>
-                <w:szCs w:val="18"/>
+            <w:shd w:val="clear" w:color="auto" w:fill="EEF3F9"/>
+            <w:vAlign w:val="center"/>
+          </w:tcPr>
+          <w:p>
+            <w:pPr>
+              <w:spacing w:before="20" w:after="20" w:line="240" w:lineRule="auto"/>
+              <w:jc w:val="right"/>
+            </w:pPr>
+            <w:r>
+              <w:rPr>
+                <w:sz w:val="17"/>
+                <w:szCs w:val="17"/>
+                <w:rFonts w:ascii="Cambria" w:hAnsi="Cambria"/>
               </w:rPr>
               <w:t xml:space="preserve">8291.4</w:t>
             </w:r>
@@ -4127,15 +4474,19 @@
         <w:tc>
           <w:tcPr>
             <w:tcW w:w="1560" w:type="dxa"/>
-          </w:tcPr>
-          <w:p>
-            <w:pPr>
-              <w:spacing w:after="20"/>
-            </w:pPr>
-            <w:r>
-              <w:rPr>
-                <w:sz w:val="18"/>
-                <w:szCs w:val="18"/>
+            <w:shd w:val="clear" w:color="auto" w:fill="EEF3F9"/>
+            <w:vAlign w:val="center"/>
+          </w:tcPr>
+          <w:p>
+            <w:pPr>
+              <w:spacing w:before="20" w:after="20" w:line="240" w:lineRule="auto"/>
+              <w:jc w:val="right"/>
+            </w:pPr>
+            <w:r>
+              <w:rPr>
+                <w:sz w:val="17"/>
+                <w:szCs w:val="17"/>
+                <w:rFonts w:ascii="Cambria" w:hAnsi="Cambria"/>
               </w:rPr>
               <w:t xml:space="preserve">8578.5</w:t>
             </w:r>
@@ -4144,15 +4495,19 @@
         <w:tc>
           <w:tcPr>
             <w:tcW w:w="1560" w:type="dxa"/>
-          </w:tcPr>
-          <w:p>
-            <w:pPr>
-              <w:spacing w:after="20"/>
-            </w:pPr>
-            <w:r>
-              <w:rPr>
-                <w:sz w:val="18"/>
-                <w:szCs w:val="18"/>
+            <w:shd w:val="clear" w:color="auto" w:fill="EEF3F9"/>
+            <w:vAlign w:val="center"/>
+          </w:tcPr>
+          <w:p>
+            <w:pPr>
+              <w:spacing w:before="20" w:after="20" w:line="240" w:lineRule="auto"/>
+              <w:jc w:val="right"/>
+            </w:pPr>
+            <w:r>
+              <w:rPr>
+                <w:sz w:val="17"/>
+                <w:szCs w:val="17"/>
+                <w:rFonts w:ascii="Cambria" w:hAnsi="Cambria"/>
               </w:rPr>
               <w:t xml:space="preserve">134.2%</w:t>
             </w:r>
@@ -4161,15 +4516,19 @@
         <w:tc>
           <w:tcPr>
             <w:tcW w:w="1560" w:type="dxa"/>
-          </w:tcPr>
-          <w:p>
-            <w:pPr>
-              <w:spacing w:after="20"/>
-            </w:pPr>
-            <w:r>
-              <w:rPr>
-                <w:sz w:val="18"/>
-                <w:szCs w:val="18"/>
+            <w:shd w:val="clear" w:color="auto" w:fill="EEF3F9"/>
+            <w:vAlign w:val="center"/>
+          </w:tcPr>
+          <w:p>
+            <w:pPr>
+              <w:spacing w:before="20" w:after="20" w:line="240" w:lineRule="auto"/>
+              <w:jc w:val="right"/>
+            </w:pPr>
+            <w:r>
+              <w:rPr>
+                <w:sz w:val="17"/>
+                <w:szCs w:val="17"/>
+                <w:rFonts w:ascii="Cambria" w:hAnsi="Cambria"/>
               </w:rPr>
               <w:t xml:space="preserve">+2.6%</w:t>
             </w:r>
@@ -4180,15 +4539,18 @@
         <w:tc>
           <w:tcPr>
             <w:tcW w:w="1560" w:type="dxa"/>
-          </w:tcPr>
-          <w:p>
-            <w:pPr>
-              <w:spacing w:after="20"/>
-            </w:pPr>
-            <w:r>
-              <w:rPr>
-                <w:sz w:val="18"/>
-                <w:szCs w:val="18"/>
+            <w:vAlign w:val="center"/>
+          </w:tcPr>
+          <w:p>
+            <w:pPr>
+              <w:spacing w:before="20" w:after="20" w:line="240" w:lineRule="auto"/>
+              <w:jc w:val="left"/>
+            </w:pPr>
+            <w:r>
+              <w:rPr>
+                <w:sz w:val="17"/>
+                <w:szCs w:val="17"/>
+                <w:rFonts w:ascii="Cambria" w:hAnsi="Cambria"/>
               </w:rPr>
               <w:t xml:space="preserve">+ Knowledge layer</w:t>
             </w:r>
@@ -4197,15 +4559,18 @@
         <w:tc>
           <w:tcPr>
             <w:tcW w:w="1560" w:type="dxa"/>
-          </w:tcPr>
-          <w:p>
-            <w:pPr>
-              <w:spacing w:after="20"/>
-            </w:pPr>
-            <w:r>
-              <w:rPr>
-                <w:sz w:val="18"/>
-                <w:szCs w:val="18"/>
+            <w:vAlign w:val="center"/>
+          </w:tcPr>
+          <w:p>
+            <w:pPr>
+              <w:spacing w:before="20" w:after="20" w:line="240" w:lineRule="auto"/>
+              <w:jc w:val="right"/>
+            </w:pPr>
+            <w:r>
+              <w:rPr>
+                <w:sz w:val="17"/>
+                <w:szCs w:val="17"/>
+                <w:rFonts w:ascii="Cambria" w:hAnsi="Cambria"/>
               </w:rPr>
               <w:t xml:space="preserve">47</w:t>
             </w:r>
@@ -4214,15 +4579,18 @@
         <w:tc>
           <w:tcPr>
             <w:tcW w:w="1560" w:type="dxa"/>
-          </w:tcPr>
-          <w:p>
-            <w:pPr>
-              <w:spacing w:after="20"/>
-            </w:pPr>
-            <w:r>
-              <w:rPr>
-                <w:sz w:val="18"/>
-                <w:szCs w:val="18"/>
+            <w:vAlign w:val="center"/>
+          </w:tcPr>
+          <w:p>
+            <w:pPr>
+              <w:spacing w:before="20" w:after="20" w:line="240" w:lineRule="auto"/>
+              <w:jc w:val="right"/>
+            </w:pPr>
+            <w:r>
+              <w:rPr>
+                <w:sz w:val="17"/>
+                <w:szCs w:val="17"/>
+                <w:rFonts w:ascii="Cambria" w:hAnsi="Cambria"/>
               </w:rPr>
               <w:t xml:space="preserve">8828.4</w:t>
             </w:r>
@@ -4231,15 +4599,18 @@
         <w:tc>
           <w:tcPr>
             <w:tcW w:w="1560" w:type="dxa"/>
-          </w:tcPr>
-          <w:p>
-            <w:pPr>
-              <w:spacing w:after="20"/>
-            </w:pPr>
-            <w:r>
-              <w:rPr>
-                <w:sz w:val="18"/>
-                <w:szCs w:val="18"/>
+            <w:vAlign w:val="center"/>
+          </w:tcPr>
+          <w:p>
+            <w:pPr>
+              <w:spacing w:before="20" w:after="20" w:line="240" w:lineRule="auto"/>
+              <w:jc w:val="right"/>
+            </w:pPr>
+            <w:r>
+              <w:rPr>
+                <w:sz w:val="17"/>
+                <w:szCs w:val="17"/>
+                <w:rFonts w:ascii="Cambria" w:hAnsi="Cambria"/>
               </w:rPr>
               <w:t xml:space="preserve">8668.5</w:t>
             </w:r>
@@ -4248,15 +4619,18 @@
         <w:tc>
           <w:tcPr>
             <w:tcW w:w="1560" w:type="dxa"/>
-          </w:tcPr>
-          <w:p>
-            <w:pPr>
-              <w:spacing w:after="20"/>
-            </w:pPr>
-            <w:r>
-              <w:rPr>
-                <w:sz w:val="18"/>
-                <w:szCs w:val="18"/>
+            <w:vAlign w:val="center"/>
+          </w:tcPr>
+          <w:p>
+            <w:pPr>
+              <w:spacing w:before="20" w:after="20" w:line="240" w:lineRule="auto"/>
+              <w:jc w:val="right"/>
+            </w:pPr>
+            <w:r>
+              <w:rPr>
+                <w:sz w:val="17"/>
+                <w:szCs w:val="17"/>
+                <w:rFonts w:ascii="Cambria" w:hAnsi="Cambria"/>
               </w:rPr>
               <w:t xml:space="preserve">137.2%</w:t>
             </w:r>
@@ -4265,15 +4639,18 @@
         <w:tc>
           <w:tcPr>
             <w:tcW w:w="1560" w:type="dxa"/>
-          </w:tcPr>
-          <w:p>
-            <w:pPr>
-              <w:spacing w:after="20"/>
-            </w:pPr>
-            <w:r>
-              <w:rPr>
-                <w:sz w:val="18"/>
-                <w:szCs w:val="18"/>
+            <w:vAlign w:val="center"/>
+          </w:tcPr>
+          <w:p>
+            <w:pPr>
+              <w:spacing w:before="20" w:after="20" w:line="240" w:lineRule="auto"/>
+              <w:jc w:val="right"/>
+            </w:pPr>
+            <w:r>
+              <w:rPr>
+                <w:sz w:val="17"/>
+                <w:szCs w:val="17"/>
+                <w:rFonts w:ascii="Cambria" w:hAnsi="Cambria"/>
               </w:rPr>
               <w:t xml:space="preserve">+3.7%</w:t>
             </w:r>
@@ -4284,15 +4661,19 @@
         <w:tc>
           <w:tcPr>
             <w:tcW w:w="1560" w:type="dxa"/>
-          </w:tcPr>
-          <w:p>
-            <w:pPr>
-              <w:spacing w:after="20"/>
-            </w:pPr>
-            <w:r>
-              <w:rPr>
-                <w:sz w:val="18"/>
-                <w:szCs w:val="18"/>
+            <w:shd w:val="clear" w:color="auto" w:fill="EEF3F9"/>
+            <w:vAlign w:val="center"/>
+          </w:tcPr>
+          <w:p>
+            <w:pPr>
+              <w:spacing w:before="20" w:after="20" w:line="240" w:lineRule="auto"/>
+              <w:jc w:val="left"/>
+            </w:pPr>
+            <w:r>
+              <w:rPr>
+                <w:sz w:val="17"/>
+                <w:szCs w:val="17"/>
+                <w:rFonts w:ascii="Cambria" w:hAnsi="Cambria"/>
               </w:rPr>
               <w:t xml:space="preserve">+ Synergy layer (full framework)</w:t>
             </w:r>
@@ -4301,15 +4682,19 @@
         <w:tc>
           <w:tcPr>
             <w:tcW w:w="1560" w:type="dxa"/>
-          </w:tcPr>
-          <w:p>
-            <w:pPr>
-              <w:spacing w:after="20"/>
-            </w:pPr>
-            <w:r>
-              <w:rPr>
-                <w:sz w:val="18"/>
-                <w:szCs w:val="18"/>
+            <w:shd w:val="clear" w:color="auto" w:fill="EEF3F9"/>
+            <w:vAlign w:val="center"/>
+          </w:tcPr>
+          <w:p>
+            <w:pPr>
+              <w:spacing w:before="20" w:after="20" w:line="240" w:lineRule="auto"/>
+              <w:jc w:val="right"/>
+            </w:pPr>
+            <w:r>
+              <w:rPr>
+                <w:sz w:val="17"/>
+                <w:szCs w:val="17"/>
+                <w:rFonts w:ascii="Cambria" w:hAnsi="Cambria"/>
               </w:rPr>
               <w:t xml:space="preserve">47</w:t>
             </w:r>
@@ -4318,15 +4703,19 @@
         <w:tc>
           <w:tcPr>
             <w:tcW w:w="1560" w:type="dxa"/>
-          </w:tcPr>
-          <w:p>
-            <w:pPr>
-              <w:spacing w:after="20"/>
-            </w:pPr>
-            <w:r>
-              <w:rPr>
-                <w:sz w:val="18"/>
-                <w:szCs w:val="18"/>
+            <w:shd w:val="clear" w:color="auto" w:fill="EEF3F9"/>
+            <w:vAlign w:val="center"/>
+          </w:tcPr>
+          <w:p>
+            <w:pPr>
+              <w:spacing w:before="20" w:after="20" w:line="240" w:lineRule="auto"/>
+              <w:jc w:val="right"/>
+            </w:pPr>
+            <w:r>
+              <w:rPr>
+                <w:sz w:val="17"/>
+                <w:szCs w:val="17"/>
+                <w:rFonts w:ascii="Cambria" w:hAnsi="Cambria"/>
               </w:rPr>
               <w:t xml:space="preserve">9137.4</w:t>
             </w:r>
@@ -4335,15 +4724,19 @@
         <w:tc>
           <w:tcPr>
             <w:tcW w:w="1560" w:type="dxa"/>
-          </w:tcPr>
-          <w:p>
-            <w:pPr>
-              <w:spacing w:after="20"/>
-            </w:pPr>
-            <w:r>
-              <w:rPr>
-                <w:sz w:val="18"/>
-                <w:szCs w:val="18"/>
+            <w:shd w:val="clear" w:color="auto" w:fill="EEF3F9"/>
+            <w:vAlign w:val="center"/>
+          </w:tcPr>
+          <w:p>
+            <w:pPr>
+              <w:spacing w:before="20" w:after="20" w:line="240" w:lineRule="auto"/>
+              <w:jc w:val="right"/>
+            </w:pPr>
+            <w:r>
+              <w:rPr>
+                <w:sz w:val="17"/>
+                <w:szCs w:val="17"/>
+                <w:rFonts w:ascii="Cambria" w:hAnsi="Cambria"/>
               </w:rPr>
               <w:t xml:space="preserve">8983.3</w:t>
             </w:r>
@@ -4352,15 +4745,19 @@
         <w:tc>
           <w:tcPr>
             <w:tcW w:w="1560" w:type="dxa"/>
-          </w:tcPr>
-          <w:p>
-            <w:pPr>
-              <w:spacing w:after="20"/>
-            </w:pPr>
-            <w:r>
-              <w:rPr>
-                <w:sz w:val="18"/>
-                <w:szCs w:val="18"/>
+            <w:shd w:val="clear" w:color="auto" w:fill="EEF3F9"/>
+            <w:vAlign w:val="center"/>
+          </w:tcPr>
+          <w:p>
+            <w:pPr>
+              <w:spacing w:before="20" w:after="20" w:line="240" w:lineRule="auto"/>
+              <w:jc w:val="right"/>
+            </w:pPr>
+            <w:r>
+              <w:rPr>
+                <w:sz w:val="17"/>
+                <w:szCs w:val="17"/>
+                <w:rFonts w:ascii="Cambria" w:hAnsi="Cambria"/>
               </w:rPr>
               <w:t xml:space="preserve">145.3%</w:t>
             </w:r>
@@ -4369,15 +4766,19 @@
         <w:tc>
           <w:tcPr>
             <w:tcW w:w="1560" w:type="dxa"/>
-          </w:tcPr>
-          <w:p>
-            <w:pPr>
-              <w:spacing w:after="20"/>
-            </w:pPr>
-            <w:r>
-              <w:rPr>
-                <w:sz w:val="18"/>
-                <w:szCs w:val="18"/>
+            <w:shd w:val="clear" w:color="auto" w:fill="EEF3F9"/>
+            <w:vAlign w:val="center"/>
+          </w:tcPr>
+          <w:p>
+            <w:pPr>
+              <w:spacing w:before="20" w:after="20" w:line="240" w:lineRule="auto"/>
+              <w:jc w:val="right"/>
+            </w:pPr>
+            <w:r>
+              <w:rPr>
+                <w:sz w:val="17"/>
+                <w:szCs w:val="17"/>
+                <w:rFonts w:ascii="Cambria" w:hAnsi="Cambria"/>
               </w:rPr>
               <w:t xml:space="preserve">+7.5%</w:t>
             </w:r>
@@ -4387,12 +4788,13 @@
     </w:tbl>
     <w:p>
       <w:pPr>
-        <w:spacing w:after="120"/>
-      </w:pPr>
-    </w:p>
-    <w:p>
-      <w:pPr>
-        <w:spacing w:line="360" w:lineRule="auto" w:after="120"/>
+        <w:spacing w:after="160"/>
+      </w:pPr>
+    </w:p>
+    <w:p>
+      <w:pPr>
+        <w:spacing w:before="0" w:after="140" w:line="288" w:lineRule="auto"/>
+        <w:jc w:val="both"/>
       </w:pPr>
       <w:r>
         <w:rPr>
@@ -4444,65 +4846,73 @@
     </w:p>
     <w:p>
       <w:pPr>
-        <w:spacing w:line="360" w:lineRule="auto" w:after="120"/>
-      </w:pPr>
-      <w:r>
-        <w:rPr>
-          <w:b/>
-          <w:sz w:val="22"/>
-          <w:szCs w:val="22"/>
+        <w:spacing w:before="0" w:after="160" w:line="240" w:lineRule="auto"/>
+      </w:pPr>
+      <w:r>
+        <w:rPr>
+          <w:b/>
+          <w:sz w:val="19.0"/>
+          <w:szCs w:val="19.0"/>
+          <w:color w:val="595959"/>
         </w:rPr>
         <w:t xml:space="preserve">Fig. 1.</w:t>
       </w:r>
       <w:r>
         <w:rPr>
-          <w:sz w:val="22"/>
-          <w:szCs w:val="22"/>
+          <w:sz w:val="19.0"/>
+          <w:szCs w:val="19.0"/>
+          <w:color w:val="595959"/>
         </w:rPr>
         <w:t xml:space="preserve"> Convergence of the quantum-inspired optimizer. The curves show the best synergy-aware objective value </w:t>
       </w:r>
       <w:r>
         <w:rPr>
           <w:i/>
-          <w:sz w:val="22"/>
-          <w:szCs w:val="22"/>
+          <w:sz w:val="19.0"/>
+          <w:szCs w:val="19.0"/>
+          <w:color w:val="595959"/>
         </w:rPr>
         <w:t xml:space="preserve">V</w:t>
       </w:r>
       <w:r>
         <w:rPr>
-          <w:sz w:val="22"/>
-          <w:szCs w:val="22"/>
+          <w:sz w:val="19.0"/>
+          <w:szCs w:val="19.0"/>
+          <w:color w:val="595959"/>
         </w:rPr>
         <w:t xml:space="preserve">(</w:t>
       </w:r>
       <w:r>
         <w:rPr>
           <w:i/>
-          <w:sz w:val="22"/>
-          <w:szCs w:val="22"/>
+          <w:sz w:val="19.0"/>
+          <w:szCs w:val="19.0"/>
+          <w:color w:val="595959"/>
         </w:rPr>
         <w:t xml:space="preserve">x</w:t>
       </w:r>
       <w:r>
         <w:rPr>
-          <w:sz w:val="22"/>
-          <w:szCs w:val="22"/>
+          <w:sz w:val="19.0"/>
+          <w:szCs w:val="19.0"/>
+          <w:color w:val="595959"/>
         </w:rPr>
         <w:t xml:space="preserve">) (in thousands) attained by the QIEA and the classical genetic algorithm as a function of generation, with the value-density greedy solution and the synergy-blind linear-DP optimum shown as horizontal reference lines. The QIEA overtakes both references and the GA within approximately 60 generations and remains stable thereafter. (Vector artwork; </w:t>
       </w:r>
       <w:r>
         <w:rPr>
           <w:rFonts w:ascii="Consolas" w:hAnsi="Consolas"/>
-          <w:sz w:val="22"/>
-          <w:szCs w:val="22"/>
+          <w:sz w:val="19.0"/>
+          <w:szCs w:val="19.0"/>
+          <w:color w:val="595959"/>
         </w:rPr>
         <w:t xml:space="preserve">artifacts/figure1_convergence.svg</w:t>
       </w:r>
       <w:r>
         <w:rPr>
-          <w:sz w:val="22"/>
-          <w:szCs w:val="22"/>
+          <w:sz w:val="19.0"/>
+          <w:szCs w:val="19.0"/>
+          <w:color w:val="595959"/>
         </w:rPr>
         <w:t xml:space="preserve">.)</w:t>
       </w:r>
@@ -4548,68 +4958,77 @@
     </w:p>
     <w:p>
       <w:pPr>
-        <w:spacing w:line="360" w:lineRule="auto" w:after="120"/>
-      </w:pPr>
-      <w:r>
-        <w:rPr>
-          <w:b/>
-          <w:sz w:val="22"/>
-          <w:szCs w:val="22"/>
+        <w:spacing w:before="0" w:after="160" w:line="240" w:lineRule="auto"/>
+      </w:pPr>
+      <w:r>
+        <w:rPr>
+          <w:b/>
+          <w:sz w:val="19.0"/>
+          <w:szCs w:val="19.0"/>
+          <w:color w:val="595959"/>
         </w:rPr>
         <w:t xml:space="preserve">Fig. 2.</w:t>
       </w:r>
       <w:r>
         <w:rPr>
-          <w:sz w:val="22"/>
-          <w:szCs w:val="22"/>
+          <w:sz w:val="19.0"/>
+          <w:szCs w:val="19.0"/>
+          <w:color w:val="595959"/>
         </w:rPr>
         <w:t xml:space="preserve"> Budget–risk-reduction efficiency frontier. Realized annual risk reduction (in thousands) is plotted against the security budget, expressed as a percentage of full portfolio cost, for the QIEA, classical GA, greedy, and random-search methods. The QIEA Pareto-dominates all baselines across the full budget range, and its advantage widens as the budget admits more exploitable defence-in-depth synergies. (Vector artwork; </w:t>
       </w:r>
       <w:r>
         <w:rPr>
           <w:rFonts w:ascii="Consolas" w:hAnsi="Consolas"/>
-          <w:sz w:val="22"/>
-          <w:szCs w:val="22"/>
+          <w:sz w:val="19.0"/>
+          <w:szCs w:val="19.0"/>
+          <w:color w:val="595959"/>
         </w:rPr>
         <w:t xml:space="preserve">artifacts/figure2_frontier.svg</w:t>
       </w:r>
       <w:r>
         <w:rPr>
-          <w:sz w:val="22"/>
-          <w:szCs w:val="22"/>
+          <w:sz w:val="19.0"/>
+          <w:szCs w:val="19.0"/>
+          <w:color w:val="595959"/>
         </w:rPr>
         <w:t xml:space="preserve">.)</w:t>
       </w:r>
     </w:p>
     <w:p>
       <w:pPr>
-        <w:spacing w:line="360" w:lineRule="auto" w:after="140"/>
-      </w:pPr>
-      <w:r>
-        <w:rPr>
-          <w:b/>
-          <w:sz w:val="28"/>
-          <w:szCs w:val="28"/>
+        <w:spacing w:before="240" w:after="100" w:line="276" w:lineRule="auto"/>
+        <w:keepNext/>
+      </w:pPr>
+      <w:r>
+        <w:rPr>
+          <w:b/>
+          <w:sz w:val="27.0"/>
+          <w:szCs w:val="27.0"/>
+          <w:color w:val="1F4E79"/>
         </w:rPr>
         <w:t xml:space="preserve">5. Discussion and conclusion</w:t>
       </w:r>
     </w:p>
     <w:p>
       <w:pPr>
-        <w:spacing w:line="360" w:lineRule="auto" w:after="120"/>
-      </w:pPr>
-      <w:r>
-        <w:rPr>
-          <w:b/>
-          <w:sz w:val="24"/>
-          <w:szCs w:val="24"/>
+        <w:spacing w:before="160" w:after="80" w:line="276" w:lineRule="auto"/>
+        <w:keepNext/>
+      </w:pPr>
+      <w:r>
+        <w:rPr>
+          <w:b/>
+          <w:sz w:val="23.0"/>
+          <w:szCs w:val="23.0"/>
+          <w:color w:val="2E2E2E"/>
         </w:rPr>
         <w:t xml:space="preserve">5.1 Principal findings</w:t>
       </w:r>
     </w:p>
     <w:p>
       <w:pPr>
-        <w:spacing w:line="360" w:lineRule="auto" w:after="120"/>
+        <w:spacing w:before="0" w:after="140" w:line="288" w:lineRule="auto"/>
+        <w:jc w:val="both"/>
       </w:pPr>
       <w:r>
         <w:rPr>
@@ -4651,20 +5070,23 @@
     </w:p>
     <w:p>
       <w:pPr>
-        <w:spacing w:line="360" w:lineRule="auto" w:after="120"/>
-      </w:pPr>
-      <w:r>
-        <w:rPr>
-          <w:b/>
-          <w:sz w:val="24"/>
-          <w:szCs w:val="24"/>
+        <w:spacing w:before="160" w:after="80" w:line="276" w:lineRule="auto"/>
+        <w:keepNext/>
+      </w:pPr>
+      <w:r>
+        <w:rPr>
+          <w:b/>
+          <w:sz w:val="23.0"/>
+          <w:szCs w:val="23.0"/>
+          <w:color w:val="2E2E2E"/>
         </w:rPr>
         <w:t xml:space="preserve">5.2 Managerial implications</w:t>
       </w:r>
     </w:p>
     <w:p>
       <w:pPr>
-        <w:spacing w:line="360" w:lineRule="auto" w:after="120"/>
+        <w:spacing w:before="0" w:after="140" w:line="288" w:lineRule="auto"/>
+        <w:jc w:val="both"/>
       </w:pPr>
       <w:r>
         <w:rPr>
@@ -4691,20 +5113,23 @@
     </w:p>
     <w:p>
       <w:pPr>
-        <w:spacing w:line="360" w:lineRule="auto" w:after="120"/>
-      </w:pPr>
-      <w:r>
-        <w:rPr>
-          <w:b/>
-          <w:sz w:val="24"/>
-          <w:szCs w:val="24"/>
+        <w:spacing w:before="160" w:after="80" w:line="276" w:lineRule="auto"/>
+        <w:keepNext/>
+      </w:pPr>
+      <w:r>
+        <w:rPr>
+          <w:b/>
+          <w:sz w:val="23.0"/>
+          <w:szCs w:val="23.0"/>
+          <w:color w:val="2E2E2E"/>
         </w:rPr>
         <w:t xml:space="preserve">5.3 Limitations and future work</w:t>
       </w:r>
     </w:p>
     <w:p>
       <w:pPr>
-        <w:spacing w:line="360" w:lineRule="auto" w:after="120"/>
+        <w:spacing w:before="0" w:after="140" w:line="288" w:lineRule="auto"/>
+        <w:jc w:val="both"/>
       </w:pPr>
       <w:r>
         <w:rPr>
@@ -4716,20 +5141,23 @@
     </w:p>
     <w:p>
       <w:pPr>
-        <w:spacing w:line="360" w:lineRule="auto" w:after="120"/>
-      </w:pPr>
-      <w:r>
-        <w:rPr>
-          <w:b/>
-          <w:sz w:val="24"/>
-          <w:szCs w:val="24"/>
+        <w:spacing w:before="160" w:after="80" w:line="276" w:lineRule="auto"/>
+        <w:keepNext/>
+      </w:pPr>
+      <w:r>
+        <w:rPr>
+          <w:b/>
+          <w:sz w:val="23.0"/>
+          <w:szCs w:val="23.0"/>
+          <w:color w:val="2E2E2E"/>
         </w:rPr>
         <w:t xml:space="preserve">5.4 Conclusion</w:t>
       </w:r>
     </w:p>
     <w:p>
       <w:pPr>
-        <w:spacing w:line="360" w:lineRule="auto" w:after="120"/>
+        <w:spacing w:before="0" w:after="140" w:line="288" w:lineRule="auto"/>
+        <w:jc w:val="both"/>
       </w:pPr>
       <w:r>
         <w:rPr>
@@ -4741,20 +5169,23 @@
     </w:p>
     <w:p>
       <w:pPr>
-        <w:spacing w:line="360" w:lineRule="auto" w:after="140"/>
-      </w:pPr>
-      <w:r>
-        <w:rPr>
-          <w:b/>
-          <w:sz w:val="28"/>
-          <w:szCs w:val="28"/>
+        <w:spacing w:before="240" w:after="100" w:line="276" w:lineRule="auto"/>
+        <w:keepNext/>
+      </w:pPr>
+      <w:r>
+        <w:rPr>
+          <w:b/>
+          <w:sz w:val="27.0"/>
+          <w:szCs w:val="27.0"/>
+          <w:color w:val="1F4E79"/>
         </w:rPr>
         <w:t xml:space="preserve">Declaration of competing interests</w:t>
       </w:r>
     </w:p>
     <w:p>
       <w:pPr>
-        <w:spacing w:line="360" w:lineRule="auto" w:after="120"/>
+        <w:spacing w:before="0" w:after="140" w:line="288" w:lineRule="auto"/>
+        <w:jc w:val="both"/>
       </w:pPr>
       <w:r>
         <w:rPr>
@@ -4766,20 +5197,23 @@
     </w:p>
     <w:p>
       <w:pPr>
-        <w:spacing w:line="360" w:lineRule="auto" w:after="140"/>
-      </w:pPr>
-      <w:r>
-        <w:rPr>
-          <w:b/>
-          <w:sz w:val="28"/>
-          <w:szCs w:val="28"/>
+        <w:spacing w:before="240" w:after="100" w:line="276" w:lineRule="auto"/>
+        <w:keepNext/>
+      </w:pPr>
+      <w:r>
+        <w:rPr>
+          <w:b/>
+          <w:sz w:val="27.0"/>
+          <w:szCs w:val="27.0"/>
+          <w:color w:val="1F4E79"/>
         </w:rPr>
         <w:t xml:space="preserve">Funding</w:t>
       </w:r>
     </w:p>
     <w:p>
       <w:pPr>
-        <w:spacing w:line="360" w:lineRule="auto" w:after="120"/>
+        <w:spacing w:before="0" w:after="140" w:line="288" w:lineRule="auto"/>
+        <w:jc w:val="both"/>
       </w:pPr>
       <w:r>
         <w:rPr>
@@ -4791,20 +5225,23 @@
     </w:p>
     <w:p>
       <w:pPr>
-        <w:spacing w:line="360" w:lineRule="auto" w:after="140"/>
-      </w:pPr>
-      <w:r>
-        <w:rPr>
-          <w:b/>
-          <w:sz w:val="28"/>
-          <w:szCs w:val="28"/>
+        <w:spacing w:before="240" w:after="100" w:line="276" w:lineRule="auto"/>
+        <w:keepNext/>
+      </w:pPr>
+      <w:r>
+        <w:rPr>
+          <w:b/>
+          <w:sz w:val="27.0"/>
+          <w:szCs w:val="27.0"/>
+          <w:color w:val="1F4E79"/>
         </w:rPr>
         <w:t xml:space="preserve">CRediT author statement</w:t>
       </w:r>
     </w:p>
     <w:p>
       <w:pPr>
-        <w:spacing w:line="360" w:lineRule="auto" w:after="120"/>
+        <w:spacing w:before="0" w:after="140" w:line="288" w:lineRule="auto"/>
+        <w:jc w:val="both"/>
       </w:pPr>
       <w:r>
         <w:rPr>
@@ -4824,20 +5261,23 @@
     </w:p>
     <w:p>
       <w:pPr>
-        <w:spacing w:line="360" w:lineRule="auto" w:after="140"/>
-      </w:pPr>
-      <w:r>
-        <w:rPr>
-          <w:b/>
-          <w:sz w:val="28"/>
-          <w:szCs w:val="28"/>
+        <w:spacing w:before="240" w:after="100" w:line="276" w:lineRule="auto"/>
+        <w:keepNext/>
+      </w:pPr>
+      <w:r>
+        <w:rPr>
+          <w:b/>
+          <w:sz w:val="27.0"/>
+          <w:szCs w:val="27.0"/>
+          <w:color w:val="1F4E79"/>
         </w:rPr>
         <w:t xml:space="preserve">Data availability</w:t>
       </w:r>
     </w:p>
     <w:p>
       <w:pPr>
-        <w:spacing w:line="360" w:lineRule="auto" w:after="120"/>
+        <w:spacing w:before="0" w:after="140" w:line="288" w:lineRule="auto"/>
+        <w:jc w:val="both"/>
       </w:pPr>
       <w:r>
         <w:rPr>
@@ -4849,20 +5289,23 @@
     </w:p>
     <w:p>
       <w:pPr>
-        <w:spacing w:line="360" w:lineRule="auto" w:after="140"/>
-      </w:pPr>
-      <w:r>
-        <w:rPr>
-          <w:b/>
-          <w:sz w:val="28"/>
-          <w:szCs w:val="28"/>
+        <w:spacing w:before="240" w:after="100" w:line="276" w:lineRule="auto"/>
+        <w:keepNext/>
+      </w:pPr>
+      <w:r>
+        <w:rPr>
+          <w:b/>
+          <w:sz w:val="27.0"/>
+          <w:szCs w:val="27.0"/>
+          <w:color w:val="1F4E79"/>
         </w:rPr>
         <w:t xml:space="preserve">Declaration of generative AI and AI-assisted technologies in the manuscript preparation process</w:t>
       </w:r>
     </w:p>
     <w:p>
       <w:pPr>
-        <w:spacing w:line="360" w:lineRule="auto" w:after="120"/>
+        <w:spacing w:before="0" w:after="140" w:line="288" w:lineRule="auto"/>
+        <w:jc w:val="both"/>
       </w:pPr>
       <w:r>
         <w:rPr>
@@ -4874,20 +5317,23 @@
     </w:p>
     <w:p>
       <w:pPr>
-        <w:spacing w:line="360" w:lineRule="auto" w:after="140"/>
-      </w:pPr>
-      <w:r>
-        <w:rPr>
-          <w:b/>
-          <w:sz w:val="28"/>
-          <w:szCs w:val="28"/>
+        <w:spacing w:before="240" w:after="100" w:line="276" w:lineRule="auto"/>
+        <w:keepNext/>
+      </w:pPr>
+      <w:r>
+        <w:rPr>
+          <w:b/>
+          <w:sz w:val="27.0"/>
+          <w:szCs w:val="27.0"/>
+          <w:color w:val="1F4E79"/>
         </w:rPr>
         <w:t xml:space="preserve">References</w:t>
       </w:r>
     </w:p>
     <w:p>
       <w:pPr>
-        <w:spacing w:line="360" w:lineRule="auto" w:after="120"/>
+        <w:spacing w:before="0" w:after="140" w:line="288" w:lineRule="auto"/>
+        <w:jc w:val="both"/>
       </w:pPr>
       <w:r>
         <w:rPr>
@@ -4899,7 +5345,8 @@
     </w:p>
     <w:p>
       <w:pPr>
-        <w:spacing w:line="360" w:lineRule="auto" w:after="120"/>
+        <w:spacing w:before="0" w:after="140" w:line="288" w:lineRule="auto"/>
+        <w:jc w:val="both"/>
       </w:pPr>
       <w:r>
         <w:rPr>
@@ -4911,7 +5358,8 @@
     </w:p>
     <w:p>
       <w:pPr>
-        <w:spacing w:line="360" w:lineRule="auto" w:after="120"/>
+        <w:spacing w:before="0" w:after="140" w:line="288" w:lineRule="auto"/>
+        <w:jc w:val="both"/>
       </w:pPr>
       <w:r>
         <w:rPr>
@@ -4923,7 +5371,8 @@
     </w:p>
     <w:p>
       <w:pPr>
-        <w:spacing w:line="360" w:lineRule="auto" w:after="120"/>
+        <w:spacing w:before="0" w:after="140" w:line="288" w:lineRule="auto"/>
+        <w:jc w:val="both"/>
       </w:pPr>
       <w:r>
         <w:rPr>
@@ -4935,7 +5384,8 @@
     </w:p>
     <w:p>
       <w:pPr>
-        <w:spacing w:line="360" w:lineRule="auto" w:after="120"/>
+        <w:spacing w:before="0" w:after="140" w:line="288" w:lineRule="auto"/>
+        <w:jc w:val="both"/>
       </w:pPr>
       <w:r>
         <w:rPr>
@@ -4947,7 +5397,8 @@
     </w:p>
     <w:p>
       <w:pPr>
-        <w:spacing w:line="360" w:lineRule="auto" w:after="120"/>
+        <w:spacing w:before="0" w:after="140" w:line="288" w:lineRule="auto"/>
+        <w:jc w:val="both"/>
       </w:pPr>
       <w:r>
         <w:rPr>
@@ -4959,7 +5410,8 @@
     </w:p>
     <w:p>
       <w:pPr>
-        <w:spacing w:line="360" w:lineRule="auto" w:after="120"/>
+        <w:spacing w:before="0" w:after="140" w:line="288" w:lineRule="auto"/>
+        <w:jc w:val="both"/>
       </w:pPr>
       <w:r>
         <w:rPr>
@@ -4971,7 +5423,8 @@
     </w:p>
     <w:p>
       <w:pPr>
-        <w:spacing w:line="360" w:lineRule="auto" w:after="120"/>
+        <w:spacing w:before="0" w:after="140" w:line="288" w:lineRule="auto"/>
+        <w:jc w:val="both"/>
       </w:pPr>
       <w:r>
         <w:rPr>
@@ -4983,7 +5436,8 @@
     </w:p>
     <w:p>
       <w:pPr>
-        <w:spacing w:line="360" w:lineRule="auto" w:after="120"/>
+        <w:spacing w:before="0" w:after="140" w:line="288" w:lineRule="auto"/>
+        <w:jc w:val="both"/>
       </w:pPr>
       <w:r>
         <w:rPr>
@@ -4995,7 +5449,8 @@
     </w:p>
     <w:p>
       <w:pPr>
-        <w:spacing w:line="360" w:lineRule="auto" w:after="120"/>
+        <w:spacing w:before="0" w:after="140" w:line="288" w:lineRule="auto"/>
+        <w:jc w:val="both"/>
       </w:pPr>
       <w:r>
         <w:rPr>
@@ -5007,7 +5462,8 @@
     </w:p>
     <w:p>
       <w:pPr>
-        <w:spacing w:line="360" w:lineRule="auto" w:after="120"/>
+        <w:spacing w:before="0" w:after="140" w:line="288" w:lineRule="auto"/>
+        <w:jc w:val="both"/>
       </w:pPr>
       <w:r>
         <w:rPr>
@@ -5019,7 +5475,8 @@
     </w:p>
     <w:p>
       <w:pPr>
-        <w:spacing w:line="360" w:lineRule="auto" w:after="120"/>
+        <w:spacing w:before="0" w:after="140" w:line="288" w:lineRule="auto"/>
+        <w:jc w:val="both"/>
       </w:pPr>
       <w:r>
         <w:rPr>
@@ -5031,7 +5488,8 @@
     </w:p>
     <w:p>
       <w:pPr>
-        <w:spacing w:line="360" w:lineRule="auto" w:after="120"/>
+        <w:spacing w:before="0" w:after="140" w:line="288" w:lineRule="auto"/>
+        <w:jc w:val="both"/>
       </w:pPr>
       <w:r>
         <w:rPr>
@@ -5043,7 +5501,8 @@
     </w:p>
     <w:p>
       <w:pPr>
-        <w:spacing w:line="360" w:lineRule="auto" w:after="120"/>
+        <w:spacing w:before="0" w:after="140" w:line="288" w:lineRule="auto"/>
+        <w:jc w:val="both"/>
       </w:pPr>
       <w:r>
         <w:rPr>
@@ -5055,7 +5514,8 @@
     </w:p>
     <w:p>
       <w:pPr>
-        <w:spacing w:line="360" w:lineRule="auto" w:after="120"/>
+        <w:spacing w:before="0" w:after="140" w:line="288" w:lineRule="auto"/>
+        <w:jc w:val="both"/>
       </w:pPr>
       <w:r>
         <w:rPr>
@@ -5067,7 +5527,8 @@
     </w:p>
     <w:p>
       <w:pPr>
-        <w:spacing w:line="360" w:lineRule="auto" w:after="120"/>
+        <w:spacing w:before="0" w:after="140" w:line="288" w:lineRule="auto"/>
+        <w:jc w:val="both"/>
       </w:pPr>
       <w:r>
         <w:rPr>
@@ -5079,7 +5540,8 @@
     </w:p>
     <w:p>
       <w:pPr>
-        <w:spacing w:line="360" w:lineRule="auto" w:after="120"/>
+        <w:spacing w:before="0" w:after="140" w:line="288" w:lineRule="auto"/>
+        <w:jc w:val="both"/>
       </w:pPr>
       <w:r>
         <w:rPr>
@@ -5091,7 +5553,8 @@
     </w:p>
     <w:p>
       <w:pPr>
-        <w:spacing w:line="360" w:lineRule="auto" w:after="120"/>
+        <w:spacing w:before="0" w:after="140" w:line="288" w:lineRule="auto"/>
+        <w:jc w:val="both"/>
       </w:pPr>
       <w:r>
         <w:rPr>
@@ -5103,7 +5566,8 @@
     </w:p>
     <w:p>
       <w:pPr>
-        <w:spacing w:line="360" w:lineRule="auto" w:after="120"/>
+        <w:spacing w:before="0" w:after="140" w:line="288" w:lineRule="auto"/>
+        <w:jc w:val="both"/>
       </w:pPr>
       <w:r>
         <w:rPr>
@@ -5115,7 +5579,8 @@
     </w:p>
     <w:p>
       <w:pPr>
-        <w:spacing w:line="360" w:lineRule="auto" w:after="120"/>
+        <w:spacing w:before="0" w:after="140" w:line="288" w:lineRule="auto"/>
+        <w:jc w:val="both"/>
       </w:pPr>
       <w:r>
         <w:rPr>
@@ -5127,7 +5592,8 @@
     </w:p>
     <w:p>
       <w:pPr>
-        <w:spacing w:line="360" w:lineRule="auto" w:after="120"/>
+        <w:spacing w:before="0" w:after="140" w:line="288" w:lineRule="auto"/>
+        <w:jc w:val="both"/>
       </w:pPr>
       <w:r>
         <w:rPr>
@@ -5139,7 +5605,8 @@
     </w:p>
     <w:p>
       <w:pPr>
-        <w:spacing w:line="360" w:lineRule="auto" w:after="120"/>
+        <w:spacing w:before="0" w:after="140" w:line="288" w:lineRule="auto"/>
+        <w:jc w:val="both"/>
       </w:pPr>
       <w:r>
         <w:rPr>
@@ -5151,7 +5618,8 @@
     </w:p>
     <w:p>
       <w:pPr>
-        <w:spacing w:line="360" w:lineRule="auto" w:after="120"/>
+        <w:spacing w:before="0" w:after="140" w:line="288" w:lineRule="auto"/>
+        <w:jc w:val="both"/>
       </w:pPr>
       <w:r>
         <w:rPr>
@@ -5163,7 +5631,8 @@
     </w:p>
     <w:p>
       <w:pPr>
-        <w:spacing w:line="360" w:lineRule="auto" w:after="120"/>
+        <w:spacing w:before="0" w:after="140" w:line="288" w:lineRule="auto"/>
+        <w:jc w:val="both"/>
       </w:pPr>
       <w:r>
         <w:rPr>
@@ -5175,8 +5644,31 @@
     </w:p>
     <w:sectPr>
       <w:pgSz w:w="11906" w:h="16838"/>
-      <w:pgMar w:top="1440" w:right="1440" w:bottom="1440" w:left="1440"/>
+      <w:pgMar w:top="1440" w:right="1418" w:bottom="1440" w:left="1418"/>
     </w:sectPr>
   </w:body>
 </w:document>
+</file>
+
+<file path=word/styles.xml><?xml version="1.0" encoding="utf-8"?>
+<w:styles xmlns:w="http://schemas.openxmlformats.org/wordprocessingml/2006/main">
+  <w:docDefaults>
+    <w:rPrDefault>
+      <w:rPr>
+        <w:rFonts w:ascii="Cambria" w:hAnsi="Cambria" w:cs="Cambria"/>
+        <w:sz w:val="22"/>
+        <w:szCs w:val="22"/>
+        <w:color w:val="1A1A1A"/>
+      </w:rPr>
+    </w:rPrDefault>
+    <w:pPrDefault>
+      <w:pPr>
+        <w:spacing w:after="140" w:line="288" w:lineRule="auto"/>
+      </w:pPr>
+    </w:pPrDefault>
+  </w:docDefaults>
+  <w:style w:type="paragraph" w:default="1" w:styleId="Normal">
+    <w:name w:val="Normal"/>
+  </w:style>
+</w:styles>
 </file>